--- a/QMS_Manual/BioTheraQMS1.1_05-31.docx
+++ b/QMS_Manual/BioTheraQMS1.1_05-31.docx
@@ -6871,12 +6871,21 @@
       </w:r>
       <w:r>
         <w:br/>
-        <w:t>Current operations are centered on research and development workflows supported through controlled experimental procedures, digital data management systems, and standardized documentation practices. BioThera utilizes platforms such as Benchling to support experimental execution, protocol standardization, data traceability, and future scalability of laboratory operations.</w:t>
+        <w:t xml:space="preserve">Current operations are centered on research and development workflows supported through controlled experimental procedures, digital data management systems, and standardized documentation practices. BioThera utilizes platforms such as </w:t>
+      </w:r>
+      <w:proofErr w:type="spellStart"/>
+      <w:r>
+        <w:t>Benchling</w:t>
+      </w:r>
+      <w:proofErr w:type="spellEnd"/>
+      <w:r>
+        <w:t xml:space="preserve"> to support experimental execution, protocol standardization, data traceability, and future scalability of laboratory operations.</w:t>
       </w:r>
       <w:r>
         <w:br/>
       </w:r>
       <w:r>
+        <w:lastRenderedPageBreak/>
         <w:br/>
         <w:t>As the organization continues to expand, BioThera Solutions intends to develop a scalable Quality Management System capable of supporting both current R&amp;D activities and future GMP-aligned manufacturing operations. The company recognizes quality management as a foundational component of scientific reproducibility, operational consistency, regulatory readiness, and long-term product development.</w:t>
       </w:r>
@@ -6920,10 +6929,18 @@
       </w:r>
       <w:r>
         <w:br/>
-        <w:t>This Quality Manual serves as the top-level governance document of the BioThera Solutions QMS. The manual defines the structure of the quality system and references the supporting Standard Operating Procedures (SOPs), work instructions, Benchling templates, quality records, and future electronic Quality Management System (</w:t>
+        <w:t xml:space="preserve">This Quality Manual serves as the top-level governance document of the BioThera Solutions QMS. The manual defines the structure of the quality system and references the supporting Standard Operating Procedures (SOPs), work instructions, </w:t>
       </w:r>
       <w:proofErr w:type="spellStart"/>
       <w:r>
+        <w:t>Benchling</w:t>
+      </w:r>
+      <w:proofErr w:type="spellEnd"/>
+      <w:r>
+        <w:t xml:space="preserve"> templates, quality records, and future electronic Quality Management System (</w:t>
+      </w:r>
+      <w:proofErr w:type="spellStart"/>
+      <w:r>
         <w:t>eQMS</w:t>
       </w:r>
       <w:proofErr w:type="spellEnd"/>
@@ -6935,7 +6952,15 @@
       </w:r>
       <w:r>
         <w:br/>
-        <w:t>The QMS architecture is intentionally designed to remain software-agnostic while supporting future integration into Benchling for research and development workflows and manufacturing-grade electronic quality systems for GMP operations. The system supports both paper-based and digital workflows during the organization’s current stage of growth.</w:t>
+        <w:t xml:space="preserve">The QMS architecture is intentionally designed to remain software-agnostic while supporting future integration into </w:t>
+      </w:r>
+      <w:proofErr w:type="spellStart"/>
+      <w:r>
+        <w:t>Benchling</w:t>
+      </w:r>
+      <w:proofErr w:type="spellEnd"/>
+      <w:r>
+        <w:t xml:space="preserve"> for research and development workflows and manufacturing-grade electronic quality systems for GMP operations. The system supports both paper-based and digital workflows during the organization’s current stage of growth.</w:t>
       </w:r>
       <w:r>
         <w:br/>
@@ -6972,14 +6997,26 @@
       </w:r>
       <w:r>
         <w:br/>
-        <w:t>The manual defines how quality processes are governed, documented, implemented, reviewed, and continuously improved across BioThera Solutions’ operations. It also establishes the relationship between the Quality Manual, supporting SOPs, work instructions, controlled forms, Benchling templates, experimental records, and quality oversight systems.</w:t>
+        <w:t xml:space="preserve">The manual defines how quality processes are governed, documented, implemented, reviewed, and continuously improved across BioThera Solutions’ operations. It also establishes the relationship between the Quality Manual, supporting SOPs, work instructions, controlled forms, </w:t>
+      </w:r>
+      <w:proofErr w:type="spellStart"/>
+      <w:r>
+        <w:t>Benchling</w:t>
+      </w:r>
+      <w:proofErr w:type="spellEnd"/>
+      <w:r>
+        <w:t xml:space="preserve"> templates, experimental records, and quality oversight systems.</w:t>
       </w:r>
       <w:r>
         <w:br/>
       </w:r>
       <w:r>
         <w:br/>
-        <w:t>The Quality Manual is intended to provide personnel, management, collaborators, customers, and future regulatory stakeholders with a clear understanding of the organization’s quality framework and operational governance structure. The document also supports future scalability toward GMP manufacturing readiness, electronic quality system integration, and regulatory compliance initiatives.</w:t>
+        <w:t xml:space="preserve">The Quality Manual is intended to provide personnel, management, collaborators, customers, and future regulatory stakeholders with a clear understanding of the organization’s quality framework and operational governance structure. The document also supports future </w:t>
+      </w:r>
+      <w:r>
+        <w:lastRenderedPageBreak/>
+        <w:t>scalability toward GMP manufacturing readiness, electronic quality system integration, and regulatory compliance initiatives.</w:t>
       </w:r>
       <w:r>
         <w:br/>
@@ -7199,6 +7236,9 @@
       </w:r>
       <w:r>
         <w:br/>
+      </w:r>
+      <w:r>
+        <w:lastRenderedPageBreak/>
         <w:t xml:space="preserve">Quality Assurance (QA): </w:t>
       </w:r>
       <w:r>
@@ -7275,25 +7315,383 @@
       <w:bookmarkEnd w:id="38"/>
     </w:p>
     <w:p>
+      <w:pPr>
+        <w:rPr>
+          <w:lang w:val="en-CA"/>
+        </w:rPr>
+      </w:pPr>
       <w:bookmarkStart w:id="39" w:name="_Toc229319772"/>
       <w:bookmarkStart w:id="40" w:name="_Toc229319872"/>
       <w:r>
-        <w:t>The BioThera Solutions Quality Management System (QMS) defines the policies, procedures, responsibilities, and operational controls required to support consistent and traceable research and development operations.</w:t>
+        <w:t xml:space="preserve">The </w:t>
+      </w:r>
+      <w:proofErr w:type="spellStart"/>
+      <w:r>
+        <w:t>BioThera</w:t>
+      </w:r>
+      <w:proofErr w:type="spellEnd"/>
+      <w:r>
+        <w:t xml:space="preserve"> Solutions Quality Management System (QMS) defines the policies, procedures, responsibilities, and operational controls required to support consistent and traceable research and development operations.</w:t>
       </w:r>
       <w:r>
         <w:br/>
       </w:r>
       <w:r>
-        <w:lastRenderedPageBreak/>
         <w:br/>
-        <w:t>The QMS is structured around controlled documentation, standardized workflows, quality oversight activities, and continuous improvement processes. The system is designed to support current R&amp;D operations while remaining scalable for future GMP manufacturing integration</w:t>
-      </w:r>
-      <w:r>
-        <w:t>.</w:t>
       </w:r>
       <w:bookmarkEnd w:id="39"/>
       <w:bookmarkEnd w:id="40"/>
+      <w:proofErr w:type="spellStart"/>
+      <w:r>
+        <w:rPr>
+          <w:lang w:val="en-CA"/>
+        </w:rPr>
+        <w:t>BioThera</w:t>
+      </w:r>
+      <w:proofErr w:type="spellEnd"/>
+      <w:r>
+        <w:rPr>
+          <w:lang w:val="en-CA"/>
+        </w:rPr>
+        <w:t xml:space="preserve"> Solutions </w:t>
+      </w:r>
+      <w:proofErr w:type="gramStart"/>
+      <w:r>
+        <w:rPr>
+          <w:lang w:val="en-CA"/>
+        </w:rPr>
+        <w:t>shall</w:t>
+      </w:r>
+      <w:proofErr w:type="gramEnd"/>
+      <w:r>
+        <w:rPr>
+          <w:lang w:val="en-CA"/>
+        </w:rPr>
+        <w:t xml:space="preserve"> establish, implement, maintain, and improve a QMS appropriate to the organization's current stage of development and future regulatory objectives. The QMS shall provide the framework for controlling quality-related processes, assigning responsibilities, maintaining records, monitoring performance, and supporting continuous improvement.</w:t>
+      </w:r>
     </w:p>
+    <w:p>
+      <w:pPr>
+        <w:rPr>
+          <w:lang w:val="en-CA"/>
+        </w:rPr>
+      </w:pPr>
+    </w:p>
+    <w:p>
+      <w:pPr>
+        <w:rPr>
+          <w:lang w:val="en-CA"/>
+        </w:rPr>
+      </w:pPr>
+      <w:r>
+        <w:rPr>
+          <w:lang w:val="en-CA"/>
+        </w:rPr>
+        <w:t>The organization shall identify the processes required for the QMS and define their sequence and interaction. These processes include, as applicable:</w:t>
+      </w:r>
+    </w:p>
+    <w:p>
+      <w:pPr>
+        <w:rPr>
+          <w:lang w:val="en-CA"/>
+        </w:rPr>
+      </w:pPr>
+    </w:p>
+    <w:p>
+      <w:pPr>
+        <w:rPr>
+          <w:lang w:val="en-CA"/>
+        </w:rPr>
+      </w:pPr>
+      <w:r>
+        <w:rPr>
+          <w:lang w:val="en-CA"/>
+        </w:rPr>
+        <w:t>- Management responsibility and quality planning</w:t>
+      </w:r>
+    </w:p>
+    <w:p>
+      <w:pPr>
+        <w:rPr>
+          <w:lang w:val="en-CA"/>
+        </w:rPr>
+      </w:pPr>
+      <w:r>
+        <w:rPr>
+          <w:lang w:val="en-CA"/>
+        </w:rPr>
+        <w:t>- Document and record control</w:t>
+      </w:r>
+    </w:p>
+    <w:p>
+      <w:pPr>
+        <w:rPr>
+          <w:lang w:val="en-CA"/>
+        </w:rPr>
+      </w:pPr>
+      <w:r>
+        <w:rPr>
+          <w:lang w:val="en-CA"/>
+        </w:rPr>
+        <w:t>- Training and competency</w:t>
+      </w:r>
+    </w:p>
+    <w:p>
+      <w:pPr>
+        <w:rPr>
+          <w:lang w:val="en-CA"/>
+        </w:rPr>
+      </w:pPr>
+      <w:r>
+        <w:rPr>
+          <w:lang w:val="en-CA"/>
+        </w:rPr>
+        <w:t>- Experimental protocol management</w:t>
+      </w:r>
+    </w:p>
+    <w:p>
+      <w:pPr>
+        <w:rPr>
+          <w:lang w:val="en-CA"/>
+        </w:rPr>
+      </w:pPr>
+      <w:r>
+        <w:rPr>
+          <w:lang w:val="en-CA"/>
+        </w:rPr>
+        <w:t>- Benchling-supported experiment execution and data capture</w:t>
+      </w:r>
+    </w:p>
+    <w:p>
+      <w:pPr>
+        <w:rPr>
+          <w:lang w:val="en-CA"/>
+        </w:rPr>
+      </w:pPr>
+      <w:r>
+        <w:rPr>
+          <w:lang w:val="en-CA"/>
+        </w:rPr>
+        <w:t>- Sample identification and traceability</w:t>
+      </w:r>
+    </w:p>
+    <w:p>
+      <w:pPr>
+        <w:rPr>
+          <w:lang w:val="en-CA"/>
+        </w:rPr>
+      </w:pPr>
+      <w:r>
+        <w:rPr>
+          <w:lang w:val="en-CA"/>
+        </w:rPr>
+        <w:t>- Inventory, materials, and SDS management</w:t>
+      </w:r>
+    </w:p>
+    <w:p>
+      <w:pPr>
+        <w:rPr>
+          <w:lang w:val="en-CA"/>
+        </w:rPr>
+      </w:pPr>
+      <w:r>
+        <w:rPr>
+          <w:lang w:val="en-CA"/>
+        </w:rPr>
+        <w:t>- Equipment and facilities management</w:t>
+      </w:r>
+    </w:p>
+    <w:p>
+      <w:pPr>
+        <w:rPr>
+          <w:lang w:val="en-CA"/>
+        </w:rPr>
+      </w:pPr>
+      <w:r>
+        <w:rPr>
+          <w:lang w:val="en-CA"/>
+        </w:rPr>
+        <w:t>- Supplier and purchasing control</w:t>
+      </w:r>
+    </w:p>
+    <w:p>
+      <w:pPr>
+        <w:rPr>
+          <w:lang w:val="en-CA"/>
+        </w:rPr>
+      </w:pPr>
+      <w:r>
+        <w:rPr>
+          <w:lang w:val="en-CA"/>
+        </w:rPr>
+        <w:t>- Quality control testing and product characterization</w:t>
+      </w:r>
+    </w:p>
+    <w:p>
+      <w:pPr>
+        <w:rPr>
+          <w:lang w:val="en-CA"/>
+        </w:rPr>
+      </w:pPr>
+      <w:r>
+        <w:rPr>
+          <w:lang w:val="en-CA"/>
+        </w:rPr>
+        <w:t>- Deviation, nonconformance, CAPA, and continuous improvement</w:t>
+      </w:r>
+    </w:p>
+    <w:p>
+      <w:pPr>
+        <w:rPr>
+          <w:lang w:val="en-CA"/>
+        </w:rPr>
+      </w:pPr>
+      <w:r>
+        <w:rPr>
+          <w:lang w:val="en-CA"/>
+        </w:rPr>
+        <w:t>- Internal audit and management review</w:t>
+      </w:r>
+    </w:p>
+    <w:p>
+      <w:pPr>
+        <w:rPr>
+          <w:lang w:val="en-CA"/>
+        </w:rPr>
+      </w:pPr>
+      <w:r>
+        <w:rPr>
+          <w:lang w:val="en-CA"/>
+        </w:rPr>
+        <w:t>- Future GMP manufacturing integration</w:t>
+      </w:r>
+    </w:p>
+    <w:p>
+      <w:pPr>
+        <w:rPr>
+          <w:lang w:val="en-CA"/>
+        </w:rPr>
+      </w:pPr>
+    </w:p>
+    <w:p>
+      <w:pPr>
+        <w:rPr>
+          <w:lang w:val="en-CA"/>
+        </w:rPr>
+      </w:pPr>
+      <w:proofErr w:type="spellStart"/>
+      <w:r>
+        <w:rPr>
+          <w:lang w:val="en-CA"/>
+        </w:rPr>
+        <w:t>BioThera</w:t>
+      </w:r>
+      <w:proofErr w:type="spellEnd"/>
+      <w:r>
+        <w:rPr>
+          <w:lang w:val="en-CA"/>
+        </w:rPr>
+        <w:t xml:space="preserve"> Solutions shall define criteria and methods needed to ensure that these processes are performed under controlled conditions. Controlled conditions may include approved procedures, qualified personnel, current templates, documented records, defined review points, traceable materials, controlled access to information, and quality oversight appropriate to the activity.</w:t>
+      </w:r>
+    </w:p>
+    <w:p>
+      <w:pPr>
+        <w:rPr>
+          <w:lang w:val="en-CA"/>
+        </w:rPr>
+      </w:pPr>
+    </w:p>
+    <w:p>
+      <w:pPr>
+        <w:rPr>
+          <w:lang w:val="en-CA"/>
+        </w:rPr>
+      </w:pPr>
+      <w:r>
+        <w:rPr>
+          <w:lang w:val="en-CA"/>
+        </w:rPr>
+        <w:lastRenderedPageBreak/>
+        <w:t xml:space="preserve">The effectiveness of the QMS shall be monitored through management review, internal review of records, training status, document review status, audit activities, deviation and CAPA tracking, inventory review, data integrity checks, and other quality indicators established by management. Where monitoring identifies gaps, risks, or process failures, </w:t>
+      </w:r>
+      <w:proofErr w:type="spellStart"/>
+      <w:r>
+        <w:rPr>
+          <w:lang w:val="en-CA"/>
+        </w:rPr>
+        <w:t>BioThera</w:t>
+      </w:r>
+      <w:proofErr w:type="spellEnd"/>
+      <w:r>
+        <w:rPr>
+          <w:lang w:val="en-CA"/>
+        </w:rPr>
+        <w:t xml:space="preserve"> Solutions shall assign corrective, preventive, or improvement actions and track them to completion.</w:t>
+      </w:r>
+    </w:p>
+    <w:p>
+      <w:pPr>
+        <w:rPr>
+          <w:lang w:val="en-CA"/>
+        </w:rPr>
+      </w:pPr>
+    </w:p>
+    <w:p>
+      <w:pPr>
+        <w:rPr>
+          <w:lang w:val="en-CA"/>
+        </w:rPr>
+      </w:pPr>
+      <w:r>
+        <w:rPr>
+          <w:lang w:val="en-CA"/>
+        </w:rPr>
+        <w:t xml:space="preserve">The QMS shall remain scalable and software agnostic. </w:t>
+      </w:r>
+      <w:proofErr w:type="gramStart"/>
+      <w:r>
+        <w:rPr>
+          <w:lang w:val="en-CA"/>
+        </w:rPr>
+        <w:t>Paper-based records,</w:t>
+      </w:r>
+      <w:proofErr w:type="gramEnd"/>
+      <w:r>
+        <w:rPr>
+          <w:lang w:val="en-CA"/>
+        </w:rPr>
+        <w:t xml:space="preserve"> controlled electronic files, </w:t>
+      </w:r>
+      <w:proofErr w:type="spellStart"/>
+      <w:r>
+        <w:rPr>
+          <w:lang w:val="en-CA"/>
+        </w:rPr>
+        <w:t>Benchling</w:t>
+      </w:r>
+      <w:proofErr w:type="spellEnd"/>
+      <w:r>
+        <w:rPr>
+          <w:lang w:val="en-CA"/>
+        </w:rPr>
+        <w:t xml:space="preserve"> records, and future </w:t>
+      </w:r>
+      <w:proofErr w:type="spellStart"/>
+      <w:r>
+        <w:rPr>
+          <w:lang w:val="en-CA"/>
+        </w:rPr>
+        <w:t>eQMS</w:t>
+      </w:r>
+      <w:proofErr w:type="spellEnd"/>
+      <w:r>
+        <w:rPr>
+          <w:lang w:val="en-CA"/>
+        </w:rPr>
+        <w:t xml:space="preserve"> records may be used, provided that the applicable controls for approval, traceability, retention, access, and data integrity are maintained.</w:t>
+      </w:r>
+    </w:p>
+    <w:p/>
     <w:p>
       <w:pPr>
         <w:pStyle w:val="Heading2"/>
@@ -7311,8 +7709,13 @@
       <w:bookmarkEnd w:id="44"/>
     </w:p>
     <w:p>
-      <w:r>
-        <w:t>BioThera Solutions maintains a hierarchical documentation structure to ensure that quality-related information is organized, controlled, and traceable throughout the organization.</w:t>
+      <w:proofErr w:type="spellStart"/>
+      <w:r>
+        <w:t>BioThera</w:t>
+      </w:r>
+      <w:proofErr w:type="spellEnd"/>
+      <w:r>
+        <w:t xml:space="preserve"> Solutions maintains a hierarchical documentation structure to ensure that quality-related information is organized, controlled, and traceable throughout the organization.</w:t>
       </w:r>
       <w:r>
         <w:br/>
@@ -7327,7 +7730,15 @@
       </w:r>
       <w:r>
         <w:br/>
-        <w:t xml:space="preserve">Level 3 – Work Instructions and Benchling Templates </w:t>
+        <w:t xml:space="preserve">Level 3 – Work Instructions and </w:t>
+      </w:r>
+      <w:proofErr w:type="spellStart"/>
+      <w:r>
+        <w:t>Benchling</w:t>
+      </w:r>
+      <w:proofErr w:type="spellEnd"/>
+      <w:r>
+        <w:t xml:space="preserve"> Templates </w:t>
       </w:r>
       <w:r>
         <w:br/>
@@ -7351,79 +7762,366 @@
       <w:bookmarkEnd w:id="48"/>
     </w:p>
     <w:p>
-      <w:bookmarkStart w:id="49" w:name="_Toc229319777"/>
-      <w:bookmarkStart w:id="50" w:name="_Toc229319877"/>
-      <w:r>
-        <w:t>This Quality Manual serves as the top-level governance document of the BioThera Solutions Quality Management System. The manual defines the structure of the quality system, organizational responsibilities, and the relationship between supporting quality documents</w:t>
-      </w:r>
-      <w:r>
-        <w:t>.</w:t>
-      </w:r>
-      <w:bookmarkEnd w:id="49"/>
-      <w:bookmarkEnd w:id="50"/>
+      <w:r>
+        <w:t xml:space="preserve">This Quality Manual is the top-level controlled document for the </w:t>
+      </w:r>
+      <w:proofErr w:type="spellStart"/>
+      <w:r>
+        <w:t>BioThera</w:t>
+      </w:r>
+      <w:proofErr w:type="spellEnd"/>
+      <w:r>
+        <w:t xml:space="preserve"> Solutions QMS. The manual defines the quality system architecture, applicable quality principles, organizational responsibilities, document hierarchy, governance expectations, and relationship between supporting procedures and records.</w:t>
+      </w:r>
+    </w:p>
+    <w:p/>
+    <w:p>
+      <w:r>
+        <w:t>The Quality Manual shall be reviewed at least annually during management review and formally reviewed as a controlled document at least every two years. Earlier review shall be required when significant changes occur, including changes to organizational structure, regulated activities, product development stage, manufacturing plans, electronic systems, applicable standards, audit findings, or CAPA outcomes.</w:t>
+      </w:r>
+    </w:p>
+    <w:p/>
+    <w:p>
+      <w:r>
+        <w:t>Revisions to the Quality Manual shall be reviewed and approved by authorized management and quality personnel before release. Superseded versions shall be archived or otherwise controlled to prevent unintended use.</w:t>
+      </w:r>
     </w:p>
     <w:p>
       <w:pPr>
         <w:pStyle w:val="Heading3"/>
       </w:pPr>
-      <w:bookmarkStart w:id="51" w:name="_Toc229319778"/>
-      <w:bookmarkStart w:id="52" w:name="_Toc229319878"/>
-      <w:bookmarkStart w:id="53" w:name="_Toc229392141"/>
-      <w:bookmarkStart w:id="54" w:name="_Toc229488812"/>
-      <w:r>
-        <w:t>SOPs and Procedures</w:t>
-      </w:r>
+      <w:bookmarkStart w:id="49" w:name="_Toc229319778"/>
+      <w:bookmarkStart w:id="50" w:name="_Toc229319878"/>
+      <w:bookmarkStart w:id="51" w:name="_Toc229392141"/>
+      <w:bookmarkStart w:id="52" w:name="_Toc229488812"/>
+      <w:r>
+        <w:t xml:space="preserve">Standard Operating </w:t>
+      </w:r>
+      <w:r>
+        <w:t>Procedures</w:t>
+      </w:r>
+      <w:bookmarkEnd w:id="49"/>
+      <w:bookmarkEnd w:id="50"/>
       <w:bookmarkEnd w:id="51"/>
       <w:bookmarkEnd w:id="52"/>
-      <w:bookmarkEnd w:id="53"/>
-      <w:bookmarkEnd w:id="54"/>
+      <w:r>
+        <w:t xml:space="preserve"> (SOP</w:t>
+      </w:r>
+      <w:r>
+        <w:t>s)</w:t>
+      </w:r>
     </w:p>
     <w:p>
-      <w:r>
-        <w:t>Standard Operating Procedures (SOPs) define the controlled processes used throughout the organization. SOPs describe workflows, responsibilities, approvals, operational controls, and review requirements associated with quality-related activities.</w:t>
+      <w:proofErr w:type="spellStart"/>
+      <w:r>
+        <w:t>BioThera</w:t>
+      </w:r>
+      <w:proofErr w:type="spellEnd"/>
+      <w:r>
+        <w:t xml:space="preserve"> Solutions shall maintain SOPs and procedures where documented controls are required to ensure consistent execution, traceability, safety, data integrity, or quality oversight. SOPs shall define the purpose, scope, responsibilities, process requirements, required records, and review expectations for controlled activities.</w:t>
       </w:r>
     </w:p>
     <w:p/>
     <w:p>
       <w:r>
-        <w:t>SOPs may include research workflows, extracellular vesicle isolation procedures, formulation activities, equipment operation, inventory management, quality control activities, training requirements, and future manufacturing-related processes.</w:t>
+        <w:t xml:space="preserve">SOPs shall be developed and implemented for quality-affecting processes, including document control, record control, training, SDS management, inventory management, experimental protocol management, </w:t>
+      </w:r>
+      <w:proofErr w:type="spellStart"/>
+      <w:r>
+        <w:t>Benchling</w:t>
+      </w:r>
+      <w:proofErr w:type="spellEnd"/>
+      <w:r>
+        <w:t xml:space="preserve"> usage, sample traceability, supplier control, deviation management, CAPA, internal audits, equipment management, and future manufacturing workflows.</w:t>
+      </w:r>
+    </w:p>
+    <w:p/>
+    <w:p>
+      <w:r>
+        <w:t xml:space="preserve">Each SOP shall have a document number, title, version, effective date, owner, approval status, revision history, and review frequency. SOPs </w:t>
+      </w:r>
+      <w:proofErr w:type="gramStart"/>
+      <w:r>
+        <w:t>shall</w:t>
+      </w:r>
+      <w:proofErr w:type="gramEnd"/>
+      <w:r>
+        <w:t xml:space="preserve"> be approved before use and shall be available to personnel who perform or oversee the applicable activities.</w:t>
+      </w:r>
+    </w:p>
+    <w:p/>
+    <w:p>
+      <w:r>
+        <w:t>SOPs shall be reviewed at least every two years or sooner when process changes, deviations, CAPA actions, audit findings, training needs, regulatory expectations, or system changes indicate that revision may be required.</w:t>
       </w:r>
     </w:p>
     <w:p>
       <w:pPr>
         <w:pStyle w:val="Heading3"/>
       </w:pPr>
-      <w:bookmarkStart w:id="55" w:name="_Toc229319780"/>
-      <w:bookmarkStart w:id="56" w:name="_Toc229319880"/>
-      <w:bookmarkStart w:id="57" w:name="_Toc229392142"/>
-      <w:bookmarkStart w:id="58" w:name="_Toc229488813"/>
-      <w:r>
-        <w:t>Work Instructions and Benchling Templates</w:t>
-      </w:r>
+      <w:bookmarkStart w:id="53" w:name="_Toc229319780"/>
+      <w:bookmarkStart w:id="54" w:name="_Toc229319880"/>
+      <w:bookmarkStart w:id="55" w:name="_Toc229392142"/>
+      <w:bookmarkStart w:id="56" w:name="_Toc229488813"/>
+      <w:r>
+        <w:t xml:space="preserve">Work Instructions and </w:t>
+      </w:r>
+      <w:proofErr w:type="spellStart"/>
+      <w:r>
+        <w:t>Benchling</w:t>
+      </w:r>
+      <w:proofErr w:type="spellEnd"/>
+      <w:r>
+        <w:t xml:space="preserve"> Templates</w:t>
+      </w:r>
+      <w:bookmarkEnd w:id="53"/>
+      <w:bookmarkEnd w:id="54"/>
       <w:bookmarkEnd w:id="55"/>
       <w:bookmarkEnd w:id="56"/>
-      <w:bookmarkEnd w:id="57"/>
-      <w:bookmarkEnd w:id="58"/>
+      <w:r>
+        <w:t xml:space="preserve"> ***</w:t>
+      </w:r>
+    </w:p>
+    <w:p/>
+    <w:p>
+      <w:r>
+        <w:t>Work Instructions provide detailed task-level guidance for specific operational activities. Benching templates provide standardized structures for experimental execution, data capture, and protocol documentation.</w:t>
+      </w:r>
+    </w:p>
+    <w:p/>
+    <w:p>
+      <w:r>
+        <w:t>Templates and work instructions may include:</w:t>
+      </w:r>
+    </w:p>
+    <w:p/>
+    <w:p>
+      <w:r>
+        <w:t>- Experimental protocol templates</w:t>
+      </w:r>
     </w:p>
     <w:p>
-      <w:bookmarkStart w:id="59" w:name="_Toc229319781"/>
-      <w:bookmarkStart w:id="60" w:name="_Toc229319881"/>
-      <w:r>
-        <w:t>placeholder.</w:t>
-      </w:r>
-      <w:bookmarkEnd w:id="59"/>
-      <w:bookmarkEnd w:id="60"/>
+      <w:r>
+        <w:t>- Equipment operation instructions</w:t>
+      </w:r>
+    </w:p>
+    <w:p>
+      <w:r>
+        <w:t>- Sample processing instructions</w:t>
+      </w:r>
+    </w:p>
+    <w:p>
+      <w:r>
+        <w:t>- Inventory templates</w:t>
+      </w:r>
+    </w:p>
+    <w:p>
+      <w:r>
+        <w:t>- Batch record templates</w:t>
+      </w:r>
+    </w:p>
+    <w:p>
+      <w:r>
+        <w:t>- Certificate of Analysis (COA) templates</w:t>
+      </w:r>
+    </w:p>
+    <w:p>
+      <w:r>
+        <w:t>- Training templates</w:t>
+      </w:r>
+    </w:p>
+    <w:p/>
+    <w:p>
+      <w:r>
+        <w:t>Work instructions and templates are maintained as controlled documents and are reviewed periodically to ensure continued suitability and operational consistency.</w:t>
+      </w:r>
     </w:p>
     <w:p>
       <w:pPr>
         <w:pStyle w:val="Heading3"/>
       </w:pPr>
-      <w:bookmarkStart w:id="61" w:name="_Toc229319782"/>
-      <w:bookmarkStart w:id="62" w:name="_Toc229319882"/>
-      <w:bookmarkStart w:id="63" w:name="_Toc229392143"/>
-      <w:bookmarkStart w:id="64" w:name="_Toc229488814"/>
+      <w:bookmarkStart w:id="57" w:name="_Toc229319782"/>
+      <w:bookmarkStart w:id="58" w:name="_Toc229319882"/>
+      <w:bookmarkStart w:id="59" w:name="_Toc229392143"/>
+      <w:bookmarkStart w:id="60" w:name="_Toc229488814"/>
       <w:r>
         <w:t>Control of Documents</w:t>
+      </w:r>
+      <w:bookmarkEnd w:id="57"/>
+      <w:bookmarkEnd w:id="58"/>
+      <w:bookmarkEnd w:id="59"/>
+      <w:bookmarkEnd w:id="60"/>
+    </w:p>
+    <w:p>
+      <w:r>
+        <w:t>Controlled documents are reviewed, approved, distributed, revised, and archived using defined document control practices. Document versioning, approval status, revision history, and controlled access are maintained to ensure personnel are using current and approved documentation.</w:t>
+      </w:r>
+    </w:p>
+    <w:p/>
+    <w:p>
+      <w:r>
+        <w:t>Documents are periodically reviewed to maintain accuracy, operational relevance, and alignment with quality requirements.</w:t>
+      </w:r>
+    </w:p>
+    <w:p>
+      <w:pPr>
+        <w:rPr>
+          <w:lang w:val="en-CA"/>
+        </w:rPr>
+      </w:pPr>
+    </w:p>
+    <w:p>
+      <w:pPr>
+        <w:rPr>
+          <w:lang w:val="en-CA"/>
+        </w:rPr>
+      </w:pPr>
+      <w:r>
+        <w:rPr>
+          <w:lang w:val="en-CA"/>
+        </w:rPr>
+        <w:t>BioThera Solutions maintains a document control process to ensure that current, approved versions of controlled documents are available at points of use.</w:t>
+      </w:r>
+    </w:p>
+    <w:p>
+      <w:pPr>
+        <w:rPr>
+          <w:lang w:val="en-CA"/>
+        </w:rPr>
+      </w:pPr>
+      <w:r>
+        <w:rPr>
+          <w:lang w:val="en-CA"/>
+        </w:rPr>
+        <w:t>Controlled documents shall:</w:t>
+      </w:r>
+    </w:p>
+    <w:p>
+      <w:pPr>
+        <w:numPr>
+          <w:ilvl w:val="0"/>
+          <w:numId w:val="31"/>
+        </w:numPr>
+        <w:rPr>
+          <w:lang w:val="en-CA"/>
+        </w:rPr>
+      </w:pPr>
+      <w:r>
+        <w:rPr>
+          <w:lang w:val="en-CA"/>
+        </w:rPr>
+        <w:t>possess a unique identifier;</w:t>
+      </w:r>
+    </w:p>
+    <w:p>
+      <w:pPr>
+        <w:numPr>
+          <w:ilvl w:val="0"/>
+          <w:numId w:val="31"/>
+        </w:numPr>
+        <w:rPr>
+          <w:lang w:val="en-CA"/>
+        </w:rPr>
+      </w:pPr>
+      <w:r>
+        <w:rPr>
+          <w:lang w:val="en-CA"/>
+        </w:rPr>
+        <w:t>include revision numbers and effective dates;</w:t>
+      </w:r>
+    </w:p>
+    <w:p>
+      <w:pPr>
+        <w:numPr>
+          <w:ilvl w:val="0"/>
+          <w:numId w:val="31"/>
+        </w:numPr>
+        <w:rPr>
+          <w:lang w:val="en-CA"/>
+        </w:rPr>
+      </w:pPr>
+      <w:r>
+        <w:rPr>
+          <w:lang w:val="en-CA"/>
+        </w:rPr>
+        <w:t>undergo review and approval prior to issuance;</w:t>
+      </w:r>
+    </w:p>
+    <w:p>
+      <w:pPr>
+        <w:numPr>
+          <w:ilvl w:val="0"/>
+          <w:numId w:val="31"/>
+        </w:numPr>
+        <w:rPr>
+          <w:lang w:val="en-CA"/>
+        </w:rPr>
+      </w:pPr>
+      <w:r>
+        <w:rPr>
+          <w:lang w:val="en-CA"/>
+        </w:rPr>
+        <w:t>maintain revision histories;</w:t>
+      </w:r>
+    </w:p>
+    <w:p>
+      <w:pPr>
+        <w:numPr>
+          <w:ilvl w:val="0"/>
+          <w:numId w:val="31"/>
+        </w:numPr>
+        <w:rPr>
+          <w:lang w:val="en-CA"/>
+        </w:rPr>
+      </w:pPr>
+      <w:r>
+        <w:rPr>
+          <w:lang w:val="en-CA"/>
+        </w:rPr>
+        <w:t>be periodically reviewed for continued suitability; and</w:t>
+      </w:r>
+    </w:p>
+    <w:p>
+      <w:pPr>
+        <w:numPr>
+          <w:ilvl w:val="0"/>
+          <w:numId w:val="31"/>
+        </w:numPr>
+        <w:rPr>
+          <w:lang w:val="en-CA"/>
+        </w:rPr>
+      </w:pPr>
+      <w:r>
+        <w:rPr>
+          <w:lang w:val="en-CA"/>
+        </w:rPr>
+        <w:t>be archived following obsolescence.</w:t>
+      </w:r>
+    </w:p>
+    <w:p>
+      <w:pPr>
+        <w:rPr>
+          <w:lang w:val="en-CA"/>
+        </w:rPr>
+      </w:pPr>
+      <w:r>
+        <w:rPr>
+          <w:lang w:val="en-CA"/>
+        </w:rPr>
+        <w:t>Obsolete documents shall be removed from active use and retained in an archive when required.</w:t>
+      </w:r>
+    </w:p>
+    <w:p/>
+    <w:p>
+      <w:pPr>
+        <w:pStyle w:val="Heading3"/>
+      </w:pPr>
+      <w:bookmarkStart w:id="61" w:name="_Toc229319784"/>
+      <w:bookmarkStart w:id="62" w:name="_Toc229319884"/>
+      <w:bookmarkStart w:id="63" w:name="_Toc229392144"/>
+      <w:bookmarkStart w:id="64" w:name="_Toc229488815"/>
+      <w:r>
+        <w:t>Control of Records</w:t>
       </w:r>
       <w:bookmarkEnd w:id="61"/>
       <w:bookmarkEnd w:id="62"/>
@@ -7431,26 +8129,162 @@
       <w:bookmarkEnd w:id="64"/>
     </w:p>
     <w:p>
-      <w:r>
-        <w:t>Controlled documents are reviewed, approved, distributed, revised, and archived using defined document control practices. Document versioning, approval status, revision history, and controlled access are maintained to ensure personnel are using current and approved documentation.</w:t>
+      <w:proofErr w:type="spellStart"/>
+      <w:r>
+        <w:t>BioThera</w:t>
+      </w:r>
+      <w:proofErr w:type="spellEnd"/>
+      <w:r>
+        <w:t xml:space="preserve"> Solutions shall control documents required by the QMS to ensure that current, approved, and appropriate documents are available at points of use. Controlled documents shall be reviewed, approved, issued, revised, and archived in accordance with defined document control practices.</w:t>
       </w:r>
     </w:p>
     <w:p/>
     <w:p>
       <w:r>
-        <w:t>Documents are periodically reviewed to maintain accuracy, operational relevance, and alignment with quality requirements.</w:t>
+        <w:lastRenderedPageBreak/>
+        <w:t>Controlled documents shall include, as applicable:</w:t>
+      </w:r>
+    </w:p>
+    <w:p/>
+    <w:p>
+      <w:r>
+        <w:t>- Quality Manual</w:t>
+      </w:r>
+    </w:p>
+    <w:p>
+      <w:r>
+        <w:t>- SOPs and procedures</w:t>
+      </w:r>
+    </w:p>
+    <w:p>
+      <w:r>
+        <w:t>- Work instructions</w:t>
+      </w:r>
+    </w:p>
+    <w:p>
+      <w:r>
+        <w:t>- Forms and templates</w:t>
+      </w:r>
+    </w:p>
+    <w:p>
+      <w:r>
+        <w:t xml:space="preserve">- </w:t>
+      </w:r>
+      <w:proofErr w:type="spellStart"/>
+      <w:r>
+        <w:t>Benchling</w:t>
+      </w:r>
+      <w:proofErr w:type="spellEnd"/>
+      <w:r>
+        <w:t xml:space="preserve"> templates used for controlled activities</w:t>
+      </w:r>
+    </w:p>
+    <w:p>
+      <w:r>
+        <w:t>- Approved protocols</w:t>
+      </w:r>
+    </w:p>
+    <w:p>
+      <w:r>
+        <w:t>- Policies and quality plans</w:t>
+      </w:r>
+    </w:p>
+    <w:p>
+      <w:r>
+        <w:t>- External documents determined to be necessary for QMS operation</w:t>
+      </w:r>
+    </w:p>
+    <w:p/>
+    <w:p>
+      <w:r>
+        <w:t>Document control shall ensure that:</w:t>
+      </w:r>
+    </w:p>
+    <w:p/>
+    <w:p>
+      <w:r>
+        <w:t>- Documents are reviewed and approved by authorized personnel before release.</w:t>
+      </w:r>
+    </w:p>
+    <w:p>
+      <w:r>
+        <w:t>- Current versions are identifiable and available to intended users.</w:t>
+      </w:r>
+    </w:p>
+    <w:p>
+      <w:r>
+        <w:t>- Changes are reviewed, justified where appropriate, and approved before implementation.</w:t>
+      </w:r>
+    </w:p>
+    <w:p>
+      <w:r>
+        <w:t>- Revision history is maintained.</w:t>
+      </w:r>
+    </w:p>
+    <w:p>
+      <w:r>
+        <w:t>- Obsolete documents are removed from active use or clearly identified as obsolete.</w:t>
+      </w:r>
+    </w:p>
+    <w:p>
+      <w:r>
+        <w:t xml:space="preserve">- External documents are identified and </w:t>
+      </w:r>
+      <w:r>
+        <w:t>checked</w:t>
+      </w:r>
+      <w:r>
+        <w:t xml:space="preserve"> when they are required for quality-affecting activities.</w:t>
+      </w:r>
+    </w:p>
+    <w:p>
+      <w:r>
+        <w:t xml:space="preserve">- Personnel are trained </w:t>
+      </w:r>
+      <w:r>
+        <w:t>in</w:t>
+      </w:r>
+      <w:r>
+        <w:t xml:space="preserve"> new or revised documents when the change affects assigned responsibilities.</w:t>
+      </w:r>
+    </w:p>
+    <w:p/>
+    <w:p>
+      <w:r>
+        <w:t xml:space="preserve">Document control may be maintained through a controlled index, document master list, electronic folder permissions, controlled PDFs, paper binders, </w:t>
+      </w:r>
+      <w:proofErr w:type="spellStart"/>
+      <w:r>
+        <w:t>Benchling</w:t>
+      </w:r>
+      <w:proofErr w:type="spellEnd"/>
+      <w:r>
+        <w:t xml:space="preserve"> controls, or future </w:t>
+      </w:r>
+      <w:proofErr w:type="spellStart"/>
+      <w:r>
+        <w:t>eQMS</w:t>
+      </w:r>
+      <w:proofErr w:type="spellEnd"/>
+      <w:r>
+        <w:t xml:space="preserve"> functionality. Regardless of system used, document ownership, approval status, version control, and archival expectations shall remain defined.</w:t>
       </w:r>
     </w:p>
     <w:p>
       <w:pPr>
-        <w:pStyle w:val="Heading3"/>
+        <w:pStyle w:val="Heading2"/>
       </w:pPr>
-      <w:bookmarkStart w:id="65" w:name="_Toc229319784"/>
-      <w:bookmarkStart w:id="66" w:name="_Toc229319884"/>
-      <w:bookmarkStart w:id="67" w:name="_Toc229392144"/>
-      <w:bookmarkStart w:id="68" w:name="_Toc229488815"/>
-      <w:r>
-        <w:t>Control of Records</w:t>
+      <w:bookmarkStart w:id="65" w:name="_Toc229319786"/>
+      <w:bookmarkStart w:id="66" w:name="_Toc229319886"/>
+      <w:bookmarkStart w:id="67" w:name="_Toc229392145"/>
+      <w:bookmarkStart w:id="68" w:name="_Toc229488816"/>
+      <w:proofErr w:type="spellStart"/>
+      <w:r>
+        <w:t>Benchling</w:t>
+      </w:r>
+      <w:proofErr w:type="spellEnd"/>
+      <w:r>
+        <w:t xml:space="preserve"> System Architecture</w:t>
       </w:r>
       <w:bookmarkEnd w:id="65"/>
       <w:bookmarkEnd w:id="66"/>
@@ -7458,31 +8292,135 @@
       <w:bookmarkEnd w:id="68"/>
     </w:p>
     <w:p>
-      <w:r>
-        <w:t>Quality records and experimental records are maintained to provide evidence of operational activities, training completion, protocol execution, quality review activities, and system oversight.</w:t>
+      <w:proofErr w:type="spellStart"/>
+      <w:r>
+        <w:t>Benchling</w:t>
+      </w:r>
+      <w:proofErr w:type="spellEnd"/>
+      <w:r>
+        <w:t xml:space="preserve"> is intended to serve as the primary research and development platform for experimental documentation, protocol organization, sample traceability, inventory support, and scientific data capture. </w:t>
+      </w:r>
+      <w:proofErr w:type="spellStart"/>
+      <w:r>
+        <w:t>BioThera</w:t>
+      </w:r>
+      <w:proofErr w:type="spellEnd"/>
+      <w:r>
+        <w:t xml:space="preserve"> Solutions shall configure and use </w:t>
+      </w:r>
+      <w:proofErr w:type="spellStart"/>
+      <w:r>
+        <w:t>Benchling</w:t>
+      </w:r>
+      <w:proofErr w:type="spellEnd"/>
+      <w:r>
+        <w:t xml:space="preserve"> in a manner that supports the QMS documentation hierarchy and preserves traceability between projects, protocols, experiments, samples, materials, and records.</w:t>
       </w:r>
     </w:p>
     <w:p/>
     <w:p>
-      <w:r>
-        <w:t>Records may include experimental records, training records, inventory logs, audit records, deviation reports, batch-related documentation, and quality review records. Records are maintained in a manner that supports traceability, accountability, and future regulatory readiness.</w:t>
+      <w:proofErr w:type="spellStart"/>
+      <w:r>
+        <w:t>Benchling</w:t>
+      </w:r>
+      <w:proofErr w:type="spellEnd"/>
+      <w:r>
+        <w:t xml:space="preserve"> shall be organized using defined structures that support controlled and retrievable information. The intended architecture may include:</w:t>
+      </w:r>
+    </w:p>
+    <w:p/>
+    <w:p>
+      <w:r>
+        <w:t>- Projects</w:t>
+      </w:r>
+    </w:p>
+    <w:p>
+      <w:r>
+        <w:t>- Protocols</w:t>
+      </w:r>
+    </w:p>
+    <w:p>
+      <w:r>
+        <w:t>- Experiments</w:t>
+      </w:r>
+    </w:p>
+    <w:p>
+      <w:r>
+        <w:t>- Templates</w:t>
+      </w:r>
+    </w:p>
+    <w:p>
+      <w:r>
+        <w:t>- Inventory</w:t>
+      </w:r>
+    </w:p>
+    <w:p>
+      <w:r>
+        <w:t>- Training</w:t>
+      </w:r>
+    </w:p>
+    <w:p>
+      <w:r>
+        <w:t>- Archived records</w:t>
+      </w:r>
+    </w:p>
+    <w:p/>
+    <w:p>
+      <w:proofErr w:type="spellStart"/>
+      <w:r>
+        <w:t>BioThera</w:t>
+      </w:r>
+      <w:proofErr w:type="spellEnd"/>
+      <w:r>
+        <w:t xml:space="preserve"> Solutions shall define naming conventions, metadata expectations, access practices, review expectations, and archival practices for </w:t>
+      </w:r>
+      <w:proofErr w:type="spellStart"/>
+      <w:r>
+        <w:t>Benchling</w:t>
+      </w:r>
+      <w:proofErr w:type="spellEnd"/>
+      <w:r>
+        <w:t xml:space="preserve"> content as workflows mature. </w:t>
+      </w:r>
+      <w:proofErr w:type="spellStart"/>
+      <w:r>
+        <w:t>Benchling</w:t>
+      </w:r>
+      <w:proofErr w:type="spellEnd"/>
+      <w:r>
+        <w:t xml:space="preserve"> records used to support quality-affecting activities shall be attributable, legible, contemporaneous, original or source-linked, accurate, complete, consistent, enduring, and available in alignment with ALCOA+ principles.</w:t>
+      </w:r>
+    </w:p>
+    <w:p/>
+    <w:p>
+      <w:proofErr w:type="spellStart"/>
+      <w:r>
+        <w:lastRenderedPageBreak/>
+        <w:t>Benchling</w:t>
+      </w:r>
+      <w:proofErr w:type="spellEnd"/>
+      <w:r>
+        <w:t xml:space="preserve"> templates and protocol records shall not replace approved SOPs unless the applicable document control, approval, access, revision, and archival controls are defined. Where </w:t>
+      </w:r>
+      <w:proofErr w:type="spellStart"/>
+      <w:r>
+        <w:t>Benchling</w:t>
+      </w:r>
+      <w:proofErr w:type="spellEnd"/>
+      <w:r>
+        <w:t xml:space="preserve"> is used as an execution or recordkeeping tool, related SOPs shall define how information is created, reviewed, corrected, approved, retained, and linked to other QMS records.</w:t>
       </w:r>
     </w:p>
     <w:p>
       <w:pPr>
         <w:pStyle w:val="Heading2"/>
       </w:pPr>
-      <w:bookmarkStart w:id="69" w:name="_Toc229319786"/>
-      <w:bookmarkStart w:id="70" w:name="_Toc229319886"/>
-      <w:bookmarkStart w:id="71" w:name="_Toc229392145"/>
-      <w:bookmarkStart w:id="72" w:name="_Toc229488816"/>
-      <w:proofErr w:type="spellStart"/>
-      <w:r>
-        <w:t>Benchling</w:t>
-      </w:r>
-      <w:proofErr w:type="spellEnd"/>
-      <w:r>
-        <w:t xml:space="preserve"> System Architecture</w:t>
+      <w:bookmarkStart w:id="69" w:name="_Toc229319788"/>
+      <w:bookmarkStart w:id="70" w:name="_Toc229319888"/>
+      <w:bookmarkStart w:id="71" w:name="_Toc229392146"/>
+      <w:bookmarkStart w:id="72" w:name="_Toc229488817"/>
+      <w:r>
+        <w:t>Data Integrity and Traceability</w:t>
       </w:r>
       <w:bookmarkEnd w:id="69"/>
       <w:bookmarkEnd w:id="70"/>
@@ -7490,130 +8428,264 @@
       <w:bookmarkEnd w:id="72"/>
     </w:p>
     <w:p>
-      <w:bookmarkStart w:id="73" w:name="_Toc229319787"/>
-      <w:bookmarkStart w:id="74" w:name="_Toc229319887"/>
-      <w:r>
-        <w:lastRenderedPageBreak/>
-        <w:t>Describe</w:t>
-      </w:r>
-      <w:r>
-        <w:t>s</w:t>
-      </w:r>
-      <w:r>
-        <w:t xml:space="preserve"> how Benchling folders, projects, experiment structures </w:t>
-      </w:r>
       <w:proofErr w:type="spellStart"/>
       <w:r>
-        <w:t>etc</w:t>
+        <w:t>BioThera</w:t>
       </w:r>
       <w:proofErr w:type="spellEnd"/>
       <w:r>
-        <w:t xml:space="preserve"> </w:t>
-      </w:r>
-      <w:r>
-        <w:t>are organized.</w:t>
-      </w:r>
-      <w:r>
-        <w:br/>
-      </w:r>
-      <w:r>
-        <w:br/>
-      </w:r>
-      <w:r>
-        <w:t xml:space="preserve">an example could be: </w:t>
-      </w:r>
-      <w:r>
-        <w:br/>
-        <w:t>Projects</w:t>
-      </w:r>
-      <w:r>
-        <w:br/>
-        <w:t>Protocols</w:t>
-      </w:r>
-      <w:r>
-        <w:br/>
-        <w:t>Experiments</w:t>
-      </w:r>
-      <w:r>
-        <w:br/>
-      </w:r>
-      <w:r>
-        <w:t>T</w:t>
-      </w:r>
-      <w:r>
-        <w:t>emplates</w:t>
-      </w:r>
-      <w:r>
-        <w:br/>
-        <w:t>Inventory</w:t>
-      </w:r>
-      <w:r>
-        <w:br/>
-        <w:t>Training</w:t>
-      </w:r>
-      <w:bookmarkEnd w:id="73"/>
-      <w:bookmarkEnd w:id="74"/>
+        <w:t xml:space="preserve"> Solutions shall maintain data integrity and traceability for quality-affecting and experimental activities. Data shall be generated, recorded, reviewed, retained, and reported in a manner that supports scientific reliability, reproducibility, accountability, and future regulatory readiness.</w:t>
+      </w:r>
+    </w:p>
+    <w:p/>
+    <w:p>
+      <w:r>
+        <w:t>Records shall follow ALCOA+ principles where applicable. Data and records shall be:</w:t>
+      </w:r>
+    </w:p>
+    <w:p/>
+    <w:p>
+      <w:r>
+        <w:t>- Attributable to the person or system generating the record</w:t>
+      </w:r>
+    </w:p>
+    <w:p>
+      <w:r>
+        <w:t>- Legible and understandable throughout the retention period</w:t>
+      </w:r>
+    </w:p>
+    <w:p>
+      <w:r>
+        <w:t>- Contemporaneous with the activity performed</w:t>
+      </w:r>
+    </w:p>
+    <w:p>
+      <w:r>
+        <w:t>- Original or traceable to the original source</w:t>
+      </w:r>
+    </w:p>
+    <w:p>
+      <w:r>
+        <w:t>- Accurate and complete</w:t>
+      </w:r>
+    </w:p>
+    <w:p>
+      <w:r>
+        <w:t>- Consistent with defined procedures and templates</w:t>
+      </w:r>
+    </w:p>
+    <w:p>
+      <w:r>
+        <w:t xml:space="preserve">- </w:t>
+      </w:r>
+      <w:r>
+        <w:t>Enduring</w:t>
+      </w:r>
+      <w:r>
+        <w:t xml:space="preserve"> the required retention period</w:t>
+      </w:r>
+    </w:p>
+    <w:p>
+      <w:r>
+        <w:t>- Available for review, audit, and decision-making</w:t>
+      </w:r>
+    </w:p>
+    <w:p/>
+    <w:p>
+      <w:r>
+        <w:t>Traceability shall be maintained through appropriate identifiers and linkages, including project identifiers, protocol identifiers, sample IDs, material or lot numbers, batch numbers where applicable, equipment identifiers, personnel records, timestamps, metadata, version history, and record references.</w:t>
+      </w:r>
+    </w:p>
+    <w:p/>
+    <w:p>
+      <w:r>
+        <w:t>BioThera Solutions shall review data integrity and traceability through routine record review, protocol review, Benchling record review, inventory reconciliation, internal audits, management review, deviation investigations, CAPA activities, and future batch or product review processes.</w:t>
+      </w:r>
+    </w:p>
+    <w:p/>
+    <w:p>
+      <w:r>
+        <w:t>Where data integrity issues, incomplete records, missing traceability, undocumented changes, or inconsistent practices are identified, the issue shall be documented, assessed for impact, and addressed through correction, deviation management, CAPA, training, or process improvement as appropriate.</w:t>
+      </w:r>
     </w:p>
     <w:p>
       <w:pPr>
         <w:pStyle w:val="Heading2"/>
       </w:pPr>
-      <w:bookmarkStart w:id="75" w:name="_Toc229319788"/>
-      <w:bookmarkStart w:id="76" w:name="_Toc229319888"/>
-      <w:bookmarkStart w:id="77" w:name="_Toc229392146"/>
-      <w:bookmarkStart w:id="78" w:name="_Toc229488817"/>
-      <w:r>
-        <w:t>Data Integrity and Traceability</w:t>
-      </w:r>
-      <w:bookmarkEnd w:id="75"/>
-      <w:bookmarkEnd w:id="76"/>
-      <w:bookmarkEnd w:id="77"/>
-      <w:bookmarkEnd w:id="78"/>
+      <w:r>
+        <w:t>QMS Monitoring and Improvement</w:t>
+      </w:r>
     </w:p>
     <w:p>
-      <w:bookmarkStart w:id="79" w:name="_Toc229319789"/>
-      <w:bookmarkStart w:id="80" w:name="_Toc229319889"/>
-      <w:r>
-        <w:t>Describe</w:t>
-      </w:r>
-      <w:r>
-        <w:t>s</w:t>
-      </w:r>
-      <w:r>
-        <w:t xml:space="preserve"> requirements for traceability including sample IDs, reagent tracking, timestamps, user attribution, and audit trails.</w:t>
-      </w:r>
-      <w:bookmarkEnd w:id="79"/>
-      <w:bookmarkEnd w:id="80"/>
+      <w:r>
+        <w:t xml:space="preserve">BioThera Solutions shall monitor QMS performance to determine whether quality processes are implemented, effective, and suitable for the organization's stage of development. Monitoring activities </w:t>
+      </w:r>
+      <w:proofErr w:type="gramStart"/>
+      <w:r>
+        <w:t>shall</w:t>
+      </w:r>
+      <w:proofErr w:type="gramEnd"/>
+      <w:r>
+        <w:t xml:space="preserve"> be proportionate to operational risk and may include:</w:t>
+      </w:r>
+    </w:p>
+    <w:p/>
+    <w:p>
+      <w:r>
+        <w:t>- Management review</w:t>
+      </w:r>
+    </w:p>
+    <w:p>
+      <w:r>
+        <w:t>- Internal audits</w:t>
+      </w:r>
+    </w:p>
+    <w:p>
+      <w:r>
+        <w:t>- Document review status</w:t>
+      </w:r>
+    </w:p>
+    <w:p>
+      <w:r>
+        <w:t>- Training completion status</w:t>
+      </w:r>
+    </w:p>
+    <w:p>
+      <w:r>
+        <w:t>- Deviation and CAPA trends</w:t>
+      </w:r>
+    </w:p>
+    <w:p>
+      <w:r>
+        <w:t>- Inventory and SDS review</w:t>
+      </w:r>
+    </w:p>
+    <w:p>
+      <w:r>
+        <w:t>- Protocol and record review</w:t>
+      </w:r>
+    </w:p>
+    <w:p>
+      <w:r>
+        <w:t>- Benchling structure and metadata review</w:t>
+      </w:r>
+    </w:p>
+    <w:p>
+      <w:r>
+        <w:t>- Equipment maintenance or calibration status</w:t>
+      </w:r>
+    </w:p>
+    <w:p>
+      <w:r>
+        <w:lastRenderedPageBreak/>
+        <w:t>- Supplier and purchasing review</w:t>
+      </w:r>
+    </w:p>
+    <w:p>
+      <w:r>
+        <w:t>- QC data review</w:t>
+      </w:r>
+    </w:p>
+    <w:p>
+      <w:r>
+        <w:t>- Readiness assessments for future GMP manufacturing</w:t>
+      </w:r>
+    </w:p>
+    <w:p/>
+    <w:p>
+      <w:r>
+        <w:t>Results from monitoring activities shall be reviewed by management and quality personnel. Actions resulting from monitoring shall be assigned to responsible owners and tracked to completion. Effectiveness shall be reviewed where actions are intended to correct or prevent recurrence of quality issues.</w:t>
+      </w:r>
+    </w:p>
+    <w:p/>
+    <w:p>
+      <w:r>
+        <w:t>BioThera Solutions shall use QMS monitoring outputs to improve procedures, training, documentation, templates, Benchling architecture, traceability practices, and future manufacturing readiness.</w:t>
+      </w:r>
     </w:p>
     <w:p>
       <w:pPr>
         <w:pStyle w:val="Heading1"/>
       </w:pPr>
-      <w:bookmarkStart w:id="81" w:name="_Toc229319790"/>
-      <w:bookmarkStart w:id="82" w:name="_Toc229319890"/>
-      <w:bookmarkStart w:id="83" w:name="_Toc229392147"/>
-      <w:bookmarkStart w:id="84" w:name="_Toc229488818"/>
+      <w:bookmarkStart w:id="73" w:name="_Toc229319790"/>
+      <w:bookmarkStart w:id="74" w:name="_Toc229319890"/>
+      <w:bookmarkStart w:id="75" w:name="_Toc229392147"/>
+      <w:bookmarkStart w:id="76" w:name="_Toc229488818"/>
       <w:r>
         <w:t>MANAGEMENT RESPONSIBILITY</w:t>
       </w:r>
-      <w:bookmarkEnd w:id="81"/>
-      <w:bookmarkEnd w:id="82"/>
-      <w:bookmarkEnd w:id="83"/>
+      <w:bookmarkEnd w:id="73"/>
+      <w:bookmarkEnd w:id="74"/>
+      <w:bookmarkEnd w:id="75"/>
       <w:r>
         <w:t xml:space="preserve"> (organization, process improvement)</w:t>
       </w:r>
-      <w:bookmarkEnd w:id="84"/>
+      <w:bookmarkEnd w:id="76"/>
     </w:p>
     <w:p>
       <w:pPr>
         <w:pStyle w:val="Heading2"/>
       </w:pPr>
-      <w:bookmarkStart w:id="85" w:name="_Toc229319791"/>
-      <w:bookmarkStart w:id="86" w:name="_Toc229319891"/>
-      <w:bookmarkStart w:id="87" w:name="_Toc229392148"/>
-      <w:bookmarkStart w:id="88" w:name="_Toc229488819"/>
+      <w:bookmarkStart w:id="77" w:name="_Toc229319791"/>
+      <w:bookmarkStart w:id="78" w:name="_Toc229319891"/>
+      <w:bookmarkStart w:id="79" w:name="_Toc229392148"/>
+      <w:bookmarkStart w:id="80" w:name="_Toc229488819"/>
       <w:r>
         <w:t>Management Commitment</w:t>
+      </w:r>
+      <w:bookmarkEnd w:id="77"/>
+      <w:bookmarkEnd w:id="78"/>
+      <w:bookmarkEnd w:id="79"/>
+      <w:bookmarkEnd w:id="80"/>
+    </w:p>
+    <w:p>
+      <w:r>
+        <w:t>Management is responsible for supporting the development, implementation, maintenance, and continuous improvement of the Quality Management System. Leadership is expected to promote quality-focused operational practices, maintain oversight of quality activities, allocate appropriate resources, and support compliance with established quality requirements.</w:t>
+      </w:r>
+    </w:p>
+    <w:p/>
+    <w:p>
+      <w:r>
+        <w:t>Management commitment is intended to support scientific reproducibility, operational consistency, traceability, and future organizational scalability.</w:t>
+      </w:r>
+    </w:p>
+    <w:p>
+      <w:pPr>
+        <w:pStyle w:val="Heading2"/>
+      </w:pPr>
+      <w:bookmarkStart w:id="81" w:name="_Toc229319793"/>
+      <w:bookmarkStart w:id="82" w:name="_Toc229319893"/>
+      <w:bookmarkStart w:id="83" w:name="_Toc229392149"/>
+      <w:bookmarkStart w:id="84" w:name="_Toc229488820"/>
+      <w:r>
+        <w:t>Quality Policy</w:t>
+      </w:r>
+      <w:bookmarkEnd w:id="81"/>
+      <w:bookmarkEnd w:id="82"/>
+      <w:bookmarkEnd w:id="83"/>
+      <w:bookmarkEnd w:id="84"/>
+    </w:p>
+    <w:p>
+      <w:r>
+        <w:t>BioThera Solutions is committed to maintaining a quality-focused operational environment that supports scientific integrity, traceability, reproducibility, documentation accuracy, and continuous improvement.</w:t>
+      </w:r>
+    </w:p>
+    <w:p/>
+    <w:p>
+      <w:r>
+        <w:t>The organization aims to establish controlled and standardized systems that support reliable experimental execution, consistent recordkeeping practices, operational oversight, and scalable future growth.</w:t>
+      </w:r>
+    </w:p>
+    <w:p>
+      <w:pPr>
+        <w:pStyle w:val="Heading2"/>
+      </w:pPr>
+      <w:bookmarkStart w:id="85" w:name="_Toc229319795"/>
+      <w:bookmarkStart w:id="86" w:name="_Toc229319895"/>
+      <w:bookmarkStart w:id="87" w:name="_Toc229392150"/>
+      <w:bookmarkStart w:id="88" w:name="_Toc229488821"/>
+      <w:r>
+        <w:t>Quality Objectives</w:t>
       </w:r>
       <w:bookmarkEnd w:id="85"/>
       <w:bookmarkEnd w:id="86"/>
@@ -7621,59 +8693,119 @@
       <w:bookmarkEnd w:id="88"/>
     </w:p>
     <w:p>
-      <w:bookmarkStart w:id="89" w:name="_Toc229319792"/>
-      <w:bookmarkStart w:id="90" w:name="_Toc229319892"/>
-      <w:r>
-        <w:t>Describe management’s commitment to maintaining and improving the QMS.</w:t>
-      </w:r>
-      <w:bookmarkEnd w:id="89"/>
-      <w:bookmarkEnd w:id="90"/>
+      <w:pPr>
+        <w:rPr>
+          <w:rFonts w:asciiTheme="minorHAnsi" w:hAnsiTheme="minorHAnsi"/>
+        </w:rPr>
+      </w:pPr>
+      <w:r>
+        <w:t>Quality objectives are intended to support the continuous improvement of BioThera Solutions’ operational and quality systems. Objectives may include improvements in documentation consistency, training completion, traceability, protocol standardization, data integrity, workflow organization, and operational efficiency.</w:t>
+      </w:r>
+      <w:r>
+        <w:br/>
+      </w:r>
+      <w:r>
+        <w:br/>
+        <w:t>Specific quality metrics and performance indicators may be further developed as organizational processes continue to mature.</w:t>
+      </w:r>
     </w:p>
     <w:p>
       <w:pPr>
         <w:pStyle w:val="Heading2"/>
       </w:pPr>
-      <w:bookmarkStart w:id="91" w:name="_Toc229319793"/>
-      <w:bookmarkStart w:id="92" w:name="_Toc229319893"/>
-      <w:bookmarkStart w:id="93" w:name="_Toc229392149"/>
-      <w:bookmarkStart w:id="94" w:name="_Toc229488820"/>
-      <w:r>
-        <w:t>Quality Policy</w:t>
-      </w:r>
+      <w:bookmarkStart w:id="89" w:name="_Toc229319797"/>
+      <w:bookmarkStart w:id="90" w:name="_Toc229319897"/>
+      <w:bookmarkStart w:id="91" w:name="_Toc229392151"/>
+      <w:bookmarkStart w:id="92" w:name="_Toc229488822"/>
+      <w:r>
+        <w:t>Organizational Structure</w:t>
+      </w:r>
+      <w:bookmarkEnd w:id="89"/>
+      <w:bookmarkEnd w:id="90"/>
       <w:bookmarkEnd w:id="91"/>
       <w:bookmarkEnd w:id="92"/>
+      <w:r>
+        <w:t xml:space="preserve"> ***</w:t>
+      </w:r>
+    </w:p>
+    <w:p>
+      <w:proofErr w:type="spellStart"/>
+      <w:r>
+        <w:t>BioThera</w:t>
+      </w:r>
+      <w:proofErr w:type="spellEnd"/>
+      <w:r>
+        <w:t xml:space="preserve"> Solutions assigns quality responsibilities based on organizational roles and operational requirements.</w:t>
+      </w:r>
+    </w:p>
+    <w:p/>
+    <w:p>
+      <w:r>
+        <w:t>Management is responsible for providing resources, establishing quality objectives, and maintaining oversight of the QMS.</w:t>
+      </w:r>
+    </w:p>
+    <w:p/>
+    <w:p>
+      <w:r>
+        <w:t>Research personnel are responsible for following approved procedures, maintaining accurate records, and performing assigned operational activities.</w:t>
+      </w:r>
+    </w:p>
+    <w:p/>
+    <w:p>
+      <w:r>
+        <w:lastRenderedPageBreak/>
+        <w:t>Quality oversight responsibilities may include document review, audit support, deviation review, CAPA management, and approval of controlled documents.</w:t>
+      </w:r>
+    </w:p>
+    <w:p/>
+    <w:p>
+      <w:r>
+        <w:t>Additional roles, including dedicated QA, QC, and manufacturing personnel, may be established as organizational activities expand.</w:t>
+      </w:r>
+    </w:p>
+    <w:p>
+      <w:pPr>
+        <w:pStyle w:val="Heading2"/>
+      </w:pPr>
+      <w:bookmarkStart w:id="93" w:name="_Toc229319799"/>
+      <w:bookmarkStart w:id="94" w:name="_Toc229319899"/>
+      <w:bookmarkStart w:id="95" w:name="_Toc229392152"/>
+      <w:bookmarkStart w:id="96" w:name="_Toc229488823"/>
+      <w:r>
+        <w:t>Internal Communication</w:t>
+      </w:r>
       <w:bookmarkEnd w:id="93"/>
       <w:bookmarkEnd w:id="94"/>
-    </w:p>
-    <w:p>
-      <w:bookmarkStart w:id="95" w:name="_Toc229319794"/>
-      <w:bookmarkStart w:id="96" w:name="_Toc229319894"/>
-      <w:proofErr w:type="gramStart"/>
-      <w:r>
-        <w:t xml:space="preserve">Insert </w:t>
-      </w:r>
-      <w:proofErr w:type="spellStart"/>
-      <w:r>
-        <w:t>BioThera’s</w:t>
-      </w:r>
-      <w:proofErr w:type="spellEnd"/>
-      <w:proofErr w:type="gramEnd"/>
-      <w:r>
-        <w:t xml:space="preserve"> quality policy statement focused on reproducibility, traceability, compliance, and continuous improvement.</w:t>
-      </w:r>
       <w:bookmarkEnd w:id="95"/>
       <w:bookmarkEnd w:id="96"/>
     </w:p>
     <w:p>
       <w:pPr>
+        <w:rPr>
+          <w:rFonts w:asciiTheme="minorHAnsi" w:hAnsiTheme="minorHAnsi"/>
+        </w:rPr>
+      </w:pPr>
+      <w:bookmarkStart w:id="97" w:name="_Toc229319801"/>
+      <w:bookmarkStart w:id="98" w:name="_Toc229319901"/>
+      <w:bookmarkStart w:id="99" w:name="_Toc229392153"/>
+      <w:bookmarkStart w:id="100" w:name="_Toc229488824"/>
+      <w:r>
+        <w:t>Internal communication processes are intended to support the effective distribution of quality-related information, operational updates, training materials, document revisions, and deviation-related findings.</w:t>
+      </w:r>
+      <w:r>
+        <w:br/>
+      </w:r>
+      <w:r>
+        <w:br/>
+        <w:t>Communication activities may occur through meetings, controlled documentation systems, collaborative reviews, digital platforms, and internal operational discussions.</w:t>
+      </w:r>
+    </w:p>
+    <w:p>
+      <w:pPr>
         <w:pStyle w:val="Heading2"/>
       </w:pPr>
-      <w:bookmarkStart w:id="97" w:name="_Toc229319795"/>
-      <w:bookmarkStart w:id="98" w:name="_Toc229319895"/>
-      <w:bookmarkStart w:id="99" w:name="_Toc229392150"/>
-      <w:bookmarkStart w:id="100" w:name="_Toc229488821"/>
-      <w:r>
-        <w:t>Quality Objectives</w:t>
+      <w:r>
+        <w:t>Management Review</w:t>
       </w:r>
       <w:bookmarkEnd w:id="97"/>
       <w:bookmarkEnd w:id="98"/>
@@ -7681,76 +8813,127 @@
       <w:bookmarkEnd w:id="100"/>
     </w:p>
     <w:p>
-      <w:bookmarkStart w:id="101" w:name="_Toc229319796"/>
-      <w:bookmarkStart w:id="102" w:name="_Toc229319896"/>
-      <w:r>
-        <w:t>Describe measurable quality objectives and performance indicators.</w:t>
+      <w:pPr>
+        <w:rPr>
+          <w:rFonts w:asciiTheme="minorHAnsi" w:hAnsiTheme="minorHAnsi"/>
+        </w:rPr>
+      </w:pPr>
+      <w:bookmarkStart w:id="101" w:name="_Toc229319803"/>
+      <w:bookmarkStart w:id="102" w:name="_Toc229319903"/>
+      <w:bookmarkStart w:id="103" w:name="_Toc229392154"/>
+      <w:bookmarkStart w:id="104" w:name="_Toc229488825"/>
+      <w:r>
+        <w:t>Management reviews may be conducted periodically to evaluate the effectiveness of the Quality Management System and identify opportunities for operational improvement.</w:t>
+      </w:r>
+      <w:r>
+        <w:br/>
+      </w:r>
+      <w:r>
+        <w:br/>
+        <w:t>Review activities may include evaluation of training status, deviations, audit findings, CAPA activities, workflow performance, documentation systems, and overall operational quality metrics.</w:t>
+      </w:r>
+    </w:p>
+    <w:p>
+      <w:pPr>
+        <w:pStyle w:val="Heading1"/>
+      </w:pPr>
+      <w:r>
+        <w:t>RESOURCE MANAGEMENT</w:t>
       </w:r>
       <w:bookmarkEnd w:id="101"/>
       <w:bookmarkEnd w:id="102"/>
+      <w:bookmarkEnd w:id="103"/>
+      <w:r>
+        <w:t xml:space="preserve"> (personnel, equipment, facilities / safety</w:t>
+      </w:r>
+      <w:r>
+        <w:t>)</w:t>
+      </w:r>
+      <w:bookmarkEnd w:id="104"/>
+    </w:p>
+    <w:p>
+      <w:r>
+        <w:t xml:space="preserve">All sections in resource </w:t>
+      </w:r>
+      <w:r>
+        <w:t>management</w:t>
+      </w:r>
+      <w:r>
+        <w:t xml:space="preserve"> will need to be update</w:t>
+      </w:r>
+      <w:r>
+        <w:t>d</w:t>
+      </w:r>
+      <w:r>
+        <w:t xml:space="preserve"> with actu</w:t>
+      </w:r>
+      <w:r>
+        <w:t>al specific information</w:t>
+      </w:r>
+      <w:r>
+        <w:t xml:space="preserve"> when it becomes available. Current </w:t>
+      </w:r>
+      <w:r>
+        <w:t>subsections reflect this and are main</w:t>
+      </w:r>
+      <w:r>
+        <w:t xml:space="preserve">ly present to anticipate </w:t>
+      </w:r>
+      <w:proofErr w:type="spellStart"/>
+      <w:r>
+        <w:t>Benchling</w:t>
+      </w:r>
+      <w:proofErr w:type="spellEnd"/>
+      <w:r>
+        <w:t xml:space="preserve"> formatting</w:t>
+      </w:r>
+      <w:r>
+        <w:t xml:space="preserve"> </w:t>
+      </w:r>
     </w:p>
     <w:p>
       <w:pPr>
         <w:pStyle w:val="Heading2"/>
       </w:pPr>
-      <w:bookmarkStart w:id="103" w:name="_Toc229319797"/>
-      <w:bookmarkStart w:id="104" w:name="_Toc229319897"/>
-      <w:bookmarkStart w:id="105" w:name="_Toc229392151"/>
-      <w:bookmarkStart w:id="106" w:name="_Toc229488822"/>
-      <w:r>
-        <w:t>Organizational Structure</w:t>
-      </w:r>
-      <w:bookmarkEnd w:id="103"/>
-      <w:bookmarkEnd w:id="104"/>
+      <w:bookmarkStart w:id="105" w:name="_Toc229319804"/>
+      <w:bookmarkStart w:id="106" w:name="_Toc229319904"/>
+      <w:bookmarkStart w:id="107" w:name="_Toc229392155"/>
+      <w:bookmarkStart w:id="108" w:name="_Toc229488826"/>
+      <w:r>
+        <w:t>Human Resources</w:t>
+      </w:r>
       <w:bookmarkEnd w:id="105"/>
       <w:bookmarkEnd w:id="106"/>
-    </w:p>
-    <w:p>
-      <w:bookmarkStart w:id="107" w:name="_Toc229319798"/>
-      <w:bookmarkStart w:id="108" w:name="_Toc229319898"/>
-      <w:r>
-        <w:t>Define reporting structure and quality responsibilities.</w:t>
-      </w:r>
-      <w:r>
-        <w:br/>
-      </w:r>
-      <w:r>
-        <w:br/>
-        <w:t>Suggested roles:</w:t>
-      </w:r>
-      <w:r>
-        <w:br/>
-        <w:t>- QA oversight</w:t>
-      </w:r>
-      <w:r>
-        <w:br/>
-        <w:t>- QC review</w:t>
-      </w:r>
-      <w:r>
-        <w:br/>
-        <w:t>- R&amp;D execution</w:t>
-      </w:r>
-      <w:r>
-        <w:br/>
-        <w:t>- SOP approval authority</w:t>
-      </w:r>
-      <w:r>
-        <w:br/>
-        <w:t>- Benchling administration</w:t>
-      </w:r>
       <w:bookmarkEnd w:id="107"/>
       <w:bookmarkEnd w:id="108"/>
     </w:p>
     <w:p>
       <w:pPr>
+        <w:rPr>
+          <w:rFonts w:asciiTheme="minorHAnsi" w:hAnsiTheme="minorHAnsi"/>
+        </w:rPr>
+      </w:pPr>
+      <w:bookmarkStart w:id="109" w:name="_Toc229319806"/>
+      <w:bookmarkStart w:id="110" w:name="_Toc229319906"/>
+      <w:bookmarkStart w:id="111" w:name="_Toc229392156"/>
+      <w:bookmarkStart w:id="112" w:name="_Toc229488827"/>
+      <w:r>
+        <w:t>Personnel performing quality-related or operational activities are expected to possess the appropriate education, training, competency, or experience necessary to perform assigned responsibilities.</w:t>
+      </w:r>
+      <w:r>
+        <w:br/>
+      </w:r>
+      <w:r>
+        <w:br/>
+        <w:t>As the organization grows, formal role definitions and competency requirements may be established for operational, quality, administrative, and technical functions.</w:t>
+      </w:r>
+    </w:p>
+    <w:p>
+      <w:pPr>
         <w:pStyle w:val="Heading2"/>
       </w:pPr>
-      <w:bookmarkStart w:id="109" w:name="_Toc229319799"/>
-      <w:bookmarkStart w:id="110" w:name="_Toc229319899"/>
-      <w:bookmarkStart w:id="111" w:name="_Toc229392152"/>
-      <w:bookmarkStart w:id="112" w:name="_Toc229488823"/>
-      <w:r>
-        <w:t>Internal Communication</w:t>
+      <w:r>
+        <w:t>Training and Competency</w:t>
       </w:r>
       <w:bookmarkEnd w:id="109"/>
       <w:bookmarkEnd w:id="110"/>
@@ -7758,96 +8941,221 @@
       <w:bookmarkEnd w:id="112"/>
     </w:p>
     <w:p>
-      <w:bookmarkStart w:id="113" w:name="_Toc229319800"/>
-      <w:bookmarkStart w:id="114" w:name="_Toc229319900"/>
-      <w:r>
-        <w:t>Describe how quality information, deviations, updates, and training information are communicated throughout the organization.</w:t>
+      <w:pPr>
+        <w:rPr>
+          <w:rFonts w:asciiTheme="minorHAnsi" w:hAnsiTheme="minorHAnsi"/>
+        </w:rPr>
+      </w:pPr>
+      <w:r>
+        <w:t>BioThera Solutions intends to maintain a training system that supports personnel competency, operational consistency, and compliance with established procedures.</w:t>
+      </w:r>
+      <w:r>
+        <w:br/>
+      </w:r>
+      <w:r>
+        <w:br/>
+        <w:t>Training activities may include onboarding, SOP review, safety training, protocol-specific instruction, equipment familiarization, and digital system usage. Training completion and competency evaluations may be documented through controlled records and future electronic systems.</w:t>
+      </w:r>
+    </w:p>
+    <w:p/>
+    <w:p>
+      <w:pPr>
+        <w:pStyle w:val="Heading2"/>
+      </w:pPr>
+      <w:bookmarkStart w:id="113" w:name="_Toc229319808"/>
+      <w:bookmarkStart w:id="114" w:name="_Toc229319908"/>
+      <w:bookmarkStart w:id="115" w:name="_Toc229392157"/>
+      <w:bookmarkStart w:id="116" w:name="_Toc229488828"/>
+      <w:r>
+        <w:t>Infrastructure</w:t>
       </w:r>
       <w:bookmarkEnd w:id="113"/>
       <w:bookmarkEnd w:id="114"/>
+      <w:bookmarkEnd w:id="115"/>
+      <w:bookmarkEnd w:id="116"/>
+    </w:p>
+    <w:p>
+      <w:pPr>
+        <w:rPr>
+          <w:rFonts w:asciiTheme="minorHAnsi" w:hAnsiTheme="minorHAnsi"/>
+        </w:rPr>
+      </w:pPr>
+      <w:bookmarkStart w:id="117" w:name="_Toc229319810"/>
+      <w:bookmarkStart w:id="118" w:name="_Toc229319910"/>
+      <w:bookmarkStart w:id="119" w:name="_Toc229392158"/>
+      <w:bookmarkStart w:id="120" w:name="_Toc229488829"/>
+      <w:r>
+        <w:t>Infrastructure required to support quality and operational activities may include laboratory equipment, software platforms, digital documentation systems, communication tools, inventory systems, and controlled data storage environments.</w:t>
+      </w:r>
+      <w:r>
+        <w:br/>
+      </w:r>
+      <w:r>
+        <w:br/>
+      </w:r>
+      <w:r>
+        <w:lastRenderedPageBreak/>
+        <w:t>Infrastructure requirements are expected to evolve alongside the organization’s operational growth and research requirements.</w:t>
+      </w:r>
     </w:p>
     <w:p>
       <w:pPr>
         <w:pStyle w:val="Heading2"/>
       </w:pPr>
-      <w:bookmarkStart w:id="115" w:name="_Toc229319801"/>
-      <w:bookmarkStart w:id="116" w:name="_Toc229319901"/>
-      <w:bookmarkStart w:id="117" w:name="_Toc229392153"/>
-      <w:bookmarkStart w:id="118" w:name="_Toc229488824"/>
-      <w:r>
-        <w:t>Management Review</w:t>
-      </w:r>
-      <w:bookmarkEnd w:id="115"/>
-      <w:bookmarkEnd w:id="116"/>
+      <w:r>
+        <w:t>Work Environment</w:t>
+      </w:r>
       <w:bookmarkEnd w:id="117"/>
       <w:bookmarkEnd w:id="118"/>
+      <w:bookmarkEnd w:id="119"/>
+      <w:bookmarkEnd w:id="120"/>
     </w:p>
     <w:p>
-      <w:bookmarkStart w:id="119" w:name="_Toc229319802"/>
-      <w:bookmarkStart w:id="120" w:name="_Toc229319902"/>
-      <w:r>
-        <w:t>Describe periodic review of quality metrics, deviations, CAPAs, audits, and continuous improvement initiatives.</w:t>
-      </w:r>
-      <w:bookmarkEnd w:id="119"/>
-      <w:bookmarkEnd w:id="120"/>
+      <w:r>
+        <w:t>BioThera Solutions intends to maintain a work environment that supports scientific integrity, personnel safety, operational organization, and controlled laboratory activities.</w:t>
+      </w:r>
+      <w:r>
+        <w:br/>
+      </w:r>
+      <w:r>
+        <w:br/>
+        <w:t>Personnel are expected to follow applicable safety procedures, operational standards, and documentation practices while conducting organizational activities.</w:t>
+      </w:r>
+    </w:p>
+    <w:p>
+      <w:pPr>
+        <w:pStyle w:val="Heading2"/>
+      </w:pPr>
+      <w:bookmarkStart w:id="121" w:name="_Toc229488830"/>
+      <w:r>
+        <w:t>Facilities and Work Environment</w:t>
+      </w:r>
+      <w:bookmarkEnd w:id="121"/>
+    </w:p>
+    <w:p>
+      <w:pPr>
+        <w:rPr>
+          <w:rFonts w:asciiTheme="minorHAnsi" w:hAnsiTheme="minorHAnsi"/>
+        </w:rPr>
+      </w:pPr>
+      <w:r>
+        <w:t>Facilities used for operational and research activities should support safe laboratory practices, controlled workflow execution, appropriate equipment usage, and organized documentation activities.</w:t>
+      </w:r>
+      <w:r>
+        <w:br/>
+      </w:r>
+      <w:r>
+        <w:br/>
+        <w:t>Facility organization and environmental controls may continue to evolve as research activities and operational complexity expand.</w:t>
+      </w:r>
+    </w:p>
+    <w:p/>
+    <w:p>
+      <w:pPr>
+        <w:pStyle w:val="Heading2"/>
+      </w:pPr>
+      <w:bookmarkStart w:id="122" w:name="_Toc229488831"/>
+      <w:r>
+        <w:t>Safety and SDS Management</w:t>
+      </w:r>
+      <w:bookmarkEnd w:id="122"/>
+    </w:p>
+    <w:p>
+      <w:pPr>
+        <w:rPr>
+          <w:rFonts w:asciiTheme="minorHAnsi" w:hAnsiTheme="minorHAnsi"/>
+        </w:rPr>
+      </w:pPr>
+      <w:r>
+        <w:t>Safety-related documentation, including Safety Data Sheets (SDS), chemical information, and laboratory safety procedures, should be maintained and made accessible to relevant personnel.</w:t>
+      </w:r>
+      <w:r>
+        <w:br/>
+      </w:r>
+      <w:r>
+        <w:br/>
+        <w:t>BioThera Solutions intends to support safe material handling practices, hazard awareness, laboratory safety compliance, and operational risk reduction throughout organizational activities.</w:t>
+      </w:r>
     </w:p>
     <w:p>
       <w:pPr>
         <w:pStyle w:val="Heading1"/>
       </w:pPr>
-      <w:bookmarkStart w:id="121" w:name="_Toc229319803"/>
-      <w:bookmarkStart w:id="122" w:name="_Toc229319903"/>
-      <w:bookmarkStart w:id="123" w:name="_Toc229392154"/>
-      <w:bookmarkStart w:id="124" w:name="_Toc229488825"/>
-      <w:r>
-        <w:t>RESOURCE MANAGEMENT</w:t>
-      </w:r>
-      <w:bookmarkEnd w:id="121"/>
-      <w:bookmarkEnd w:id="122"/>
+      <w:bookmarkStart w:id="123" w:name="_Toc229319812"/>
+      <w:bookmarkStart w:id="124" w:name="_Toc229319912"/>
+      <w:bookmarkStart w:id="125" w:name="_Toc229392159"/>
+      <w:bookmarkStart w:id="126" w:name="_Toc229488832"/>
+      <w:r>
+        <w:t xml:space="preserve">PRODUCT </w:t>
+      </w:r>
+      <w:proofErr w:type="gramStart"/>
+      <w:r>
+        <w:t>REALIZATION  /</w:t>
+      </w:r>
+      <w:proofErr w:type="gramEnd"/>
+      <w:r>
+        <w:t xml:space="preserve"> WORKFLOWS </w:t>
+      </w:r>
       <w:bookmarkEnd w:id="123"/>
-      <w:r>
-        <w:t xml:space="preserve"> (personnel, equipment, facilities / safety</w:t>
-      </w:r>
-      <w:r>
-        <w:t>)</w:t>
-      </w:r>
       <w:bookmarkEnd w:id="124"/>
+      <w:bookmarkEnd w:id="125"/>
+      <w:r>
+        <w:t xml:space="preserve">(process control, </w:t>
+      </w:r>
+      <w:proofErr w:type="spellStart"/>
+      <w:r>
+        <w:t>purchsasing</w:t>
+      </w:r>
+      <w:proofErr w:type="spellEnd"/>
+      <w:r>
+        <w:t>, info management)</w:t>
+      </w:r>
+      <w:bookmarkEnd w:id="126"/>
     </w:p>
     <w:p>
       <w:pPr>
         <w:pStyle w:val="Heading2"/>
       </w:pPr>
-      <w:bookmarkStart w:id="125" w:name="_Toc229319804"/>
-      <w:bookmarkStart w:id="126" w:name="_Toc229319904"/>
-      <w:bookmarkStart w:id="127" w:name="_Toc229392155"/>
-      <w:bookmarkStart w:id="128" w:name="_Toc229488826"/>
-      <w:r>
-        <w:t>Human Resources</w:t>
-      </w:r>
-      <w:bookmarkEnd w:id="125"/>
-      <w:bookmarkEnd w:id="126"/>
+      <w:bookmarkStart w:id="127" w:name="_Toc229319813"/>
+      <w:bookmarkStart w:id="128" w:name="_Toc229319913"/>
+      <w:bookmarkStart w:id="129" w:name="_Toc229392160"/>
+      <w:bookmarkStart w:id="130" w:name="_Toc229488833"/>
+      <w:r>
+        <w:t>Planning of Experimental Work</w:t>
+      </w:r>
       <w:bookmarkEnd w:id="127"/>
       <w:bookmarkEnd w:id="128"/>
-    </w:p>
-    <w:p>
-      <w:bookmarkStart w:id="129" w:name="_Toc229319805"/>
-      <w:bookmarkStart w:id="130" w:name="_Toc229319905"/>
-      <w:r>
-        <w:t>Describe competency requirements, education expectations, and role qualifications.</w:t>
-      </w:r>
       <w:bookmarkEnd w:id="129"/>
       <w:bookmarkEnd w:id="130"/>
     </w:p>
     <w:p>
       <w:pPr>
+        <w:rPr>
+          <w:rFonts w:asciiTheme="minorHAnsi" w:hAnsiTheme="minorHAnsi"/>
+        </w:rPr>
+      </w:pPr>
+      <w:r>
+        <w:t>Experimental activities should be planned and documented in a manner that supports traceability, consistency, and scientific reproducibility.</w:t>
+      </w:r>
+      <w:r>
+        <w:br/>
+      </w:r>
+      <w:r>
+        <w:br/>
+        <w:t>Project planning activities may include protocol identification, material requirements, workflow considerations, documentation expectations, and assignment of operational responsibilities.</w:t>
+      </w:r>
+    </w:p>
+    <w:p/>
+    <w:p>
+      <w:pPr>
         <w:pStyle w:val="Heading2"/>
       </w:pPr>
-      <w:bookmarkStart w:id="131" w:name="_Toc229319806"/>
-      <w:bookmarkStart w:id="132" w:name="_Toc229319906"/>
-      <w:bookmarkStart w:id="133" w:name="_Toc229392156"/>
-      <w:bookmarkStart w:id="134" w:name="_Toc229488827"/>
-      <w:r>
-        <w:t>Training and Competency</w:t>
+      <w:bookmarkStart w:id="131" w:name="_Toc229319815"/>
+      <w:bookmarkStart w:id="132" w:name="_Toc229319915"/>
+      <w:bookmarkStart w:id="133" w:name="_Toc229392161"/>
+      <w:bookmarkStart w:id="134" w:name="_Toc229488834"/>
+      <w:r>
+        <w:t>Experimental Protocol Management</w:t>
       </w:r>
       <w:bookmarkEnd w:id="131"/>
       <w:bookmarkEnd w:id="132"/>
@@ -7855,282 +9163,725 @@
       <w:bookmarkEnd w:id="134"/>
     </w:p>
     <w:p>
-      <w:bookmarkStart w:id="135" w:name="_Toc229319807"/>
-      <w:bookmarkStart w:id="136" w:name="_Toc229319907"/>
-      <w:r>
-        <w:t>Describe onboarding, SOP training, safety training, and competency tracking systems.</w:t>
-      </w:r>
-      <w:bookmarkEnd w:id="135"/>
-      <w:bookmarkEnd w:id="136"/>
+      <w:pPr>
+        <w:rPr>
+          <w:rFonts w:asciiTheme="minorHAnsi" w:hAnsiTheme="minorHAnsi"/>
+        </w:rPr>
+      </w:pPr>
+      <w:bookmarkStart w:id="135" w:name="_Toc229319817"/>
+      <w:bookmarkStart w:id="136" w:name="_Toc229319917"/>
+      <w:bookmarkStart w:id="137" w:name="_Toc229392162"/>
+      <w:bookmarkStart w:id="138" w:name="_Toc229488835"/>
+      <w:r>
+        <w:t>Experimental protocols are intended to be created, reviewed, updated, and maintained in a controlled manner.</w:t>
+      </w:r>
+      <w:r>
+        <w:br/>
+      </w:r>
+      <w:r>
+        <w:br/>
+        <w:t>Protocol management activities may include optimization efforts, revision tracking, approval processes, protocol linkage, and retirement of obsolete procedures as workflows evolve.</w:t>
+      </w:r>
     </w:p>
     <w:p>
       <w:pPr>
         <w:pStyle w:val="Heading2"/>
       </w:pPr>
-      <w:bookmarkStart w:id="137" w:name="_Toc229319808"/>
-      <w:bookmarkStart w:id="138" w:name="_Toc229319908"/>
-      <w:bookmarkStart w:id="139" w:name="_Toc229392157"/>
-      <w:bookmarkStart w:id="140" w:name="_Toc229488828"/>
-      <w:r>
-        <w:t>Infrastructure</w:t>
-      </w:r>
+      <w:proofErr w:type="spellStart"/>
+      <w:r>
+        <w:t>Benchling</w:t>
+      </w:r>
+      <w:proofErr w:type="spellEnd"/>
+      <w:r>
+        <w:t xml:space="preserve"> Experiment Execution</w:t>
+      </w:r>
+      <w:bookmarkEnd w:id="135"/>
+      <w:bookmarkEnd w:id="136"/>
       <w:bookmarkEnd w:id="137"/>
       <w:bookmarkEnd w:id="138"/>
+    </w:p>
+    <w:p>
+      <w:pPr>
+        <w:rPr>
+          <w:rFonts w:asciiTheme="minorHAnsi" w:hAnsiTheme="minorHAnsi"/>
+        </w:rPr>
+      </w:pPr>
+      <w:bookmarkStart w:id="139" w:name="_Toc229319819"/>
+      <w:bookmarkStart w:id="140" w:name="_Toc229319919"/>
+      <w:bookmarkStart w:id="141" w:name="_Toc229392163"/>
+      <w:bookmarkStart w:id="142" w:name="_Toc229488836"/>
+      <w:proofErr w:type="spellStart"/>
+      <w:r>
+        <w:t>Benchling</w:t>
+      </w:r>
+      <w:proofErr w:type="spellEnd"/>
+      <w:r>
+        <w:t xml:space="preserve"> may be used to support structured experiment execution, experimental recordkeeping, protocol referencing, metadata capture, and traceable documentation practices.</w:t>
+      </w:r>
+      <w:r>
+        <w:br/>
+      </w:r>
+      <w:r>
+        <w:br/>
+      </w:r>
+      <w:r>
+        <w:lastRenderedPageBreak/>
+        <w:t>Templates and standardized fields may be implemented to improve consistency, organization, and data traceability across experimental activities.</w:t>
+      </w:r>
+    </w:p>
+    <w:p>
+      <w:pPr>
+        <w:pStyle w:val="Heading2"/>
+      </w:pPr>
+      <w:r>
+        <w:t xml:space="preserve">Inventory </w:t>
+      </w:r>
+      <w:r>
+        <w:t xml:space="preserve">and Materials </w:t>
+      </w:r>
+      <w:r>
+        <w:t>Management</w:t>
+      </w:r>
       <w:bookmarkEnd w:id="139"/>
       <w:bookmarkEnd w:id="140"/>
-    </w:p>
-    <w:p>
-      <w:bookmarkStart w:id="141" w:name="_Toc229319809"/>
-      <w:bookmarkStart w:id="142" w:name="_Toc229319909"/>
-      <w:r>
-        <w:lastRenderedPageBreak/>
-        <w:t>Describe software systems, laboratory infrastructure, equipment, and digital platforms required to maintain quality operations.</w:t>
-      </w:r>
       <w:bookmarkEnd w:id="141"/>
       <w:bookmarkEnd w:id="142"/>
     </w:p>
     <w:p>
       <w:pPr>
+        <w:rPr>
+          <w:rFonts w:asciiTheme="minorHAnsi" w:hAnsiTheme="minorHAnsi"/>
+        </w:rPr>
+      </w:pPr>
+      <w:bookmarkStart w:id="143" w:name="_Toc229488837"/>
+      <w:r>
+        <w:t>Inventory and materials management processes are intended to support traceability, controlled storage, supplier tracking, and operational continuity.</w:t>
+      </w:r>
+      <w:r>
+        <w:br/>
+      </w:r>
+      <w:r>
+        <w:br/>
+        <w:t>Materials may include reagents, consumables, biological materials, reference standards, and laboratory supplies. Inventory tracking practices may continue to evolve as operational requirements become more formally defined.</w:t>
+      </w:r>
+    </w:p>
+    <w:p>
+      <w:pPr>
+        <w:rPr>
+          <w:rFonts w:asciiTheme="minorHAnsi" w:hAnsiTheme="minorHAnsi"/>
+        </w:rPr>
+      </w:pPr>
+      <w:r>
+        <w:t>.</w:t>
+      </w:r>
+    </w:p>
+    <w:p>
+      <w:pPr>
         <w:pStyle w:val="Heading2"/>
       </w:pPr>
-      <w:bookmarkStart w:id="143" w:name="_Toc229319810"/>
-      <w:bookmarkStart w:id="144" w:name="_Toc229319910"/>
-      <w:bookmarkStart w:id="145" w:name="_Toc229392158"/>
-      <w:bookmarkStart w:id="146" w:name="_Toc229488829"/>
-      <w:r>
-        <w:t>Work Environment</w:t>
+      <w:r>
+        <w:t>Purchasing and Supplier Control</w:t>
       </w:r>
       <w:bookmarkEnd w:id="143"/>
+    </w:p>
+    <w:p>
+      <w:pPr>
+        <w:rPr>
+          <w:rFonts w:asciiTheme="minorHAnsi" w:hAnsiTheme="minorHAnsi"/>
+        </w:rPr>
+      </w:pPr>
+      <w:r>
+        <w:t>Purchasing and supplier-related activities are intended to support the acquisition of appropriate materials, laboratory supplies, services, and operational resources required for organizational activities.</w:t>
+      </w:r>
+      <w:r>
+        <w:br/>
+      </w:r>
+      <w:r>
+        <w:br/>
+        <w:t>Supplier qualification criteria, purchasing controls, approved vendor systems, and supplier review processes may be further established as the organization continues to grow.</w:t>
+      </w:r>
+    </w:p>
+    <w:p>
+      <w:pPr>
+        <w:pStyle w:val="Heading2"/>
+      </w:pPr>
+      <w:bookmarkStart w:id="144" w:name="_Toc229319821"/>
+      <w:bookmarkStart w:id="145" w:name="_Toc229319921"/>
+      <w:bookmarkStart w:id="146" w:name="_Toc229392164"/>
+      <w:bookmarkStart w:id="147" w:name="_Toc229488838"/>
+      <w:r>
+        <w:t>Identification and Traceability</w:t>
+      </w:r>
       <w:bookmarkEnd w:id="144"/>
       <w:bookmarkEnd w:id="145"/>
       <w:bookmarkEnd w:id="146"/>
+      <w:bookmarkEnd w:id="147"/>
     </w:p>
     <w:p>
-      <w:bookmarkStart w:id="147" w:name="_Toc229319811"/>
-      <w:bookmarkStart w:id="148" w:name="_Toc229319911"/>
-      <w:r>
-        <w:t>Describe laboratory safety, cleanliness, environmental controls, and operational standards.</w:t>
-      </w:r>
-      <w:bookmarkEnd w:id="147"/>
+      <w:bookmarkStart w:id="148" w:name="_Toc229319822"/>
+      <w:bookmarkStart w:id="149" w:name="_Toc229319922"/>
+      <w:r>
+        <w:t>BioThera Solutions intends to maintain systems that support the identification and traceability of materials, samples, experiments, records, and operational activities.</w:t>
+      </w:r>
+      <w:r>
+        <w:br/>
+      </w:r>
+      <w:r>
+        <w:br/>
+        <w:t xml:space="preserve">Traceability practices may include sample identifiers, project references, timestamps, revision tracking, inventory linkage, and associated experimental </w:t>
+      </w:r>
       <w:bookmarkEnd w:id="148"/>
+      <w:bookmarkEnd w:id="149"/>
+      <w:r>
+        <w:t>documentation.</w:t>
+      </w:r>
+    </w:p>
+    <w:p>
+      <w:pPr>
+        <w:pStyle w:val="Heading2"/>
+      </w:pPr>
+      <w:bookmarkStart w:id="150" w:name="_Toc229319823"/>
+      <w:bookmarkStart w:id="151" w:name="_Toc229319923"/>
+      <w:bookmarkStart w:id="152" w:name="_Toc229392165"/>
+      <w:bookmarkStart w:id="153" w:name="_Toc229488839"/>
+      <w:r>
+        <w:t>Quality Control</w:t>
+      </w:r>
+      <w:bookmarkEnd w:id="150"/>
+      <w:bookmarkEnd w:id="151"/>
+      <w:bookmarkEnd w:id="152"/>
+      <w:bookmarkEnd w:id="153"/>
+    </w:p>
+    <w:p>
+      <w:pPr>
+        <w:rPr>
+          <w:rFonts w:asciiTheme="minorHAnsi" w:hAnsiTheme="minorHAnsi"/>
+        </w:rPr>
+      </w:pPr>
+      <w:bookmarkStart w:id="154" w:name="_Toc229319824"/>
+      <w:bookmarkStart w:id="155" w:name="_Toc229319924"/>
+      <w:r>
+        <w:t>Quality control activities are intended to support the review and verification of experimental outputs, records, materials, and operational activities where applicable.</w:t>
+      </w:r>
+      <w:r>
+        <w:br/>
+      </w:r>
+      <w:r>
+        <w:br/>
+        <w:t>QC activities may include review of documentation, analytical verification, protocol checks, record review, and assessment of defined operational acceptance criteria.</w:t>
+      </w:r>
+      <w:bookmarkEnd w:id="154"/>
+      <w:bookmarkEnd w:id="155"/>
+    </w:p>
+    <w:p>
+      <w:pPr>
+        <w:pStyle w:val="Heading1"/>
+      </w:pPr>
+      <w:bookmarkStart w:id="156" w:name="_Toc229319827"/>
+      <w:bookmarkStart w:id="157" w:name="_Toc229319927"/>
+      <w:bookmarkStart w:id="158" w:name="_Toc229392167"/>
+      <w:bookmarkStart w:id="159" w:name="_Toc229488841"/>
+      <w:r>
+        <w:t>MEASUREMENT, ANALYSIS, AND IMPROVEMENT</w:t>
+      </w:r>
+      <w:bookmarkEnd w:id="156"/>
+      <w:bookmarkEnd w:id="157"/>
+      <w:bookmarkEnd w:id="158"/>
+      <w:r>
+        <w:t xml:space="preserve"> (occurrence management, assessment, process improvement)</w:t>
+      </w:r>
+      <w:bookmarkEnd w:id="159"/>
+    </w:p>
+    <w:p>
+      <w:pPr>
+        <w:pStyle w:val="Heading2"/>
+      </w:pPr>
+      <w:bookmarkStart w:id="160" w:name="_Toc229319828"/>
+      <w:bookmarkStart w:id="161" w:name="_Toc229319928"/>
+      <w:bookmarkStart w:id="162" w:name="_Toc229392168"/>
+      <w:bookmarkStart w:id="163" w:name="_Toc229488842"/>
+      <w:r>
+        <w:t>Monitoring and Measurement</w:t>
+      </w:r>
+      <w:bookmarkEnd w:id="160"/>
+      <w:bookmarkEnd w:id="161"/>
+      <w:bookmarkEnd w:id="162"/>
+      <w:bookmarkEnd w:id="163"/>
+    </w:p>
+    <w:p>
+      <w:pPr>
+        <w:rPr>
+          <w:rFonts w:asciiTheme="minorHAnsi" w:hAnsiTheme="minorHAnsi"/>
+        </w:rPr>
+      </w:pPr>
+      <w:bookmarkStart w:id="164" w:name="_Toc229319830"/>
+      <w:bookmarkStart w:id="165" w:name="_Toc229319930"/>
+      <w:bookmarkStart w:id="166" w:name="_Toc229392169"/>
+      <w:bookmarkStart w:id="167" w:name="_Toc229488843"/>
+      <w:r>
+        <w:t>Monitoring and measurement activities are intended to evaluate the effectiveness of the Quality Management System and identify opportunities for operational improvement.</w:t>
+      </w:r>
+      <w:r>
+        <w:br/>
+      </w:r>
+      <w:r>
+        <w:br/>
+        <w:t>Activities may include review of training completion, document revisions, audit findings, deviations, CAPA status, workflow performance indicators, and quality-related metrics.</w:t>
+      </w:r>
+    </w:p>
+    <w:p>
+      <w:pPr>
+        <w:pStyle w:val="Heading2"/>
+      </w:pPr>
+      <w:r>
+        <w:t>Internal Audits</w:t>
+      </w:r>
+      <w:bookmarkEnd w:id="164"/>
+      <w:bookmarkEnd w:id="165"/>
+      <w:bookmarkEnd w:id="166"/>
+      <w:bookmarkEnd w:id="167"/>
+    </w:p>
+    <w:p>
+      <w:pPr>
+        <w:rPr>
+          <w:rFonts w:asciiTheme="minorHAnsi" w:hAnsiTheme="minorHAnsi"/>
+        </w:rPr>
+      </w:pPr>
+      <w:r>
+        <w:t>Internal audits may be conducted periodically to assess compliance with established procedures, documentation practices, and quality expectations.</w:t>
+      </w:r>
+      <w:r>
+        <w:br/>
+      </w:r>
+      <w:r>
+        <w:br/>
+        <w:t>Audit activities are intended to identify operational gaps, support corrective actions, and promote continuous improvement throughout the organization.</w:t>
+      </w:r>
+    </w:p>
+    <w:p>
+      <w:pPr>
+        <w:pStyle w:val="Heading2"/>
+      </w:pPr>
+      <w:bookmarkStart w:id="168" w:name="_Toc229319832"/>
+      <w:bookmarkStart w:id="169" w:name="_Toc229319932"/>
+      <w:bookmarkStart w:id="170" w:name="_Toc229392170"/>
+      <w:bookmarkStart w:id="171" w:name="_Toc229488844"/>
+      <w:r>
+        <w:t xml:space="preserve">Handling of </w:t>
+      </w:r>
+      <w:r>
+        <w:t>Nonconforming Material or Data</w:t>
+      </w:r>
+      <w:bookmarkEnd w:id="168"/>
+      <w:bookmarkEnd w:id="169"/>
+      <w:bookmarkEnd w:id="170"/>
+      <w:bookmarkEnd w:id="171"/>
+    </w:p>
+    <w:p>
+      <w:pPr>
+        <w:rPr>
+          <w:rFonts w:asciiTheme="minorHAnsi" w:hAnsiTheme="minorHAnsi"/>
+        </w:rPr>
+      </w:pPr>
+      <w:bookmarkStart w:id="172" w:name="_Toc229319834"/>
+      <w:bookmarkStart w:id="173" w:name="_Toc229319934"/>
+      <w:bookmarkStart w:id="174" w:name="_Toc229392171"/>
+      <w:bookmarkStart w:id="175" w:name="_Toc229488845"/>
+      <w:r>
+        <w:lastRenderedPageBreak/>
+        <w:t>Processes may be established for the identification, documentation, review, and disposition of nonconforming materials, records, or experimental data.</w:t>
+      </w:r>
+      <w:r>
+        <w:br/>
+      </w:r>
+      <w:r>
+        <w:br/>
+        <w:t>Nonconformances may include incorrect documentation, failed experiments, contaminated materials, incomplete records, or deviations from established procedures.</w:t>
+      </w:r>
+    </w:p>
+    <w:p>
+      <w:pPr>
+        <w:pStyle w:val="Heading2"/>
+      </w:pPr>
+      <w:r>
+        <w:t>CAPA System</w:t>
+      </w:r>
+      <w:bookmarkEnd w:id="172"/>
+      <w:bookmarkEnd w:id="173"/>
+      <w:bookmarkEnd w:id="174"/>
+      <w:bookmarkEnd w:id="175"/>
+    </w:p>
+    <w:p>
+      <w:pPr>
+        <w:rPr>
+          <w:rFonts w:asciiTheme="minorHAnsi" w:hAnsiTheme="minorHAnsi"/>
+        </w:rPr>
+      </w:pPr>
+      <w:bookmarkStart w:id="176" w:name="_Toc229488846"/>
+      <w:r>
+        <w:t>Corrective and Preventive Action (CAPA) processes are intended to support the investigation and resolution of quality-related issues, deviations, and operational deficiencies.</w:t>
+      </w:r>
+      <w:r>
+        <w:br/>
+      </w:r>
+      <w:r>
+        <w:br/>
+        <w:t>CAPA activities may include issue documentation, root cause investigation, implementation of corrective actions, preventive measures, and evaluation of action effectiveness.</w:t>
+      </w:r>
+    </w:p>
+    <w:p>
+      <w:pPr>
+        <w:pStyle w:val="Heading2"/>
+      </w:pPr>
+      <w:r>
+        <w:t>Deviation management</w:t>
+      </w:r>
+      <w:bookmarkEnd w:id="176"/>
+    </w:p>
+    <w:p>
+      <w:r>
+        <w:t>Deviation management processes are intended to support the documentation and review of unexpected events, procedural departures, or operational inconsistencies that may affect quality, traceability, or experimental integrity.</w:t>
+      </w:r>
+      <w:r>
+        <w:br/>
+      </w:r>
+      <w:r>
+        <w:br/>
+        <w:t>Deviations may be reviewed to determine operational impact, required actions, and potential preventive measures.</w:t>
+      </w:r>
+    </w:p>
+    <w:p>
+      <w:pPr>
+        <w:pStyle w:val="Heading2"/>
+      </w:pPr>
+      <w:bookmarkStart w:id="177" w:name="_Toc229488847"/>
+      <w:r>
+        <w:t>Root Cause of Deviation Analysis</w:t>
+      </w:r>
+      <w:bookmarkEnd w:id="177"/>
+    </w:p>
+    <w:p>
+      <w:pPr>
+        <w:rPr>
+          <w:rFonts w:asciiTheme="minorHAnsi" w:hAnsiTheme="minorHAnsi"/>
+        </w:rPr>
+      </w:pPr>
+      <w:r>
+        <w:t>Root cause analysis activities may be performed to identify the underlying causes of quality-related issues, operational failures, or recurring deviations.</w:t>
+      </w:r>
+      <w:r>
+        <w:br/>
+      </w:r>
+      <w:r>
+        <w:br/>
+        <w:t>Findings from root cause investigations may be used to support corrective actions, preventive measures, workflow improvements, and continuous improvement initiatives.</w:t>
+      </w:r>
     </w:p>
     <w:p/>
     <w:p>
       <w:pPr>
         <w:pStyle w:val="Heading2"/>
       </w:pPr>
-      <w:bookmarkStart w:id="149" w:name="_Toc229488830"/>
-      <w:r>
-        <w:t>Facilities and Work Environment</w:t>
-      </w:r>
-      <w:bookmarkEnd w:id="149"/>
-    </w:p>
-    <w:p>
-      <w:r>
-        <w:t>A</w:t>
-      </w:r>
+      <w:bookmarkStart w:id="178" w:name="_Toc229319836"/>
+      <w:bookmarkStart w:id="179" w:name="_Toc229319936"/>
+      <w:bookmarkStart w:id="180" w:name="_Toc229392172"/>
+      <w:bookmarkStart w:id="181" w:name="_Toc229488848"/>
+      <w:r>
+        <w:t>Continuous Improvement</w:t>
+      </w:r>
+      <w:bookmarkEnd w:id="178"/>
+      <w:bookmarkEnd w:id="179"/>
+      <w:bookmarkEnd w:id="180"/>
+      <w:bookmarkEnd w:id="181"/>
     </w:p>
     <w:p>
       <w:pPr>
-        <w:pStyle w:val="Heading2"/>
+        <w:rPr>
+          <w:rFonts w:asciiTheme="minorHAnsi" w:hAnsiTheme="minorHAnsi"/>
+        </w:rPr>
       </w:pPr>
-      <w:bookmarkStart w:id="150" w:name="_Toc229488831"/>
-      <w:r>
-        <w:t>Safety and SDS Management</w:t>
-      </w:r>
-      <w:bookmarkEnd w:id="150"/>
+      <w:r>
+        <w:t>BioThera Solutions is committed to the ongoing improvement of its Quality Management System, operational workflows, documentation practices, and organizational effectiveness.</w:t>
+      </w:r>
+      <w:r>
+        <w:br/>
+      </w:r>
+      <w:r>
+        <w:br/>
+        <w:t>Continuous improvement activities may include process optimization, workflow refinement, training improvements, system reviews, technology integration, and operational standardization efforts.</w:t>
+      </w:r>
+    </w:p>
+    <w:p/>
+    <w:p>
+      <w:pPr>
+        <w:pStyle w:val="Heading1"/>
+      </w:pPr>
+      <w:bookmarkStart w:id="182" w:name="_Toc229319838"/>
+      <w:bookmarkStart w:id="183" w:name="_Toc229319938"/>
+      <w:bookmarkStart w:id="184" w:name="_Toc229392173"/>
+      <w:bookmarkStart w:id="185" w:name="_Toc229488849"/>
+      <w:r>
+        <w:t>WHO QUALITY SYSTEM ESSENTIALS MAPPING</w:t>
+      </w:r>
+      <w:bookmarkEnd w:id="182"/>
+      <w:bookmarkEnd w:id="183"/>
+      <w:bookmarkEnd w:id="184"/>
+      <w:r>
+        <w:t xml:space="preserve"> (simpler way of showing all the 12 who essentials and what part of the QMS manual they can be found in)</w:t>
+      </w:r>
+      <w:bookmarkEnd w:id="185"/>
+    </w:p>
+    <w:p>
+      <w:r>
+        <w:rPr>
+          <w:rFonts w:hint="eastAsia"/>
+        </w:rPr>
+        <w:t xml:space="preserve">9.1 Organization </w:t>
+      </w:r>
+      <w:r>
+        <w:rPr>
+          <w:rFonts w:hint="eastAsia"/>
+        </w:rPr>
+        <w:t>→</w:t>
+      </w:r>
+      <w:r>
+        <w:rPr>
+          <w:rFonts w:hint="eastAsia"/>
+        </w:rPr>
+        <w:t xml:space="preserve"> Section 5</w:t>
+      </w:r>
+    </w:p>
+    <w:p>
+      <w:r>
+        <w:rPr>
+          <w:rFonts w:hint="eastAsia"/>
+        </w:rPr>
+        <w:t xml:space="preserve">9.2 Personnel </w:t>
+      </w:r>
+      <w:r>
+        <w:rPr>
+          <w:rFonts w:hint="eastAsia"/>
+        </w:rPr>
+        <w:t>→</w:t>
+      </w:r>
+      <w:r>
+        <w:rPr>
+          <w:rFonts w:hint="eastAsia"/>
+        </w:rPr>
+        <w:t xml:space="preserve"> Section 6.1 and 6.2</w:t>
+      </w:r>
+    </w:p>
+    <w:p>
+      <w:r>
+        <w:rPr>
+          <w:rFonts w:hint="eastAsia"/>
+        </w:rPr>
+        <w:t xml:space="preserve">9.3 Equipment </w:t>
+      </w:r>
+      <w:r>
+        <w:rPr>
+          <w:rFonts w:hint="eastAsia"/>
+        </w:rPr>
+        <w:t>→</w:t>
+      </w:r>
+      <w:r>
+        <w:rPr>
+          <w:rFonts w:hint="eastAsia"/>
+        </w:rPr>
+        <w:t xml:space="preserve"> Sections 6.3 and 6.5</w:t>
+      </w:r>
+    </w:p>
+    <w:p>
+      <w:r>
+        <w:rPr>
+          <w:rFonts w:hint="eastAsia"/>
+        </w:rPr>
+        <w:t xml:space="preserve">9.4 Purchasing and Inventory </w:t>
+      </w:r>
+      <w:r>
+        <w:rPr>
+          <w:rFonts w:hint="eastAsia"/>
+        </w:rPr>
+        <w:t>→</w:t>
+      </w:r>
+      <w:r>
+        <w:rPr>
+          <w:rFonts w:hint="eastAsia"/>
+        </w:rPr>
+        <w:t xml:space="preserve"> Sections 7.4 and 7.5</w:t>
+      </w:r>
+    </w:p>
+    <w:p>
+      <w:r>
+        <w:rPr>
+          <w:rFonts w:hint="eastAsia"/>
+        </w:rPr>
+        <w:t xml:space="preserve">9.5 Process Control </w:t>
+      </w:r>
+      <w:r>
+        <w:rPr>
+          <w:rFonts w:hint="eastAsia"/>
+        </w:rPr>
+        <w:t>→</w:t>
+      </w:r>
+      <w:r>
+        <w:rPr>
+          <w:rFonts w:hint="eastAsia"/>
+        </w:rPr>
+        <w:t xml:space="preserve"> Section 7</w:t>
+      </w:r>
+    </w:p>
+    <w:p>
+      <w:r>
+        <w:rPr>
+          <w:rFonts w:hint="eastAsia"/>
+        </w:rPr>
+        <w:t xml:space="preserve">9.6 Documents and Records </w:t>
+      </w:r>
+      <w:r>
+        <w:rPr>
+          <w:rFonts w:hint="eastAsia"/>
+        </w:rPr>
+        <w:t>→</w:t>
+      </w:r>
+      <w:r>
+        <w:rPr>
+          <w:rFonts w:hint="eastAsia"/>
+        </w:rPr>
+        <w:t xml:space="preserve"> Section 4</w:t>
+      </w:r>
+    </w:p>
+    <w:p>
+      <w:r>
+        <w:rPr>
+          <w:rFonts w:hint="eastAsia"/>
+        </w:rPr>
+        <w:t xml:space="preserve">9.7 Information Management </w:t>
+      </w:r>
+      <w:r>
+        <w:rPr>
+          <w:rFonts w:hint="eastAsia"/>
+        </w:rPr>
+        <w:t>→</w:t>
+      </w:r>
+      <w:r>
+        <w:rPr>
+          <w:rFonts w:hint="eastAsia"/>
+        </w:rPr>
+        <w:t xml:space="preserve"> Sections 4.3 and 4.4</w:t>
+      </w:r>
+    </w:p>
+    <w:p>
+      <w:r>
+        <w:rPr>
+          <w:rFonts w:hint="eastAsia"/>
+        </w:rPr>
+        <w:t xml:space="preserve">9.8 Occurrence Management </w:t>
+      </w:r>
+      <w:r>
+        <w:rPr>
+          <w:rFonts w:hint="eastAsia"/>
+        </w:rPr>
+        <w:t>→</w:t>
+      </w:r>
+      <w:r>
+        <w:rPr>
+          <w:rFonts w:hint="eastAsia"/>
+        </w:rPr>
+        <w:t xml:space="preserve"> Sections 8.3, 8.4, 8.5</w:t>
+      </w:r>
+    </w:p>
+    <w:p>
+      <w:r>
+        <w:rPr>
+          <w:rFonts w:hint="eastAsia"/>
+        </w:rPr>
+        <w:t xml:space="preserve">9.9 Assessment </w:t>
+      </w:r>
+      <w:r>
+        <w:rPr>
+          <w:rFonts w:hint="eastAsia"/>
+        </w:rPr>
+        <w:t>→</w:t>
+      </w:r>
+      <w:r>
+        <w:rPr>
+          <w:rFonts w:hint="eastAsia"/>
+        </w:rPr>
+        <w:t xml:space="preserve"> Sections 8.1 and 8.2</w:t>
+      </w:r>
+    </w:p>
+    <w:p>
+      <w:r>
+        <w:rPr>
+          <w:rFonts w:hint="eastAsia"/>
+        </w:rPr>
+        <w:t xml:space="preserve">9.10 Process Improvement </w:t>
+      </w:r>
+      <w:r>
+        <w:rPr>
+          <w:rFonts w:hint="eastAsia"/>
+        </w:rPr>
+        <w:t>→</w:t>
+      </w:r>
+      <w:r>
+        <w:rPr>
+          <w:rFonts w:hint="eastAsia"/>
+        </w:rPr>
+        <w:t xml:space="preserve"> Sections 5.6 and 8.7</w:t>
+      </w:r>
+    </w:p>
+    <w:p>
+      <w:r>
+        <w:rPr>
+          <w:rFonts w:hint="eastAsia"/>
+        </w:rPr>
+        <w:lastRenderedPageBreak/>
+        <w:t xml:space="preserve">9.11 Customer Service </w:t>
+      </w:r>
+      <w:r>
+        <w:rPr>
+          <w:rFonts w:hint="eastAsia"/>
+        </w:rPr>
+        <w:t>→</w:t>
+      </w:r>
+      <w:r>
+        <w:rPr>
+          <w:rFonts w:hint="eastAsia"/>
+        </w:rPr>
+        <w:t xml:space="preserve"> Future development</w:t>
+      </w:r>
+    </w:p>
+    <w:p>
+      <w:r>
+        <w:rPr>
+          <w:rFonts w:hint="eastAsia"/>
+        </w:rPr>
+        <w:t xml:space="preserve">9.12 Facilities and Safety </w:t>
+      </w:r>
+      <w:r>
+        <w:rPr>
+          <w:rFonts w:hint="eastAsia"/>
+        </w:rPr>
+        <w:t>→</w:t>
+      </w:r>
+      <w:r>
+        <w:rPr>
+          <w:rFonts w:hint="eastAsia"/>
+        </w:rPr>
+        <w:t xml:space="preserve"> Section 6</w:t>
+      </w:r>
     </w:p>
     <w:p>
       <w:pPr>
         <w:pStyle w:val="Heading1"/>
       </w:pPr>
-      <w:bookmarkStart w:id="151" w:name="_Toc229319812"/>
-      <w:bookmarkStart w:id="152" w:name="_Toc229319912"/>
-      <w:bookmarkStart w:id="153" w:name="_Toc229392159"/>
-      <w:bookmarkStart w:id="154" w:name="_Toc229488832"/>
-      <w:r>
-        <w:t xml:space="preserve">PRODUCT </w:t>
-      </w:r>
-      <w:proofErr w:type="gramStart"/>
-      <w:r>
-        <w:t>REALIZATION  /</w:t>
-      </w:r>
-      <w:proofErr w:type="gramEnd"/>
-      <w:r>
-        <w:t xml:space="preserve"> WORKFLOWS </w:t>
-      </w:r>
-      <w:bookmarkEnd w:id="151"/>
-      <w:bookmarkEnd w:id="152"/>
-      <w:bookmarkEnd w:id="153"/>
-      <w:r>
-        <w:t xml:space="preserve">(process control, </w:t>
-      </w:r>
-      <w:proofErr w:type="spellStart"/>
-      <w:r>
-        <w:t>purchsasing</w:t>
-      </w:r>
-      <w:proofErr w:type="spellEnd"/>
-      <w:r>
-        <w:t>, info management)</w:t>
-      </w:r>
-      <w:bookmarkEnd w:id="154"/>
-    </w:p>
-    <w:p>
-      <w:pPr>
-        <w:pStyle w:val="Heading2"/>
-      </w:pPr>
-      <w:bookmarkStart w:id="155" w:name="_Toc229319813"/>
-      <w:bookmarkStart w:id="156" w:name="_Toc229319913"/>
-      <w:bookmarkStart w:id="157" w:name="_Toc229392160"/>
-      <w:bookmarkStart w:id="158" w:name="_Toc229488833"/>
-      <w:r>
-        <w:t>Planning of Experimental Work</w:t>
-      </w:r>
-      <w:bookmarkEnd w:id="155"/>
-      <w:bookmarkEnd w:id="156"/>
-      <w:bookmarkEnd w:id="157"/>
-      <w:bookmarkEnd w:id="158"/>
-    </w:p>
-    <w:p>
-      <w:bookmarkStart w:id="159" w:name="_Toc229319814"/>
-      <w:bookmarkStart w:id="160" w:name="_Toc229319914"/>
-      <w:r>
-        <w:t>Describe how projects, experiments, and protocols are planned and documented.</w:t>
-      </w:r>
-      <w:bookmarkEnd w:id="159"/>
-      <w:bookmarkEnd w:id="160"/>
-    </w:p>
-    <w:p>
-      <w:pPr>
-        <w:pStyle w:val="Heading2"/>
-      </w:pPr>
-      <w:bookmarkStart w:id="161" w:name="_Toc229319815"/>
-      <w:bookmarkStart w:id="162" w:name="_Toc229319915"/>
-      <w:bookmarkStart w:id="163" w:name="_Toc229392161"/>
-      <w:bookmarkStart w:id="164" w:name="_Toc229488834"/>
-      <w:r>
-        <w:t>Experimental Protocol Management</w:t>
-      </w:r>
-      <w:bookmarkEnd w:id="161"/>
-      <w:bookmarkEnd w:id="162"/>
-      <w:bookmarkEnd w:id="163"/>
-      <w:bookmarkEnd w:id="164"/>
-    </w:p>
-    <w:p>
-      <w:bookmarkStart w:id="165" w:name="_Toc229319816"/>
-      <w:bookmarkStart w:id="166" w:name="_Toc229319916"/>
-      <w:r>
-        <w:t>Describe creation, review, approval, optimization, and retirement of protocols.</w:t>
-      </w:r>
-      <w:bookmarkEnd w:id="165"/>
-      <w:bookmarkEnd w:id="166"/>
-    </w:p>
-    <w:p>
-      <w:pPr>
-        <w:pStyle w:val="Heading2"/>
-      </w:pPr>
-      <w:bookmarkStart w:id="167" w:name="_Toc229319817"/>
-      <w:bookmarkStart w:id="168" w:name="_Toc229319917"/>
-      <w:bookmarkStart w:id="169" w:name="_Toc229392162"/>
-      <w:bookmarkStart w:id="170" w:name="_Toc229488835"/>
-      <w:r>
-        <w:t>Benchling Experiment Execution</w:t>
-      </w:r>
-      <w:bookmarkEnd w:id="167"/>
-      <w:bookmarkEnd w:id="168"/>
-      <w:bookmarkEnd w:id="169"/>
-      <w:bookmarkEnd w:id="170"/>
-    </w:p>
-    <w:p>
-      <w:bookmarkStart w:id="171" w:name="_Toc229319818"/>
-      <w:bookmarkStart w:id="172" w:name="_Toc229319918"/>
-      <w:r>
-        <w:t>Describe how experiments are executed and recorded within Benchling using templates and structured metadata.</w:t>
-      </w:r>
-      <w:bookmarkEnd w:id="171"/>
-      <w:bookmarkEnd w:id="172"/>
-    </w:p>
-    <w:p>
-      <w:pPr>
-        <w:pStyle w:val="Heading2"/>
-      </w:pPr>
-      <w:bookmarkStart w:id="173" w:name="_Toc229319819"/>
-      <w:bookmarkStart w:id="174" w:name="_Toc229319919"/>
-      <w:bookmarkStart w:id="175" w:name="_Toc229392163"/>
-      <w:bookmarkStart w:id="176" w:name="_Toc229488836"/>
-      <w:r>
-        <w:t xml:space="preserve">Inventory </w:t>
-      </w:r>
-      <w:r>
-        <w:t xml:space="preserve">and Materials </w:t>
-      </w:r>
-      <w:r>
-        <w:t>Management</w:t>
-      </w:r>
-      <w:bookmarkEnd w:id="173"/>
-      <w:bookmarkEnd w:id="174"/>
-      <w:bookmarkEnd w:id="175"/>
-      <w:bookmarkEnd w:id="176"/>
-    </w:p>
-    <w:p>
-      <w:bookmarkStart w:id="177" w:name="_Toc229319820"/>
-      <w:bookmarkStart w:id="178" w:name="_Toc229319920"/>
-      <w:r>
-        <w:t>Describe supplier approval, inventory tracking, reagent tracking, catalog numbers, batch numbers, and SDS linkage.</w:t>
-      </w:r>
-      <w:bookmarkEnd w:id="177"/>
-      <w:bookmarkEnd w:id="178"/>
-    </w:p>
-    <w:p>
-      <w:pPr>
-        <w:pStyle w:val="Heading2"/>
-      </w:pPr>
-      <w:bookmarkStart w:id="179" w:name="_Toc229488837"/>
-      <w:r>
-        <w:t>Purchasing and Supplier Control</w:t>
-      </w:r>
-      <w:bookmarkEnd w:id="179"/>
-    </w:p>
-    <w:p>
-      <w:r>
-        <w:t>a</w:t>
-      </w:r>
-    </w:p>
-    <w:p>
-      <w:pPr>
-        <w:pStyle w:val="Heading2"/>
-      </w:pPr>
-      <w:bookmarkStart w:id="180" w:name="_Toc229319821"/>
-      <w:bookmarkStart w:id="181" w:name="_Toc229319921"/>
-      <w:bookmarkStart w:id="182" w:name="_Toc229392164"/>
-      <w:bookmarkStart w:id="183" w:name="_Toc229488838"/>
-      <w:r>
-        <w:t>Identification and Traceability</w:t>
-      </w:r>
-      <w:bookmarkEnd w:id="180"/>
-      <w:bookmarkEnd w:id="181"/>
-      <w:bookmarkEnd w:id="182"/>
-      <w:bookmarkEnd w:id="183"/>
-    </w:p>
-    <w:p>
-      <w:bookmarkStart w:id="184" w:name="_Toc229319822"/>
-      <w:bookmarkStart w:id="185" w:name="_Toc229319922"/>
-      <w:r>
-        <w:t>Describe sample identification systems, batch numbering systems, and experiment traceability.</w:t>
-      </w:r>
-      <w:bookmarkEnd w:id="184"/>
-      <w:bookmarkEnd w:id="185"/>
-    </w:p>
-    <w:p>
-      <w:pPr>
-        <w:pStyle w:val="Heading2"/>
-      </w:pPr>
-      <w:bookmarkStart w:id="186" w:name="_Toc229319823"/>
-      <w:bookmarkStart w:id="187" w:name="_Toc229319923"/>
-      <w:bookmarkStart w:id="188" w:name="_Toc229392165"/>
-      <w:bookmarkStart w:id="189" w:name="_Toc229488839"/>
-      <w:r>
-        <w:t>Quality Control</w:t>
+      <w:bookmarkStart w:id="186" w:name="_Toc229319841"/>
+      <w:bookmarkStart w:id="187" w:name="_Toc229319941"/>
+      <w:bookmarkStart w:id="188" w:name="_Toc229392175"/>
+      <w:bookmarkStart w:id="189" w:name="_Toc229488862"/>
+      <w:r>
+        <w:t>APPENDICES</w:t>
       </w:r>
       <w:bookmarkEnd w:id="186"/>
       <w:bookmarkEnd w:id="187"/>
@@ -8138,43 +9889,71 @@
       <w:bookmarkEnd w:id="189"/>
     </w:p>
     <w:p>
-      <w:bookmarkStart w:id="190" w:name="_Toc229319824"/>
-      <w:bookmarkStart w:id="191" w:name="_Toc229319924"/>
-      <w:r>
-        <w:t>Describe QC review processes, testing procedures, release criteria, and COA generation.</w:t>
+      <w:pPr>
+        <w:pStyle w:val="Heading2"/>
+      </w:pPr>
+      <w:bookmarkStart w:id="190" w:name="_Toc229319842"/>
+      <w:bookmarkStart w:id="191" w:name="_Toc229319942"/>
+      <w:bookmarkStart w:id="192" w:name="_Toc229392176"/>
+      <w:bookmarkStart w:id="193" w:name="_Toc229488863"/>
+      <w:r>
+        <w:t>Naming Conventions</w:t>
       </w:r>
       <w:bookmarkEnd w:id="190"/>
       <w:bookmarkEnd w:id="191"/>
+      <w:bookmarkEnd w:id="192"/>
+      <w:bookmarkEnd w:id="193"/>
     </w:p>
     <w:p>
-      <w:pPr>
-        <w:pStyle w:val="Heading1"/>
-      </w:pPr>
-      <w:bookmarkStart w:id="192" w:name="_Toc229319827"/>
-      <w:bookmarkStart w:id="193" w:name="_Toc229319927"/>
-      <w:bookmarkStart w:id="194" w:name="_Toc229392167"/>
-      <w:bookmarkStart w:id="195" w:name="_Toc229488841"/>
-      <w:r>
-        <w:t>MEASUREMENT, ANALYSIS, AND IMPROVEMENT</w:t>
-      </w:r>
-      <w:bookmarkEnd w:id="192"/>
-      <w:bookmarkEnd w:id="193"/>
+      <w:bookmarkStart w:id="194" w:name="_Toc229319843"/>
+      <w:bookmarkStart w:id="195" w:name="_Toc229319943"/>
+      <w:r>
+        <w:t>SOP Naming:</w:t>
+      </w:r>
+      <w:r>
+        <w:br/>
+        <w:t>SOP-XXX-Title-Version</w:t>
+      </w:r>
+      <w:r>
+        <w:br/>
+      </w:r>
+      <w:r>
+        <w:br/>
+        <w:t>Experiment Naming:</w:t>
+      </w:r>
+      <w:r>
+        <w:br/>
+        <w:t>EXP-Project-Date</w:t>
+      </w:r>
+      <w:r>
+        <w:br/>
+      </w:r>
+      <w:r>
+        <w:br/>
+        <w:t>Sample Naming:</w:t>
+      </w:r>
+      <w:r>
+        <w:br/>
+        <w:t>SMP-Batch-Type-Date</w:t>
+      </w:r>
       <w:bookmarkEnd w:id="194"/>
-      <w:r>
-        <w:t xml:space="preserve"> (occurrence management, assessment, process improvement)</w:t>
-      </w:r>
       <w:bookmarkEnd w:id="195"/>
     </w:p>
     <w:p>
       <w:pPr>
         <w:pStyle w:val="Heading2"/>
       </w:pPr>
-      <w:bookmarkStart w:id="196" w:name="_Toc229319828"/>
-      <w:bookmarkStart w:id="197" w:name="_Toc229319928"/>
-      <w:bookmarkStart w:id="198" w:name="_Toc229392168"/>
-      <w:bookmarkStart w:id="199" w:name="_Toc229488842"/>
-      <w:r>
-        <w:t>Monitoring and Measurement</w:t>
+      <w:bookmarkStart w:id="196" w:name="_Toc229319844"/>
+      <w:bookmarkStart w:id="197" w:name="_Toc229319944"/>
+      <w:bookmarkStart w:id="198" w:name="_Toc229392177"/>
+      <w:bookmarkStart w:id="199" w:name="_Toc229488864"/>
+      <w:proofErr w:type="spellStart"/>
+      <w:r>
+        <w:t>Benchling</w:t>
+      </w:r>
+      <w:proofErr w:type="spellEnd"/>
+      <w:r>
+        <w:t xml:space="preserve"> Folder Structure</w:t>
       </w:r>
       <w:bookmarkEnd w:id="196"/>
       <w:bookmarkEnd w:id="197"/>
@@ -8182,10 +9961,30 @@
       <w:bookmarkEnd w:id="199"/>
     </w:p>
     <w:p>
-      <w:bookmarkStart w:id="200" w:name="_Toc229319829"/>
-      <w:bookmarkStart w:id="201" w:name="_Toc229319929"/>
-      <w:r>
-        <w:t>Describe monitoring of training completion, deviations, audit findings, QC trends, and system performance.</w:t>
+      <w:bookmarkStart w:id="200" w:name="_Toc229319845"/>
+      <w:bookmarkStart w:id="201" w:name="_Toc229319945"/>
+      <w:r>
+        <w:t>/Projects</w:t>
+      </w:r>
+      <w:r>
+        <w:br/>
+        <w:t>/Protocols</w:t>
+      </w:r>
+      <w:r>
+        <w:br/>
+        <w:t>/Experiments</w:t>
+      </w:r>
+      <w:r>
+        <w:br/>
+        <w:t>/Templates</w:t>
+      </w:r>
+      <w:r>
+        <w:br/>
+        <w:t>/Inventory</w:t>
+      </w:r>
+      <w:r>
+        <w:br/>
+        <w:t>/Training</w:t>
       </w:r>
       <w:bookmarkEnd w:id="200"/>
       <w:bookmarkEnd w:id="201"/>
@@ -8194,12 +9993,12 @@
       <w:pPr>
         <w:pStyle w:val="Heading2"/>
       </w:pPr>
-      <w:bookmarkStart w:id="202" w:name="_Toc229319830"/>
-      <w:bookmarkStart w:id="203" w:name="_Toc229319930"/>
-      <w:bookmarkStart w:id="204" w:name="_Toc229392169"/>
-      <w:bookmarkStart w:id="205" w:name="_Toc229488843"/>
-      <w:r>
-        <w:t>Internal Audits</w:t>
+      <w:bookmarkStart w:id="202" w:name="_Toc229319846"/>
+      <w:bookmarkStart w:id="203" w:name="_Toc229319946"/>
+      <w:bookmarkStart w:id="204" w:name="_Toc229392178"/>
+      <w:bookmarkStart w:id="205" w:name="_Toc229488865"/>
+      <w:r>
+        <w:t>Template Examples</w:t>
       </w:r>
       <w:bookmarkEnd w:id="202"/>
       <w:bookmarkEnd w:id="203"/>
@@ -8207,10 +10006,41 @@
       <w:bookmarkEnd w:id="205"/>
     </w:p>
     <w:p>
-      <w:bookmarkStart w:id="206" w:name="_Toc229319831"/>
-      <w:bookmarkStart w:id="207" w:name="_Toc229319931"/>
-      <w:r>
-        <w:t>Describe internal audit schedules, audit responsibilities, and audit reporting.</w:t>
+      <w:bookmarkStart w:id="206" w:name="_Toc229319847"/>
+      <w:bookmarkStart w:id="207" w:name="_Toc229319947"/>
+      <w:r>
+        <w:t xml:space="preserve">List templates used within </w:t>
+      </w:r>
+      <w:proofErr w:type="spellStart"/>
+      <w:r>
+        <w:t>Benchling</w:t>
+      </w:r>
+      <w:proofErr w:type="spellEnd"/>
+      <w:r>
+        <w:t>.</w:t>
+      </w:r>
+      <w:r>
+        <w:br/>
+      </w:r>
+      <w:r>
+        <w:br/>
+        <w:t>Examples:</w:t>
+      </w:r>
+      <w:r>
+        <w:br/>
+        <w:t>- Experiment Template</w:t>
+      </w:r>
+      <w:r>
+        <w:br/>
+        <w:t>- Protocol Template</w:t>
+      </w:r>
+      <w:r>
+        <w:br/>
+        <w:t>- Batch Record Template</w:t>
+      </w:r>
+      <w:r>
+        <w:br/>
+        <w:t>- COA Template</w:t>
       </w:r>
       <w:bookmarkEnd w:id="206"/>
       <w:bookmarkEnd w:id="207"/>
@@ -8219,15 +10049,12 @@
       <w:pPr>
         <w:pStyle w:val="Heading2"/>
       </w:pPr>
-      <w:bookmarkStart w:id="208" w:name="_Toc229319832"/>
-      <w:bookmarkStart w:id="209" w:name="_Toc229319932"/>
-      <w:bookmarkStart w:id="210" w:name="_Toc229392170"/>
-      <w:bookmarkStart w:id="211" w:name="_Toc229488844"/>
-      <w:r>
-        <w:t xml:space="preserve">Handling of </w:t>
-      </w:r>
-      <w:r>
-        <w:t>Nonconforming Material or Data</w:t>
+      <w:bookmarkStart w:id="208" w:name="_Toc229319848"/>
+      <w:bookmarkStart w:id="209" w:name="_Toc229319948"/>
+      <w:bookmarkStart w:id="210" w:name="_Toc229392179"/>
+      <w:bookmarkStart w:id="211" w:name="_Toc229488866"/>
+      <w:r>
+        <w:t>Revision History</w:t>
       </w:r>
       <w:bookmarkEnd w:id="208"/>
       <w:bookmarkEnd w:id="209"/>
@@ -8235,483 +10062,111 @@
       <w:bookmarkEnd w:id="211"/>
     </w:p>
     <w:p>
-      <w:bookmarkStart w:id="212" w:name="_Toc229319833"/>
-      <w:bookmarkStart w:id="213" w:name="_Toc229319933"/>
-      <w:r>
-        <w:t>Describe procedures for handling failed experiments, incorrect records, contaminated samples, or out-of-specification results.</w:t>
+      <w:bookmarkStart w:id="212" w:name="_Toc229319849"/>
+      <w:bookmarkStart w:id="213" w:name="_Toc229319949"/>
+      <w:r>
+        <w:t>Include revision tracking table for document changes.</w:t>
       </w:r>
       <w:bookmarkEnd w:id="212"/>
       <w:bookmarkEnd w:id="213"/>
-    </w:p>
-    <w:p>
-      <w:pPr>
-        <w:pStyle w:val="Heading2"/>
-      </w:pPr>
-      <w:bookmarkStart w:id="214" w:name="_Toc229319834"/>
-      <w:bookmarkStart w:id="215" w:name="_Toc229319934"/>
-      <w:bookmarkStart w:id="216" w:name="_Toc229392171"/>
-      <w:bookmarkStart w:id="217" w:name="_Toc229488845"/>
-      <w:r>
-        <w:t>CAPA System</w:t>
-      </w:r>
-      <w:bookmarkEnd w:id="214"/>
-      <w:bookmarkEnd w:id="215"/>
-      <w:bookmarkEnd w:id="216"/>
-      <w:bookmarkEnd w:id="217"/>
-    </w:p>
-    <w:p>
-      <w:bookmarkStart w:id="218" w:name="_Toc229319835"/>
-      <w:bookmarkStart w:id="219" w:name="_Toc229319935"/>
-      <w:r>
-        <w:lastRenderedPageBreak/>
-        <w:t>Describe deviation management, root cause analysis, corrective actions, preventive actions, and effectiveness checks.</w:t>
-      </w:r>
-      <w:bookmarkEnd w:id="218"/>
-      <w:bookmarkEnd w:id="219"/>
-    </w:p>
-    <w:p>
-      <w:pPr>
-        <w:pStyle w:val="Heading2"/>
-      </w:pPr>
-      <w:bookmarkStart w:id="220" w:name="_Toc229488846"/>
-      <w:r>
-        <w:t>Deviation management</w:t>
-      </w:r>
-      <w:bookmarkEnd w:id="220"/>
-    </w:p>
-    <w:p>
-      <w:r>
-        <w:t>a</w:t>
-      </w:r>
-    </w:p>
-    <w:p>
-      <w:pPr>
-        <w:pStyle w:val="Heading2"/>
-      </w:pPr>
-      <w:bookmarkStart w:id="221" w:name="_Toc229488847"/>
-      <w:r>
-        <w:t>Root Cause of Deviation Analysis</w:t>
-      </w:r>
-      <w:bookmarkEnd w:id="221"/>
-    </w:p>
-    <w:p>
-      <w:r>
-        <w:t>a</w:t>
-      </w:r>
-    </w:p>
-    <w:p>
-      <w:pPr>
-        <w:pStyle w:val="Heading2"/>
-      </w:pPr>
-      <w:bookmarkStart w:id="222" w:name="_Toc229319836"/>
-      <w:bookmarkStart w:id="223" w:name="_Toc229319936"/>
-      <w:bookmarkStart w:id="224" w:name="_Toc229392172"/>
-      <w:bookmarkStart w:id="225" w:name="_Toc229488848"/>
-      <w:r>
-        <w:t>Continuous Improvement</w:t>
-      </w:r>
-      <w:bookmarkEnd w:id="222"/>
-      <w:bookmarkEnd w:id="223"/>
-      <w:bookmarkEnd w:id="224"/>
-      <w:bookmarkEnd w:id="225"/>
-    </w:p>
-    <w:p>
-      <w:bookmarkStart w:id="226" w:name="_Toc229319837"/>
-      <w:bookmarkStart w:id="227" w:name="_Toc229319937"/>
-      <w:r>
-        <w:t>Describe ongoing system optimization, workflow improvement, process refinement, and quality metric review.</w:t>
-      </w:r>
-      <w:bookmarkEnd w:id="226"/>
-      <w:bookmarkEnd w:id="227"/>
-    </w:p>
-    <w:p>
-      <w:pPr>
-        <w:pStyle w:val="Heading1"/>
-      </w:pPr>
-      <w:bookmarkStart w:id="228" w:name="_Toc229319838"/>
-      <w:bookmarkStart w:id="229" w:name="_Toc229319938"/>
-      <w:bookmarkStart w:id="230" w:name="_Toc229392173"/>
-      <w:bookmarkStart w:id="231" w:name="_Toc229488849"/>
-      <w:r>
-        <w:t>WHO QUALITY SYSTEM ESSENTIALS MAPPING</w:t>
-      </w:r>
-      <w:bookmarkEnd w:id="228"/>
-      <w:bookmarkEnd w:id="229"/>
-      <w:bookmarkEnd w:id="230"/>
-      <w:r>
-        <w:t xml:space="preserve"> (simpler way of showing all the 12 who essentials and what part of the QMS manual they can be found in)</w:t>
-      </w:r>
-      <w:bookmarkEnd w:id="231"/>
-    </w:p>
-    <w:p>
-      <w:pPr>
-        <w:pStyle w:val="Heading2"/>
-      </w:pPr>
-      <w:bookmarkStart w:id="232" w:name="_Toc229488850"/>
-      <w:bookmarkStart w:id="233" w:name="_Toc229319840"/>
-      <w:bookmarkStart w:id="234" w:name="_Toc229319940"/>
-      <w:r>
-        <w:t>Organization</w:t>
-      </w:r>
-      <w:bookmarkEnd w:id="232"/>
-      <w:r>
-        <w:br/>
-      </w:r>
-    </w:p>
-    <w:p>
-      <w:pPr>
-        <w:pStyle w:val="Heading2"/>
-      </w:pPr>
-      <w:bookmarkStart w:id="235" w:name="_Toc229488851"/>
-      <w:r>
-        <w:t>Personnel</w:t>
-      </w:r>
-      <w:bookmarkEnd w:id="235"/>
-      <w:r>
-        <w:br/>
-      </w:r>
-    </w:p>
-    <w:p>
-      <w:pPr>
-        <w:pStyle w:val="Heading2"/>
-      </w:pPr>
-      <w:bookmarkStart w:id="236" w:name="_Toc229488852"/>
-      <w:r>
-        <w:t>Equipment</w:t>
-      </w:r>
-      <w:bookmarkEnd w:id="236"/>
-      <w:r>
-        <w:br/>
-      </w:r>
-    </w:p>
-    <w:p>
-      <w:pPr>
-        <w:pStyle w:val="Heading2"/>
-      </w:pPr>
-      <w:bookmarkStart w:id="237" w:name="_Toc229488853"/>
-      <w:r>
-        <w:t>Purchasing and Inventory</w:t>
-      </w:r>
-      <w:bookmarkEnd w:id="237"/>
-      <w:r>
-        <w:br/>
-      </w:r>
-    </w:p>
-    <w:p>
-      <w:pPr>
-        <w:pStyle w:val="Heading2"/>
-      </w:pPr>
-      <w:bookmarkStart w:id="238" w:name="_Toc229488854"/>
-      <w:r>
-        <w:t>Process Control</w:t>
-      </w:r>
-      <w:bookmarkEnd w:id="238"/>
-      <w:r>
-        <w:br/>
-      </w:r>
-    </w:p>
-    <w:p>
-      <w:pPr>
-        <w:pStyle w:val="Heading2"/>
-      </w:pPr>
-      <w:bookmarkStart w:id="239" w:name="_Toc229488855"/>
-      <w:r>
-        <w:t>Documents and Records</w:t>
-      </w:r>
-      <w:bookmarkEnd w:id="239"/>
-      <w:r>
-        <w:br/>
-      </w:r>
-    </w:p>
-    <w:p>
-      <w:pPr>
-        <w:pStyle w:val="Heading2"/>
-      </w:pPr>
-      <w:bookmarkStart w:id="240" w:name="_Toc229488856"/>
-      <w:r>
-        <w:t>Information Management</w:t>
-      </w:r>
-      <w:bookmarkEnd w:id="240"/>
-      <w:r>
-        <w:br/>
-      </w:r>
-    </w:p>
-    <w:p>
-      <w:pPr>
-        <w:pStyle w:val="Heading2"/>
-      </w:pPr>
-      <w:bookmarkStart w:id="241" w:name="_Toc229488857"/>
-      <w:r>
-        <w:t>Occurrence Management</w:t>
-      </w:r>
-      <w:bookmarkEnd w:id="241"/>
-      <w:r>
-        <w:br/>
-      </w:r>
-    </w:p>
-    <w:p>
-      <w:pPr>
-        <w:pStyle w:val="Heading2"/>
-      </w:pPr>
-      <w:bookmarkStart w:id="242" w:name="_Toc229488858"/>
-      <w:r>
-        <w:t>Assessment</w:t>
-      </w:r>
-      <w:bookmarkEnd w:id="242"/>
-      <w:r>
-        <w:br/>
-      </w:r>
-    </w:p>
-    <w:p>
-      <w:pPr>
-        <w:pStyle w:val="Heading2"/>
-      </w:pPr>
-      <w:bookmarkStart w:id="243" w:name="_Toc229488859"/>
-      <w:r>
-        <w:t>Process Improvement</w:t>
-      </w:r>
-      <w:bookmarkEnd w:id="243"/>
-      <w:r>
-        <w:br/>
-      </w:r>
-    </w:p>
-    <w:p>
-      <w:pPr>
-        <w:pStyle w:val="Heading2"/>
-      </w:pPr>
-      <w:bookmarkStart w:id="244" w:name="_Toc229488860"/>
-      <w:r>
-        <w:t>Customer Service</w:t>
-      </w:r>
-      <w:bookmarkEnd w:id="244"/>
-      <w:r>
-        <w:br/>
-      </w:r>
-    </w:p>
-    <w:p>
-      <w:pPr>
-        <w:pStyle w:val="Heading2"/>
-      </w:pPr>
-      <w:bookmarkStart w:id="245" w:name="_Toc229488861"/>
-      <w:r>
-        <w:t>Facilities and Safety</w:t>
-      </w:r>
-      <w:bookmarkEnd w:id="233"/>
-      <w:bookmarkEnd w:id="234"/>
-      <w:bookmarkEnd w:id="245"/>
-    </w:p>
-    <w:p>
-      <w:pPr>
-        <w:pStyle w:val="Heading1"/>
-      </w:pPr>
-      <w:bookmarkStart w:id="246" w:name="_Toc229319841"/>
-      <w:bookmarkStart w:id="247" w:name="_Toc229319941"/>
-      <w:bookmarkStart w:id="248" w:name="_Toc229392175"/>
-      <w:bookmarkStart w:id="249" w:name="_Toc229488862"/>
-      <w:r>
-        <w:t>APPENDICES</w:t>
-      </w:r>
-      <w:bookmarkEnd w:id="246"/>
-      <w:bookmarkEnd w:id="247"/>
-      <w:bookmarkEnd w:id="248"/>
-      <w:bookmarkEnd w:id="249"/>
-    </w:p>
-    <w:p>
-      <w:pPr>
-        <w:pStyle w:val="Heading2"/>
-      </w:pPr>
-      <w:bookmarkStart w:id="250" w:name="_Toc229319842"/>
-      <w:bookmarkStart w:id="251" w:name="_Toc229319942"/>
-      <w:bookmarkStart w:id="252" w:name="_Toc229392176"/>
-      <w:bookmarkStart w:id="253" w:name="_Toc229488863"/>
-      <w:r>
-        <w:t>Naming Conventions</w:t>
-      </w:r>
-      <w:bookmarkEnd w:id="250"/>
-      <w:bookmarkEnd w:id="251"/>
-      <w:bookmarkEnd w:id="252"/>
-      <w:bookmarkEnd w:id="253"/>
-    </w:p>
-    <w:p>
-      <w:bookmarkStart w:id="254" w:name="_Toc229319843"/>
-      <w:bookmarkStart w:id="255" w:name="_Toc229319943"/>
-      <w:r>
-        <w:t>SOP Naming:</w:t>
-      </w:r>
-      <w:r>
-        <w:br/>
-        <w:t>SOP-XXX-Title-Version</w:t>
-      </w:r>
-      <w:r>
-        <w:br/>
-      </w:r>
-      <w:r>
-        <w:br/>
-        <w:t>Experiment Naming:</w:t>
-      </w:r>
-      <w:r>
-        <w:br/>
-        <w:t>EXP-Project-Date</w:t>
-      </w:r>
-      <w:r>
-        <w:br/>
-      </w:r>
-      <w:r>
-        <w:lastRenderedPageBreak/>
-        <w:br/>
-        <w:t>Sample Naming:</w:t>
-      </w:r>
-      <w:r>
-        <w:br/>
-        <w:t>SMP-Batch-Type-Date</w:t>
-      </w:r>
-      <w:bookmarkEnd w:id="254"/>
-      <w:bookmarkEnd w:id="255"/>
-    </w:p>
-    <w:p>
-      <w:pPr>
-        <w:pStyle w:val="Heading2"/>
-      </w:pPr>
-      <w:bookmarkStart w:id="256" w:name="_Toc229319844"/>
-      <w:bookmarkStart w:id="257" w:name="_Toc229319944"/>
-      <w:bookmarkStart w:id="258" w:name="_Toc229392177"/>
-      <w:bookmarkStart w:id="259" w:name="_Toc229488864"/>
-      <w:r>
-        <w:t>Benchling Folder Structure</w:t>
-      </w:r>
-      <w:bookmarkEnd w:id="256"/>
-      <w:bookmarkEnd w:id="257"/>
-      <w:bookmarkEnd w:id="258"/>
-      <w:bookmarkEnd w:id="259"/>
-    </w:p>
-    <w:p>
-      <w:bookmarkStart w:id="260" w:name="_Toc229319845"/>
-      <w:bookmarkStart w:id="261" w:name="_Toc229319945"/>
-      <w:r>
-        <w:t>/Projects</w:t>
-      </w:r>
-      <w:r>
-        <w:br/>
-        <w:t>/Protocols</w:t>
-      </w:r>
-      <w:r>
-        <w:br/>
-        <w:t>/Experiments</w:t>
-      </w:r>
-      <w:r>
-        <w:br/>
-        <w:t>/Templates</w:t>
-      </w:r>
-      <w:r>
-        <w:br/>
-        <w:t>/Inventory</w:t>
-      </w:r>
-      <w:r>
-        <w:br/>
-        <w:t>/Training</w:t>
-      </w:r>
-      <w:bookmarkEnd w:id="260"/>
-      <w:bookmarkEnd w:id="261"/>
-    </w:p>
-    <w:p>
-      <w:pPr>
-        <w:pStyle w:val="Heading2"/>
-      </w:pPr>
-      <w:bookmarkStart w:id="262" w:name="_Toc229319846"/>
-      <w:bookmarkStart w:id="263" w:name="_Toc229319946"/>
-      <w:bookmarkStart w:id="264" w:name="_Toc229392178"/>
-      <w:bookmarkStart w:id="265" w:name="_Toc229488865"/>
-      <w:r>
-        <w:t>Template Examples</w:t>
-      </w:r>
-      <w:bookmarkEnd w:id="262"/>
-      <w:bookmarkEnd w:id="263"/>
-      <w:bookmarkEnd w:id="264"/>
-      <w:bookmarkEnd w:id="265"/>
-    </w:p>
-    <w:p>
-      <w:bookmarkStart w:id="266" w:name="_Toc229319847"/>
-      <w:bookmarkStart w:id="267" w:name="_Toc229319947"/>
-      <w:r>
-        <w:t>List templates used within Benchling.</w:t>
-      </w:r>
-      <w:r>
-        <w:br/>
-      </w:r>
-      <w:r>
-        <w:br/>
-        <w:t>Examples:</w:t>
-      </w:r>
-      <w:r>
-        <w:br/>
-        <w:t>- Experiment Template</w:t>
-      </w:r>
-      <w:r>
-        <w:br/>
-        <w:t>- Protocol Template</w:t>
-      </w:r>
-      <w:r>
-        <w:br/>
-        <w:t>- Batch Record Template</w:t>
-      </w:r>
-      <w:r>
-        <w:br/>
-        <w:t>- COA Template</w:t>
-      </w:r>
-      <w:bookmarkEnd w:id="266"/>
-      <w:bookmarkEnd w:id="267"/>
-    </w:p>
-    <w:p>
-      <w:pPr>
-        <w:pStyle w:val="Heading2"/>
-      </w:pPr>
-      <w:bookmarkStart w:id="268" w:name="_Toc229319848"/>
-      <w:bookmarkStart w:id="269" w:name="_Toc229319948"/>
-      <w:bookmarkStart w:id="270" w:name="_Toc229392179"/>
-      <w:bookmarkStart w:id="271" w:name="_Toc229488866"/>
-      <w:r>
-        <w:t>Revision History</w:t>
-      </w:r>
-      <w:bookmarkEnd w:id="268"/>
-      <w:bookmarkEnd w:id="269"/>
-      <w:bookmarkEnd w:id="270"/>
-      <w:bookmarkEnd w:id="271"/>
-    </w:p>
-    <w:p>
-      <w:bookmarkStart w:id="272" w:name="_Toc229319849"/>
-      <w:bookmarkStart w:id="273" w:name="_Toc229319949"/>
-      <w:r>
-        <w:t>Include revision tracking table for document changes.</w:t>
-      </w:r>
-      <w:bookmarkEnd w:id="272"/>
-      <w:bookmarkEnd w:id="273"/>
     </w:p>
     <w:p/>
     <w:p>
       <w:pPr>
         <w:pStyle w:val="Heading2"/>
       </w:pPr>
-      <w:bookmarkStart w:id="274" w:name="_Toc229488867"/>
+      <w:bookmarkStart w:id="214" w:name="_Toc229488867"/>
       <w:r>
         <w:t>Organizational Changes</w:t>
       </w:r>
-      <w:bookmarkEnd w:id="274"/>
+      <w:bookmarkEnd w:id="214"/>
+    </w:p>
+    <w:p>
+      <w:r>
+        <w:t>Appendix 10.5 Organizational Structure</w:t>
+      </w:r>
+    </w:p>
+    <w:p/>
+    <w:p>
+      <w:r>
+        <w:t>Founder / CEO</w:t>
+      </w:r>
+    </w:p>
+    <w:p>
+      <w:r>
+        <w:rPr>
+          <w:rFonts w:hint="eastAsia"/>
+        </w:rPr>
+        <w:t xml:space="preserve">    </w:t>
+      </w:r>
+      <w:r>
+        <w:rPr>
+          <w:rFonts w:hint="eastAsia"/>
+        </w:rPr>
+        <w:t>↓</w:t>
+      </w:r>
+    </w:p>
+    <w:p>
+      <w:r>
+        <w:t>Quality Oversight</w:t>
+      </w:r>
+    </w:p>
+    <w:p>
+      <w:r>
+        <w:rPr>
+          <w:rFonts w:hint="eastAsia"/>
+        </w:rPr>
+        <w:t xml:space="preserve">    </w:t>
+      </w:r>
+      <w:r>
+        <w:rPr>
+          <w:rFonts w:hint="eastAsia"/>
+        </w:rPr>
+        <w:t>↓</w:t>
+      </w:r>
+    </w:p>
+    <w:p>
+      <w:r>
+        <w:t>Research and Development Personnel</w:t>
+      </w:r>
+    </w:p>
+    <w:p>
+      <w:r>
+        <w:rPr>
+          <w:rFonts w:hint="eastAsia"/>
+        </w:rPr>
+        <w:t xml:space="preserve">    </w:t>
+      </w:r>
+      <w:r>
+        <w:rPr>
+          <w:rFonts w:hint="eastAsia"/>
+        </w:rPr>
+        <w:t>↓</w:t>
+      </w:r>
+    </w:p>
+    <w:p>
+      <w:r>
+        <w:t>Future Manufacturing Personnel</w:t>
+      </w:r>
     </w:p>
     <w:p>
       <w:pPr>
         <w:pStyle w:val="Heading2"/>
       </w:pPr>
-      <w:bookmarkStart w:id="275" w:name="_Toc229488868"/>
+      <w:bookmarkStart w:id="215" w:name="_Toc229488868"/>
       <w:r>
         <w:t>Workflow Diagrams</w:t>
       </w:r>
-      <w:bookmarkEnd w:id="275"/>
+      <w:bookmarkEnd w:id="215"/>
+      <w:r>
+        <w:t xml:space="preserve"> ***</w:t>
+      </w:r>
     </w:p>
     <w:p>
       <w:pPr>
         <w:pStyle w:val="Heading2"/>
       </w:pPr>
-      <w:bookmarkStart w:id="276" w:name="_Toc229488869"/>
+      <w:bookmarkStart w:id="216" w:name="_Toc229488869"/>
       <w:r>
         <w:t>Example</w:t>
       </w:r>
@@ -8730,8 +10185,3135 @@
       <w:r>
         <w:t>ecords</w:t>
       </w:r>
-      <w:bookmarkEnd w:id="276"/>
+      <w:bookmarkEnd w:id="216"/>
+      <w:r>
+        <w:t xml:space="preserve"> ***</w:t>
+      </w:r>
     </w:p>
+    <w:p>
+      <w:pPr>
+        <w:pStyle w:val="Heading2"/>
+      </w:pPr>
+      <w:r>
+        <w:t>SOP master list</w:t>
+      </w:r>
+    </w:p>
+    <w:tbl>
+      <w:tblPr>
+        <w:tblW w:w="0" w:type="auto"/>
+        <w:tblCellSpacing w:w="15" w:type="dxa"/>
+        <w:tblBorders>
+          <w:top w:val="single" w:sz="4" w:space="0" w:color="auto"/>
+          <w:left w:val="single" w:sz="4" w:space="0" w:color="auto"/>
+          <w:bottom w:val="single" w:sz="4" w:space="0" w:color="auto"/>
+          <w:right w:val="single" w:sz="4" w:space="0" w:color="auto"/>
+          <w:insideH w:val="single" w:sz="4" w:space="0" w:color="auto"/>
+          <w:insideV w:val="single" w:sz="4" w:space="0" w:color="auto"/>
+        </w:tblBorders>
+        <w:tblCellMar>
+          <w:top w:w="15" w:type="dxa"/>
+          <w:left w:w="15" w:type="dxa"/>
+          <w:bottom w:w="15" w:type="dxa"/>
+          <w:right w:w="15" w:type="dxa"/>
+        </w:tblCellMar>
+        <w:tblLook w:val="04A0" w:firstRow="1" w:lastRow="0" w:firstColumn="1" w:lastColumn="0" w:noHBand="0" w:noVBand="1"/>
+      </w:tblPr>
+      <w:tblGrid>
+        <w:gridCol w:w="1269"/>
+        <w:gridCol w:w="2691"/>
+        <w:gridCol w:w="1507"/>
+        <w:gridCol w:w="1333"/>
+        <w:gridCol w:w="854"/>
+        <w:gridCol w:w="976"/>
+      </w:tblGrid>
+      <w:tr>
+        <w:trPr>
+          <w:tblHeader/>
+          <w:tblCellSpacing w:w="15" w:type="dxa"/>
+        </w:trPr>
+        <w:tc>
+          <w:tcPr>
+            <w:tcW w:w="0" w:type="auto"/>
+            <w:vAlign w:val="center"/>
+            <w:hideMark/>
+          </w:tcPr>
+          <w:p>
+            <w:pPr>
+              <w:spacing w:line="240" w:lineRule="auto"/>
+              <w:ind w:left="0"/>
+              <w:contextualSpacing w:val="0"/>
+              <w:jc w:val="center"/>
+              <w:rPr>
+                <w:rFonts w:ascii="Times New Roman" w:eastAsia="Times New Roman" w:hAnsi="Times New Roman" w:cs="Times New Roman"/>
+                <w:b/>
+                <w:bCs/>
+                <w:sz w:val="24"/>
+                <w:szCs w:val="24"/>
+                <w:lang w:val="en-CA" w:eastAsia="en-CA"/>
+              </w:rPr>
+            </w:pPr>
+            <w:r>
+              <w:rPr>
+                <w:rFonts w:ascii="Times New Roman" w:eastAsia="Times New Roman" w:hAnsi="Times New Roman" w:cs="Times New Roman"/>
+                <w:b/>
+                <w:bCs/>
+                <w:sz w:val="24"/>
+                <w:szCs w:val="24"/>
+                <w:lang w:val="en-CA" w:eastAsia="en-CA"/>
+              </w:rPr>
+              <w:lastRenderedPageBreak/>
+              <w:t>SOP Number</w:t>
+            </w:r>
+          </w:p>
+        </w:tc>
+        <w:tc>
+          <w:tcPr>
+            <w:tcW w:w="0" w:type="auto"/>
+            <w:vAlign w:val="center"/>
+            <w:hideMark/>
+          </w:tcPr>
+          <w:p>
+            <w:pPr>
+              <w:spacing w:line="240" w:lineRule="auto"/>
+              <w:ind w:left="0"/>
+              <w:contextualSpacing w:val="0"/>
+              <w:jc w:val="center"/>
+              <w:rPr>
+                <w:rFonts w:ascii="Times New Roman" w:eastAsia="Times New Roman" w:hAnsi="Times New Roman" w:cs="Times New Roman"/>
+                <w:b/>
+                <w:bCs/>
+                <w:sz w:val="24"/>
+                <w:szCs w:val="24"/>
+                <w:lang w:val="en-CA" w:eastAsia="en-CA"/>
+              </w:rPr>
+            </w:pPr>
+            <w:r>
+              <w:rPr>
+                <w:rFonts w:ascii="Times New Roman" w:eastAsia="Times New Roman" w:hAnsi="Times New Roman" w:cs="Times New Roman"/>
+                <w:b/>
+                <w:bCs/>
+                <w:sz w:val="24"/>
+                <w:szCs w:val="24"/>
+                <w:lang w:val="en-CA" w:eastAsia="en-CA"/>
+              </w:rPr>
+              <w:t>SOP Title</w:t>
+            </w:r>
+          </w:p>
+        </w:tc>
+        <w:tc>
+          <w:tcPr>
+            <w:tcW w:w="0" w:type="auto"/>
+            <w:vAlign w:val="center"/>
+            <w:hideMark/>
+          </w:tcPr>
+          <w:p>
+            <w:pPr>
+              <w:spacing w:line="240" w:lineRule="auto"/>
+              <w:ind w:left="0"/>
+              <w:contextualSpacing w:val="0"/>
+              <w:jc w:val="center"/>
+              <w:rPr>
+                <w:rFonts w:ascii="Times New Roman" w:eastAsia="Times New Roman" w:hAnsi="Times New Roman" w:cs="Times New Roman"/>
+                <w:b/>
+                <w:bCs/>
+                <w:sz w:val="24"/>
+                <w:szCs w:val="24"/>
+                <w:lang w:val="en-CA" w:eastAsia="en-CA"/>
+              </w:rPr>
+            </w:pPr>
+            <w:r>
+              <w:rPr>
+                <w:rFonts w:ascii="Times New Roman" w:eastAsia="Times New Roman" w:hAnsi="Times New Roman" w:cs="Times New Roman"/>
+                <w:b/>
+                <w:bCs/>
+                <w:sz w:val="24"/>
+                <w:szCs w:val="24"/>
+                <w:lang w:val="en-CA" w:eastAsia="en-CA"/>
+              </w:rPr>
+              <w:t>Department</w:t>
+            </w:r>
+          </w:p>
+        </w:tc>
+        <w:tc>
+          <w:tcPr>
+            <w:tcW w:w="0" w:type="auto"/>
+            <w:vAlign w:val="center"/>
+            <w:hideMark/>
+          </w:tcPr>
+          <w:p>
+            <w:pPr>
+              <w:spacing w:line="240" w:lineRule="auto"/>
+              <w:ind w:left="0"/>
+              <w:contextualSpacing w:val="0"/>
+              <w:jc w:val="center"/>
+              <w:rPr>
+                <w:rFonts w:ascii="Times New Roman" w:eastAsia="Times New Roman" w:hAnsi="Times New Roman" w:cs="Times New Roman"/>
+                <w:b/>
+                <w:bCs/>
+                <w:sz w:val="24"/>
+                <w:szCs w:val="24"/>
+                <w:lang w:val="en-CA" w:eastAsia="en-CA"/>
+              </w:rPr>
+            </w:pPr>
+            <w:r>
+              <w:rPr>
+                <w:rFonts w:ascii="Times New Roman" w:eastAsia="Times New Roman" w:hAnsi="Times New Roman" w:cs="Times New Roman"/>
+                <w:b/>
+                <w:bCs/>
+                <w:sz w:val="24"/>
+                <w:szCs w:val="24"/>
+                <w:lang w:val="en-CA" w:eastAsia="en-CA"/>
+              </w:rPr>
+              <w:t>Owner</w:t>
+            </w:r>
+          </w:p>
+        </w:tc>
+        <w:tc>
+          <w:tcPr>
+            <w:tcW w:w="0" w:type="auto"/>
+            <w:vAlign w:val="center"/>
+            <w:hideMark/>
+          </w:tcPr>
+          <w:p>
+            <w:pPr>
+              <w:spacing w:line="240" w:lineRule="auto"/>
+              <w:ind w:left="0"/>
+              <w:contextualSpacing w:val="0"/>
+              <w:jc w:val="center"/>
+              <w:rPr>
+                <w:rFonts w:ascii="Times New Roman" w:eastAsia="Times New Roman" w:hAnsi="Times New Roman" w:cs="Times New Roman"/>
+                <w:b/>
+                <w:bCs/>
+                <w:sz w:val="24"/>
+                <w:szCs w:val="24"/>
+                <w:lang w:val="en-CA" w:eastAsia="en-CA"/>
+              </w:rPr>
+            </w:pPr>
+            <w:r>
+              <w:rPr>
+                <w:rFonts w:ascii="Times New Roman" w:eastAsia="Times New Roman" w:hAnsi="Times New Roman" w:cs="Times New Roman"/>
+                <w:b/>
+                <w:bCs/>
+                <w:sz w:val="24"/>
+                <w:szCs w:val="24"/>
+                <w:lang w:val="en-CA" w:eastAsia="en-CA"/>
+              </w:rPr>
+              <w:t>Status</w:t>
+            </w:r>
+          </w:p>
+        </w:tc>
+        <w:tc>
+          <w:tcPr>
+            <w:tcW w:w="0" w:type="auto"/>
+            <w:vAlign w:val="center"/>
+            <w:hideMark/>
+          </w:tcPr>
+          <w:p>
+            <w:pPr>
+              <w:spacing w:line="240" w:lineRule="auto"/>
+              <w:ind w:left="0"/>
+              <w:contextualSpacing w:val="0"/>
+              <w:jc w:val="center"/>
+              <w:rPr>
+                <w:rFonts w:ascii="Times New Roman" w:eastAsia="Times New Roman" w:hAnsi="Times New Roman" w:cs="Times New Roman"/>
+                <w:b/>
+                <w:bCs/>
+                <w:sz w:val="24"/>
+                <w:szCs w:val="24"/>
+                <w:lang w:val="en-CA" w:eastAsia="en-CA"/>
+              </w:rPr>
+            </w:pPr>
+            <w:r>
+              <w:rPr>
+                <w:rFonts w:ascii="Times New Roman" w:eastAsia="Times New Roman" w:hAnsi="Times New Roman" w:cs="Times New Roman"/>
+                <w:b/>
+                <w:bCs/>
+                <w:sz w:val="24"/>
+                <w:szCs w:val="24"/>
+                <w:lang w:val="en-CA" w:eastAsia="en-CA"/>
+              </w:rPr>
+              <w:t>Revision</w:t>
+            </w:r>
+          </w:p>
+        </w:tc>
+      </w:tr>
+      <w:tr>
+        <w:trPr>
+          <w:tblCellSpacing w:w="15" w:type="dxa"/>
+        </w:trPr>
+        <w:tc>
+          <w:tcPr>
+            <w:tcW w:w="0" w:type="auto"/>
+            <w:vAlign w:val="center"/>
+            <w:hideMark/>
+          </w:tcPr>
+          <w:p>
+            <w:pPr>
+              <w:spacing w:line="240" w:lineRule="auto"/>
+              <w:ind w:left="0"/>
+              <w:contextualSpacing w:val="0"/>
+              <w:rPr>
+                <w:rFonts w:ascii="Times New Roman" w:eastAsia="Times New Roman" w:hAnsi="Times New Roman" w:cs="Times New Roman"/>
+                <w:sz w:val="24"/>
+                <w:szCs w:val="24"/>
+                <w:lang w:val="en-CA" w:eastAsia="en-CA"/>
+              </w:rPr>
+            </w:pPr>
+            <w:r>
+              <w:rPr>
+                <w:rFonts w:ascii="Times New Roman" w:eastAsia="Times New Roman" w:hAnsi="Times New Roman" w:cs="Times New Roman"/>
+                <w:sz w:val="24"/>
+                <w:szCs w:val="24"/>
+                <w:lang w:val="en-CA" w:eastAsia="en-CA"/>
+              </w:rPr>
+              <w:t>SOP-QA-001</w:t>
+            </w:r>
+          </w:p>
+        </w:tc>
+        <w:tc>
+          <w:tcPr>
+            <w:tcW w:w="0" w:type="auto"/>
+            <w:vAlign w:val="center"/>
+            <w:hideMark/>
+          </w:tcPr>
+          <w:p>
+            <w:pPr>
+              <w:spacing w:line="240" w:lineRule="auto"/>
+              <w:ind w:left="0"/>
+              <w:contextualSpacing w:val="0"/>
+              <w:rPr>
+                <w:rFonts w:ascii="Times New Roman" w:eastAsia="Times New Roman" w:hAnsi="Times New Roman" w:cs="Times New Roman"/>
+                <w:sz w:val="24"/>
+                <w:szCs w:val="24"/>
+                <w:lang w:val="en-CA" w:eastAsia="en-CA"/>
+              </w:rPr>
+            </w:pPr>
+            <w:r>
+              <w:rPr>
+                <w:rFonts w:ascii="Times New Roman" w:eastAsia="Times New Roman" w:hAnsi="Times New Roman" w:cs="Times New Roman"/>
+                <w:sz w:val="24"/>
+                <w:szCs w:val="24"/>
+                <w:lang w:val="en-CA" w:eastAsia="en-CA"/>
+              </w:rPr>
+              <w:t>Document Control</w:t>
+            </w:r>
+          </w:p>
+        </w:tc>
+        <w:tc>
+          <w:tcPr>
+            <w:tcW w:w="0" w:type="auto"/>
+            <w:vAlign w:val="center"/>
+            <w:hideMark/>
+          </w:tcPr>
+          <w:p>
+            <w:pPr>
+              <w:spacing w:line="240" w:lineRule="auto"/>
+              <w:ind w:left="0"/>
+              <w:contextualSpacing w:val="0"/>
+              <w:rPr>
+                <w:rFonts w:ascii="Times New Roman" w:eastAsia="Times New Roman" w:hAnsi="Times New Roman" w:cs="Times New Roman"/>
+                <w:sz w:val="24"/>
+                <w:szCs w:val="24"/>
+                <w:lang w:val="en-CA" w:eastAsia="en-CA"/>
+              </w:rPr>
+            </w:pPr>
+            <w:r>
+              <w:rPr>
+                <w:rFonts w:ascii="Times New Roman" w:eastAsia="Times New Roman" w:hAnsi="Times New Roman" w:cs="Times New Roman"/>
+                <w:sz w:val="24"/>
+                <w:szCs w:val="24"/>
+                <w:lang w:val="en-CA" w:eastAsia="en-CA"/>
+              </w:rPr>
+              <w:t>Quality</w:t>
+            </w:r>
+          </w:p>
+        </w:tc>
+        <w:tc>
+          <w:tcPr>
+            <w:tcW w:w="0" w:type="auto"/>
+            <w:vAlign w:val="center"/>
+            <w:hideMark/>
+          </w:tcPr>
+          <w:p>
+            <w:pPr>
+              <w:spacing w:line="240" w:lineRule="auto"/>
+              <w:ind w:left="0"/>
+              <w:contextualSpacing w:val="0"/>
+              <w:rPr>
+                <w:rFonts w:ascii="Times New Roman" w:eastAsia="Times New Roman" w:hAnsi="Times New Roman" w:cs="Times New Roman"/>
+                <w:sz w:val="24"/>
+                <w:szCs w:val="24"/>
+                <w:lang w:val="en-CA" w:eastAsia="en-CA"/>
+              </w:rPr>
+            </w:pPr>
+            <w:r>
+              <w:rPr>
+                <w:rFonts w:ascii="Times New Roman" w:eastAsia="Times New Roman" w:hAnsi="Times New Roman" w:cs="Times New Roman"/>
+                <w:sz w:val="24"/>
+                <w:szCs w:val="24"/>
+                <w:lang w:val="en-CA" w:eastAsia="en-CA"/>
+              </w:rPr>
+              <w:t>Management</w:t>
+            </w:r>
+          </w:p>
+        </w:tc>
+        <w:tc>
+          <w:tcPr>
+            <w:tcW w:w="0" w:type="auto"/>
+            <w:vAlign w:val="center"/>
+            <w:hideMark/>
+          </w:tcPr>
+          <w:p>
+            <w:pPr>
+              <w:spacing w:line="240" w:lineRule="auto"/>
+              <w:ind w:left="0"/>
+              <w:contextualSpacing w:val="0"/>
+              <w:rPr>
+                <w:rFonts w:ascii="Times New Roman" w:eastAsia="Times New Roman" w:hAnsi="Times New Roman" w:cs="Times New Roman"/>
+                <w:sz w:val="24"/>
+                <w:szCs w:val="24"/>
+                <w:lang w:val="en-CA" w:eastAsia="en-CA"/>
+              </w:rPr>
+            </w:pPr>
+            <w:r>
+              <w:rPr>
+                <w:rFonts w:ascii="Times New Roman" w:eastAsia="Times New Roman" w:hAnsi="Times New Roman" w:cs="Times New Roman"/>
+                <w:sz w:val="24"/>
+                <w:szCs w:val="24"/>
+                <w:lang w:val="en-CA" w:eastAsia="en-CA"/>
+              </w:rPr>
+              <w:t>Planned</w:t>
+            </w:r>
+          </w:p>
+        </w:tc>
+        <w:tc>
+          <w:tcPr>
+            <w:tcW w:w="0" w:type="auto"/>
+            <w:vAlign w:val="center"/>
+            <w:hideMark/>
+          </w:tcPr>
+          <w:p>
+            <w:pPr>
+              <w:spacing w:line="240" w:lineRule="auto"/>
+              <w:ind w:left="0"/>
+              <w:contextualSpacing w:val="0"/>
+              <w:rPr>
+                <w:rFonts w:ascii="Times New Roman" w:eastAsia="Times New Roman" w:hAnsi="Times New Roman" w:cs="Times New Roman"/>
+                <w:sz w:val="24"/>
+                <w:szCs w:val="24"/>
+                <w:lang w:val="en-CA" w:eastAsia="en-CA"/>
+              </w:rPr>
+            </w:pPr>
+            <w:r>
+              <w:rPr>
+                <w:rFonts w:ascii="Times New Roman" w:eastAsia="Times New Roman" w:hAnsi="Times New Roman" w:cs="Times New Roman"/>
+                <w:sz w:val="24"/>
+                <w:szCs w:val="24"/>
+                <w:lang w:val="en-CA" w:eastAsia="en-CA"/>
+              </w:rPr>
+              <w:t>Draft</w:t>
+            </w:r>
+          </w:p>
+        </w:tc>
+      </w:tr>
+      <w:tr>
+        <w:trPr>
+          <w:tblCellSpacing w:w="15" w:type="dxa"/>
+        </w:trPr>
+        <w:tc>
+          <w:tcPr>
+            <w:tcW w:w="0" w:type="auto"/>
+            <w:vAlign w:val="center"/>
+            <w:hideMark/>
+          </w:tcPr>
+          <w:p>
+            <w:pPr>
+              <w:spacing w:line="240" w:lineRule="auto"/>
+              <w:ind w:left="0"/>
+              <w:contextualSpacing w:val="0"/>
+              <w:rPr>
+                <w:rFonts w:ascii="Times New Roman" w:eastAsia="Times New Roman" w:hAnsi="Times New Roman" w:cs="Times New Roman"/>
+                <w:sz w:val="24"/>
+                <w:szCs w:val="24"/>
+                <w:lang w:val="en-CA" w:eastAsia="en-CA"/>
+              </w:rPr>
+            </w:pPr>
+            <w:r>
+              <w:rPr>
+                <w:rFonts w:ascii="Times New Roman" w:eastAsia="Times New Roman" w:hAnsi="Times New Roman" w:cs="Times New Roman"/>
+                <w:sz w:val="24"/>
+                <w:szCs w:val="24"/>
+                <w:lang w:val="en-CA" w:eastAsia="en-CA"/>
+              </w:rPr>
+              <w:t>SOP-QA-002</w:t>
+            </w:r>
+          </w:p>
+        </w:tc>
+        <w:tc>
+          <w:tcPr>
+            <w:tcW w:w="0" w:type="auto"/>
+            <w:vAlign w:val="center"/>
+            <w:hideMark/>
+          </w:tcPr>
+          <w:p>
+            <w:pPr>
+              <w:spacing w:line="240" w:lineRule="auto"/>
+              <w:ind w:left="0"/>
+              <w:contextualSpacing w:val="0"/>
+              <w:rPr>
+                <w:rFonts w:ascii="Times New Roman" w:eastAsia="Times New Roman" w:hAnsi="Times New Roman" w:cs="Times New Roman"/>
+                <w:sz w:val="24"/>
+                <w:szCs w:val="24"/>
+                <w:lang w:val="en-CA" w:eastAsia="en-CA"/>
+              </w:rPr>
+            </w:pPr>
+            <w:r>
+              <w:rPr>
+                <w:rFonts w:ascii="Times New Roman" w:eastAsia="Times New Roman" w:hAnsi="Times New Roman" w:cs="Times New Roman"/>
+                <w:sz w:val="24"/>
+                <w:szCs w:val="24"/>
+                <w:lang w:val="en-CA" w:eastAsia="en-CA"/>
+              </w:rPr>
+              <w:t>Control of Records</w:t>
+            </w:r>
+          </w:p>
+        </w:tc>
+        <w:tc>
+          <w:tcPr>
+            <w:tcW w:w="0" w:type="auto"/>
+            <w:vAlign w:val="center"/>
+            <w:hideMark/>
+          </w:tcPr>
+          <w:p>
+            <w:pPr>
+              <w:spacing w:line="240" w:lineRule="auto"/>
+              <w:ind w:left="0"/>
+              <w:contextualSpacing w:val="0"/>
+              <w:rPr>
+                <w:rFonts w:ascii="Times New Roman" w:eastAsia="Times New Roman" w:hAnsi="Times New Roman" w:cs="Times New Roman"/>
+                <w:sz w:val="24"/>
+                <w:szCs w:val="24"/>
+                <w:lang w:val="en-CA" w:eastAsia="en-CA"/>
+              </w:rPr>
+            </w:pPr>
+            <w:r>
+              <w:rPr>
+                <w:rFonts w:ascii="Times New Roman" w:eastAsia="Times New Roman" w:hAnsi="Times New Roman" w:cs="Times New Roman"/>
+                <w:sz w:val="24"/>
+                <w:szCs w:val="24"/>
+                <w:lang w:val="en-CA" w:eastAsia="en-CA"/>
+              </w:rPr>
+              <w:t>Quality</w:t>
+            </w:r>
+          </w:p>
+        </w:tc>
+        <w:tc>
+          <w:tcPr>
+            <w:tcW w:w="0" w:type="auto"/>
+            <w:vAlign w:val="center"/>
+            <w:hideMark/>
+          </w:tcPr>
+          <w:p>
+            <w:pPr>
+              <w:spacing w:line="240" w:lineRule="auto"/>
+              <w:ind w:left="0"/>
+              <w:contextualSpacing w:val="0"/>
+              <w:rPr>
+                <w:rFonts w:ascii="Times New Roman" w:eastAsia="Times New Roman" w:hAnsi="Times New Roman" w:cs="Times New Roman"/>
+                <w:sz w:val="24"/>
+                <w:szCs w:val="24"/>
+                <w:lang w:val="en-CA" w:eastAsia="en-CA"/>
+              </w:rPr>
+            </w:pPr>
+            <w:r>
+              <w:rPr>
+                <w:rFonts w:ascii="Times New Roman" w:eastAsia="Times New Roman" w:hAnsi="Times New Roman" w:cs="Times New Roman"/>
+                <w:sz w:val="24"/>
+                <w:szCs w:val="24"/>
+                <w:lang w:val="en-CA" w:eastAsia="en-CA"/>
+              </w:rPr>
+              <w:t>Management</w:t>
+            </w:r>
+          </w:p>
+        </w:tc>
+        <w:tc>
+          <w:tcPr>
+            <w:tcW w:w="0" w:type="auto"/>
+            <w:vAlign w:val="center"/>
+            <w:hideMark/>
+          </w:tcPr>
+          <w:p>
+            <w:pPr>
+              <w:spacing w:line="240" w:lineRule="auto"/>
+              <w:ind w:left="0"/>
+              <w:contextualSpacing w:val="0"/>
+              <w:rPr>
+                <w:rFonts w:ascii="Times New Roman" w:eastAsia="Times New Roman" w:hAnsi="Times New Roman" w:cs="Times New Roman"/>
+                <w:sz w:val="24"/>
+                <w:szCs w:val="24"/>
+                <w:lang w:val="en-CA" w:eastAsia="en-CA"/>
+              </w:rPr>
+            </w:pPr>
+            <w:r>
+              <w:rPr>
+                <w:rFonts w:ascii="Times New Roman" w:eastAsia="Times New Roman" w:hAnsi="Times New Roman" w:cs="Times New Roman"/>
+                <w:sz w:val="24"/>
+                <w:szCs w:val="24"/>
+                <w:lang w:val="en-CA" w:eastAsia="en-CA"/>
+              </w:rPr>
+              <w:t>Planned</w:t>
+            </w:r>
+          </w:p>
+        </w:tc>
+        <w:tc>
+          <w:tcPr>
+            <w:tcW w:w="0" w:type="auto"/>
+            <w:vAlign w:val="center"/>
+            <w:hideMark/>
+          </w:tcPr>
+          <w:p>
+            <w:pPr>
+              <w:spacing w:line="240" w:lineRule="auto"/>
+              <w:ind w:left="0"/>
+              <w:contextualSpacing w:val="0"/>
+              <w:rPr>
+                <w:rFonts w:ascii="Times New Roman" w:eastAsia="Times New Roman" w:hAnsi="Times New Roman" w:cs="Times New Roman"/>
+                <w:sz w:val="24"/>
+                <w:szCs w:val="24"/>
+                <w:lang w:val="en-CA" w:eastAsia="en-CA"/>
+              </w:rPr>
+            </w:pPr>
+            <w:r>
+              <w:rPr>
+                <w:rFonts w:ascii="Times New Roman" w:eastAsia="Times New Roman" w:hAnsi="Times New Roman" w:cs="Times New Roman"/>
+                <w:sz w:val="24"/>
+                <w:szCs w:val="24"/>
+                <w:lang w:val="en-CA" w:eastAsia="en-CA"/>
+              </w:rPr>
+              <w:t>Draft</w:t>
+            </w:r>
+          </w:p>
+        </w:tc>
+      </w:tr>
+      <w:tr>
+        <w:trPr>
+          <w:tblCellSpacing w:w="15" w:type="dxa"/>
+        </w:trPr>
+        <w:tc>
+          <w:tcPr>
+            <w:tcW w:w="0" w:type="auto"/>
+            <w:vAlign w:val="center"/>
+            <w:hideMark/>
+          </w:tcPr>
+          <w:p>
+            <w:pPr>
+              <w:spacing w:line="240" w:lineRule="auto"/>
+              <w:ind w:left="0"/>
+              <w:contextualSpacing w:val="0"/>
+              <w:rPr>
+                <w:rFonts w:ascii="Times New Roman" w:eastAsia="Times New Roman" w:hAnsi="Times New Roman" w:cs="Times New Roman"/>
+                <w:sz w:val="24"/>
+                <w:szCs w:val="24"/>
+                <w:lang w:val="en-CA" w:eastAsia="en-CA"/>
+              </w:rPr>
+            </w:pPr>
+            <w:r>
+              <w:rPr>
+                <w:rFonts w:ascii="Times New Roman" w:eastAsia="Times New Roman" w:hAnsi="Times New Roman" w:cs="Times New Roman"/>
+                <w:sz w:val="24"/>
+                <w:szCs w:val="24"/>
+                <w:lang w:val="en-CA" w:eastAsia="en-CA"/>
+              </w:rPr>
+              <w:t>SOP-QA-003</w:t>
+            </w:r>
+          </w:p>
+        </w:tc>
+        <w:tc>
+          <w:tcPr>
+            <w:tcW w:w="0" w:type="auto"/>
+            <w:vAlign w:val="center"/>
+            <w:hideMark/>
+          </w:tcPr>
+          <w:p>
+            <w:pPr>
+              <w:spacing w:line="240" w:lineRule="auto"/>
+              <w:ind w:left="0"/>
+              <w:contextualSpacing w:val="0"/>
+              <w:rPr>
+                <w:rFonts w:ascii="Times New Roman" w:eastAsia="Times New Roman" w:hAnsi="Times New Roman" w:cs="Times New Roman"/>
+                <w:sz w:val="24"/>
+                <w:szCs w:val="24"/>
+                <w:lang w:val="en-CA" w:eastAsia="en-CA"/>
+              </w:rPr>
+            </w:pPr>
+            <w:r>
+              <w:rPr>
+                <w:rFonts w:ascii="Times New Roman" w:eastAsia="Times New Roman" w:hAnsi="Times New Roman" w:cs="Times New Roman"/>
+                <w:sz w:val="24"/>
+                <w:szCs w:val="24"/>
+                <w:lang w:val="en-CA" w:eastAsia="en-CA"/>
+              </w:rPr>
+              <w:t>CAPA Management</w:t>
+            </w:r>
+          </w:p>
+        </w:tc>
+        <w:tc>
+          <w:tcPr>
+            <w:tcW w:w="0" w:type="auto"/>
+            <w:vAlign w:val="center"/>
+            <w:hideMark/>
+          </w:tcPr>
+          <w:p>
+            <w:pPr>
+              <w:spacing w:line="240" w:lineRule="auto"/>
+              <w:ind w:left="0"/>
+              <w:contextualSpacing w:val="0"/>
+              <w:rPr>
+                <w:rFonts w:ascii="Times New Roman" w:eastAsia="Times New Roman" w:hAnsi="Times New Roman" w:cs="Times New Roman"/>
+                <w:sz w:val="24"/>
+                <w:szCs w:val="24"/>
+                <w:lang w:val="en-CA" w:eastAsia="en-CA"/>
+              </w:rPr>
+            </w:pPr>
+            <w:r>
+              <w:rPr>
+                <w:rFonts w:ascii="Times New Roman" w:eastAsia="Times New Roman" w:hAnsi="Times New Roman" w:cs="Times New Roman"/>
+                <w:sz w:val="24"/>
+                <w:szCs w:val="24"/>
+                <w:lang w:val="en-CA" w:eastAsia="en-CA"/>
+              </w:rPr>
+              <w:t>Quality</w:t>
+            </w:r>
+          </w:p>
+        </w:tc>
+        <w:tc>
+          <w:tcPr>
+            <w:tcW w:w="0" w:type="auto"/>
+            <w:vAlign w:val="center"/>
+            <w:hideMark/>
+          </w:tcPr>
+          <w:p>
+            <w:pPr>
+              <w:spacing w:line="240" w:lineRule="auto"/>
+              <w:ind w:left="0"/>
+              <w:contextualSpacing w:val="0"/>
+              <w:rPr>
+                <w:rFonts w:ascii="Times New Roman" w:eastAsia="Times New Roman" w:hAnsi="Times New Roman" w:cs="Times New Roman"/>
+                <w:sz w:val="24"/>
+                <w:szCs w:val="24"/>
+                <w:lang w:val="en-CA" w:eastAsia="en-CA"/>
+              </w:rPr>
+            </w:pPr>
+            <w:r>
+              <w:rPr>
+                <w:rFonts w:ascii="Times New Roman" w:eastAsia="Times New Roman" w:hAnsi="Times New Roman" w:cs="Times New Roman"/>
+                <w:sz w:val="24"/>
+                <w:szCs w:val="24"/>
+                <w:lang w:val="en-CA" w:eastAsia="en-CA"/>
+              </w:rPr>
+              <w:t>Management</w:t>
+            </w:r>
+          </w:p>
+        </w:tc>
+        <w:tc>
+          <w:tcPr>
+            <w:tcW w:w="0" w:type="auto"/>
+            <w:vAlign w:val="center"/>
+            <w:hideMark/>
+          </w:tcPr>
+          <w:p>
+            <w:pPr>
+              <w:spacing w:line="240" w:lineRule="auto"/>
+              <w:ind w:left="0"/>
+              <w:contextualSpacing w:val="0"/>
+              <w:rPr>
+                <w:rFonts w:ascii="Times New Roman" w:eastAsia="Times New Roman" w:hAnsi="Times New Roman" w:cs="Times New Roman"/>
+                <w:sz w:val="24"/>
+                <w:szCs w:val="24"/>
+                <w:lang w:val="en-CA" w:eastAsia="en-CA"/>
+              </w:rPr>
+            </w:pPr>
+            <w:r>
+              <w:rPr>
+                <w:rFonts w:ascii="Times New Roman" w:eastAsia="Times New Roman" w:hAnsi="Times New Roman" w:cs="Times New Roman"/>
+                <w:sz w:val="24"/>
+                <w:szCs w:val="24"/>
+                <w:lang w:val="en-CA" w:eastAsia="en-CA"/>
+              </w:rPr>
+              <w:t>Planned</w:t>
+            </w:r>
+          </w:p>
+        </w:tc>
+        <w:tc>
+          <w:tcPr>
+            <w:tcW w:w="0" w:type="auto"/>
+            <w:vAlign w:val="center"/>
+            <w:hideMark/>
+          </w:tcPr>
+          <w:p>
+            <w:pPr>
+              <w:spacing w:line="240" w:lineRule="auto"/>
+              <w:ind w:left="0"/>
+              <w:contextualSpacing w:val="0"/>
+              <w:rPr>
+                <w:rFonts w:ascii="Times New Roman" w:eastAsia="Times New Roman" w:hAnsi="Times New Roman" w:cs="Times New Roman"/>
+                <w:sz w:val="24"/>
+                <w:szCs w:val="24"/>
+                <w:lang w:val="en-CA" w:eastAsia="en-CA"/>
+              </w:rPr>
+            </w:pPr>
+            <w:r>
+              <w:rPr>
+                <w:rFonts w:ascii="Times New Roman" w:eastAsia="Times New Roman" w:hAnsi="Times New Roman" w:cs="Times New Roman"/>
+                <w:sz w:val="24"/>
+                <w:szCs w:val="24"/>
+                <w:lang w:val="en-CA" w:eastAsia="en-CA"/>
+              </w:rPr>
+              <w:t>Draft</w:t>
+            </w:r>
+          </w:p>
+        </w:tc>
+      </w:tr>
+      <w:tr>
+        <w:trPr>
+          <w:tblCellSpacing w:w="15" w:type="dxa"/>
+        </w:trPr>
+        <w:tc>
+          <w:tcPr>
+            <w:tcW w:w="0" w:type="auto"/>
+            <w:vAlign w:val="center"/>
+            <w:hideMark/>
+          </w:tcPr>
+          <w:p>
+            <w:pPr>
+              <w:spacing w:line="240" w:lineRule="auto"/>
+              <w:ind w:left="0"/>
+              <w:contextualSpacing w:val="0"/>
+              <w:rPr>
+                <w:rFonts w:ascii="Times New Roman" w:eastAsia="Times New Roman" w:hAnsi="Times New Roman" w:cs="Times New Roman"/>
+                <w:sz w:val="24"/>
+                <w:szCs w:val="24"/>
+                <w:lang w:val="en-CA" w:eastAsia="en-CA"/>
+              </w:rPr>
+            </w:pPr>
+            <w:r>
+              <w:rPr>
+                <w:rFonts w:ascii="Times New Roman" w:eastAsia="Times New Roman" w:hAnsi="Times New Roman" w:cs="Times New Roman"/>
+                <w:sz w:val="24"/>
+                <w:szCs w:val="24"/>
+                <w:lang w:val="en-CA" w:eastAsia="en-CA"/>
+              </w:rPr>
+              <w:t>SOP-QA-004</w:t>
+            </w:r>
+          </w:p>
+        </w:tc>
+        <w:tc>
+          <w:tcPr>
+            <w:tcW w:w="0" w:type="auto"/>
+            <w:vAlign w:val="center"/>
+            <w:hideMark/>
+          </w:tcPr>
+          <w:p>
+            <w:pPr>
+              <w:spacing w:line="240" w:lineRule="auto"/>
+              <w:ind w:left="0"/>
+              <w:contextualSpacing w:val="0"/>
+              <w:rPr>
+                <w:rFonts w:ascii="Times New Roman" w:eastAsia="Times New Roman" w:hAnsi="Times New Roman" w:cs="Times New Roman"/>
+                <w:sz w:val="24"/>
+                <w:szCs w:val="24"/>
+                <w:lang w:val="en-CA" w:eastAsia="en-CA"/>
+              </w:rPr>
+            </w:pPr>
+            <w:r>
+              <w:rPr>
+                <w:rFonts w:ascii="Times New Roman" w:eastAsia="Times New Roman" w:hAnsi="Times New Roman" w:cs="Times New Roman"/>
+                <w:sz w:val="24"/>
+                <w:szCs w:val="24"/>
+                <w:lang w:val="en-CA" w:eastAsia="en-CA"/>
+              </w:rPr>
+              <w:t>Internal Audits</w:t>
+            </w:r>
+          </w:p>
+        </w:tc>
+        <w:tc>
+          <w:tcPr>
+            <w:tcW w:w="0" w:type="auto"/>
+            <w:vAlign w:val="center"/>
+            <w:hideMark/>
+          </w:tcPr>
+          <w:p>
+            <w:pPr>
+              <w:spacing w:line="240" w:lineRule="auto"/>
+              <w:ind w:left="0"/>
+              <w:contextualSpacing w:val="0"/>
+              <w:rPr>
+                <w:rFonts w:ascii="Times New Roman" w:eastAsia="Times New Roman" w:hAnsi="Times New Roman" w:cs="Times New Roman"/>
+                <w:sz w:val="24"/>
+                <w:szCs w:val="24"/>
+                <w:lang w:val="en-CA" w:eastAsia="en-CA"/>
+              </w:rPr>
+            </w:pPr>
+            <w:r>
+              <w:rPr>
+                <w:rFonts w:ascii="Times New Roman" w:eastAsia="Times New Roman" w:hAnsi="Times New Roman" w:cs="Times New Roman"/>
+                <w:sz w:val="24"/>
+                <w:szCs w:val="24"/>
+                <w:lang w:val="en-CA" w:eastAsia="en-CA"/>
+              </w:rPr>
+              <w:t>Quality</w:t>
+            </w:r>
+          </w:p>
+        </w:tc>
+        <w:tc>
+          <w:tcPr>
+            <w:tcW w:w="0" w:type="auto"/>
+            <w:vAlign w:val="center"/>
+            <w:hideMark/>
+          </w:tcPr>
+          <w:p>
+            <w:pPr>
+              <w:spacing w:line="240" w:lineRule="auto"/>
+              <w:ind w:left="0"/>
+              <w:contextualSpacing w:val="0"/>
+              <w:rPr>
+                <w:rFonts w:ascii="Times New Roman" w:eastAsia="Times New Roman" w:hAnsi="Times New Roman" w:cs="Times New Roman"/>
+                <w:sz w:val="24"/>
+                <w:szCs w:val="24"/>
+                <w:lang w:val="en-CA" w:eastAsia="en-CA"/>
+              </w:rPr>
+            </w:pPr>
+            <w:r>
+              <w:rPr>
+                <w:rFonts w:ascii="Times New Roman" w:eastAsia="Times New Roman" w:hAnsi="Times New Roman" w:cs="Times New Roman"/>
+                <w:sz w:val="24"/>
+                <w:szCs w:val="24"/>
+                <w:lang w:val="en-CA" w:eastAsia="en-CA"/>
+              </w:rPr>
+              <w:t>Management</w:t>
+            </w:r>
+          </w:p>
+        </w:tc>
+        <w:tc>
+          <w:tcPr>
+            <w:tcW w:w="0" w:type="auto"/>
+            <w:vAlign w:val="center"/>
+            <w:hideMark/>
+          </w:tcPr>
+          <w:p>
+            <w:pPr>
+              <w:spacing w:line="240" w:lineRule="auto"/>
+              <w:ind w:left="0"/>
+              <w:contextualSpacing w:val="0"/>
+              <w:rPr>
+                <w:rFonts w:ascii="Times New Roman" w:eastAsia="Times New Roman" w:hAnsi="Times New Roman" w:cs="Times New Roman"/>
+                <w:sz w:val="24"/>
+                <w:szCs w:val="24"/>
+                <w:lang w:val="en-CA" w:eastAsia="en-CA"/>
+              </w:rPr>
+            </w:pPr>
+            <w:r>
+              <w:rPr>
+                <w:rFonts w:ascii="Times New Roman" w:eastAsia="Times New Roman" w:hAnsi="Times New Roman" w:cs="Times New Roman"/>
+                <w:sz w:val="24"/>
+                <w:szCs w:val="24"/>
+                <w:lang w:val="en-CA" w:eastAsia="en-CA"/>
+              </w:rPr>
+              <w:t>Planned</w:t>
+            </w:r>
+          </w:p>
+        </w:tc>
+        <w:tc>
+          <w:tcPr>
+            <w:tcW w:w="0" w:type="auto"/>
+            <w:vAlign w:val="center"/>
+            <w:hideMark/>
+          </w:tcPr>
+          <w:p>
+            <w:pPr>
+              <w:spacing w:line="240" w:lineRule="auto"/>
+              <w:ind w:left="0"/>
+              <w:contextualSpacing w:val="0"/>
+              <w:rPr>
+                <w:rFonts w:ascii="Times New Roman" w:eastAsia="Times New Roman" w:hAnsi="Times New Roman" w:cs="Times New Roman"/>
+                <w:sz w:val="24"/>
+                <w:szCs w:val="24"/>
+                <w:lang w:val="en-CA" w:eastAsia="en-CA"/>
+              </w:rPr>
+            </w:pPr>
+            <w:r>
+              <w:rPr>
+                <w:rFonts w:ascii="Times New Roman" w:eastAsia="Times New Roman" w:hAnsi="Times New Roman" w:cs="Times New Roman"/>
+                <w:sz w:val="24"/>
+                <w:szCs w:val="24"/>
+                <w:lang w:val="en-CA" w:eastAsia="en-CA"/>
+              </w:rPr>
+              <w:t>Draft</w:t>
+            </w:r>
+          </w:p>
+        </w:tc>
+      </w:tr>
+      <w:tr>
+        <w:trPr>
+          <w:tblCellSpacing w:w="15" w:type="dxa"/>
+        </w:trPr>
+        <w:tc>
+          <w:tcPr>
+            <w:tcW w:w="0" w:type="auto"/>
+            <w:vAlign w:val="center"/>
+            <w:hideMark/>
+          </w:tcPr>
+          <w:p>
+            <w:pPr>
+              <w:spacing w:line="240" w:lineRule="auto"/>
+              <w:ind w:left="0"/>
+              <w:contextualSpacing w:val="0"/>
+              <w:rPr>
+                <w:rFonts w:ascii="Times New Roman" w:eastAsia="Times New Roman" w:hAnsi="Times New Roman" w:cs="Times New Roman"/>
+                <w:sz w:val="24"/>
+                <w:szCs w:val="24"/>
+                <w:lang w:val="en-CA" w:eastAsia="en-CA"/>
+              </w:rPr>
+            </w:pPr>
+            <w:r>
+              <w:rPr>
+                <w:rFonts w:ascii="Times New Roman" w:eastAsia="Times New Roman" w:hAnsi="Times New Roman" w:cs="Times New Roman"/>
+                <w:sz w:val="24"/>
+                <w:szCs w:val="24"/>
+                <w:lang w:val="en-CA" w:eastAsia="en-CA"/>
+              </w:rPr>
+              <w:t>SOP-QA-005</w:t>
+            </w:r>
+          </w:p>
+        </w:tc>
+        <w:tc>
+          <w:tcPr>
+            <w:tcW w:w="0" w:type="auto"/>
+            <w:vAlign w:val="center"/>
+            <w:hideMark/>
+          </w:tcPr>
+          <w:p>
+            <w:pPr>
+              <w:spacing w:line="240" w:lineRule="auto"/>
+              <w:ind w:left="0"/>
+              <w:contextualSpacing w:val="0"/>
+              <w:rPr>
+                <w:rFonts w:ascii="Times New Roman" w:eastAsia="Times New Roman" w:hAnsi="Times New Roman" w:cs="Times New Roman"/>
+                <w:sz w:val="24"/>
+                <w:szCs w:val="24"/>
+                <w:lang w:val="en-CA" w:eastAsia="en-CA"/>
+              </w:rPr>
+            </w:pPr>
+            <w:r>
+              <w:rPr>
+                <w:rFonts w:ascii="Times New Roman" w:eastAsia="Times New Roman" w:hAnsi="Times New Roman" w:cs="Times New Roman"/>
+                <w:sz w:val="24"/>
+                <w:szCs w:val="24"/>
+                <w:lang w:val="en-CA" w:eastAsia="en-CA"/>
+              </w:rPr>
+              <w:t>Deviation Management</w:t>
+            </w:r>
+          </w:p>
+        </w:tc>
+        <w:tc>
+          <w:tcPr>
+            <w:tcW w:w="0" w:type="auto"/>
+            <w:vAlign w:val="center"/>
+            <w:hideMark/>
+          </w:tcPr>
+          <w:p>
+            <w:pPr>
+              <w:spacing w:line="240" w:lineRule="auto"/>
+              <w:ind w:left="0"/>
+              <w:contextualSpacing w:val="0"/>
+              <w:rPr>
+                <w:rFonts w:ascii="Times New Roman" w:eastAsia="Times New Roman" w:hAnsi="Times New Roman" w:cs="Times New Roman"/>
+                <w:sz w:val="24"/>
+                <w:szCs w:val="24"/>
+                <w:lang w:val="en-CA" w:eastAsia="en-CA"/>
+              </w:rPr>
+            </w:pPr>
+            <w:r>
+              <w:rPr>
+                <w:rFonts w:ascii="Times New Roman" w:eastAsia="Times New Roman" w:hAnsi="Times New Roman" w:cs="Times New Roman"/>
+                <w:sz w:val="24"/>
+                <w:szCs w:val="24"/>
+                <w:lang w:val="en-CA" w:eastAsia="en-CA"/>
+              </w:rPr>
+              <w:t>Quality</w:t>
+            </w:r>
+          </w:p>
+        </w:tc>
+        <w:tc>
+          <w:tcPr>
+            <w:tcW w:w="0" w:type="auto"/>
+            <w:vAlign w:val="center"/>
+            <w:hideMark/>
+          </w:tcPr>
+          <w:p>
+            <w:pPr>
+              <w:spacing w:line="240" w:lineRule="auto"/>
+              <w:ind w:left="0"/>
+              <w:contextualSpacing w:val="0"/>
+              <w:rPr>
+                <w:rFonts w:ascii="Times New Roman" w:eastAsia="Times New Roman" w:hAnsi="Times New Roman" w:cs="Times New Roman"/>
+                <w:sz w:val="24"/>
+                <w:szCs w:val="24"/>
+                <w:lang w:val="en-CA" w:eastAsia="en-CA"/>
+              </w:rPr>
+            </w:pPr>
+            <w:r>
+              <w:rPr>
+                <w:rFonts w:ascii="Times New Roman" w:eastAsia="Times New Roman" w:hAnsi="Times New Roman" w:cs="Times New Roman"/>
+                <w:sz w:val="24"/>
+                <w:szCs w:val="24"/>
+                <w:lang w:val="en-CA" w:eastAsia="en-CA"/>
+              </w:rPr>
+              <w:t>Management</w:t>
+            </w:r>
+          </w:p>
+        </w:tc>
+        <w:tc>
+          <w:tcPr>
+            <w:tcW w:w="0" w:type="auto"/>
+            <w:vAlign w:val="center"/>
+            <w:hideMark/>
+          </w:tcPr>
+          <w:p>
+            <w:pPr>
+              <w:spacing w:line="240" w:lineRule="auto"/>
+              <w:ind w:left="0"/>
+              <w:contextualSpacing w:val="0"/>
+              <w:rPr>
+                <w:rFonts w:ascii="Times New Roman" w:eastAsia="Times New Roman" w:hAnsi="Times New Roman" w:cs="Times New Roman"/>
+                <w:sz w:val="24"/>
+                <w:szCs w:val="24"/>
+                <w:lang w:val="en-CA" w:eastAsia="en-CA"/>
+              </w:rPr>
+            </w:pPr>
+            <w:r>
+              <w:rPr>
+                <w:rFonts w:ascii="Times New Roman" w:eastAsia="Times New Roman" w:hAnsi="Times New Roman" w:cs="Times New Roman"/>
+                <w:sz w:val="24"/>
+                <w:szCs w:val="24"/>
+                <w:lang w:val="en-CA" w:eastAsia="en-CA"/>
+              </w:rPr>
+              <w:t>Planned</w:t>
+            </w:r>
+          </w:p>
+        </w:tc>
+        <w:tc>
+          <w:tcPr>
+            <w:tcW w:w="0" w:type="auto"/>
+            <w:vAlign w:val="center"/>
+            <w:hideMark/>
+          </w:tcPr>
+          <w:p>
+            <w:pPr>
+              <w:spacing w:line="240" w:lineRule="auto"/>
+              <w:ind w:left="0"/>
+              <w:contextualSpacing w:val="0"/>
+              <w:rPr>
+                <w:rFonts w:ascii="Times New Roman" w:eastAsia="Times New Roman" w:hAnsi="Times New Roman" w:cs="Times New Roman"/>
+                <w:sz w:val="24"/>
+                <w:szCs w:val="24"/>
+                <w:lang w:val="en-CA" w:eastAsia="en-CA"/>
+              </w:rPr>
+            </w:pPr>
+            <w:r>
+              <w:rPr>
+                <w:rFonts w:ascii="Times New Roman" w:eastAsia="Times New Roman" w:hAnsi="Times New Roman" w:cs="Times New Roman"/>
+                <w:sz w:val="24"/>
+                <w:szCs w:val="24"/>
+                <w:lang w:val="en-CA" w:eastAsia="en-CA"/>
+              </w:rPr>
+              <w:t>Draft</w:t>
+            </w:r>
+          </w:p>
+        </w:tc>
+      </w:tr>
+      <w:tr>
+        <w:trPr>
+          <w:tblCellSpacing w:w="15" w:type="dxa"/>
+        </w:trPr>
+        <w:tc>
+          <w:tcPr>
+            <w:tcW w:w="0" w:type="auto"/>
+            <w:vAlign w:val="center"/>
+            <w:hideMark/>
+          </w:tcPr>
+          <w:p>
+            <w:pPr>
+              <w:spacing w:line="240" w:lineRule="auto"/>
+              <w:ind w:left="0"/>
+              <w:contextualSpacing w:val="0"/>
+              <w:rPr>
+                <w:rFonts w:ascii="Times New Roman" w:eastAsia="Times New Roman" w:hAnsi="Times New Roman" w:cs="Times New Roman"/>
+                <w:sz w:val="24"/>
+                <w:szCs w:val="24"/>
+                <w:lang w:val="en-CA" w:eastAsia="en-CA"/>
+              </w:rPr>
+            </w:pPr>
+            <w:r>
+              <w:rPr>
+                <w:rFonts w:ascii="Times New Roman" w:eastAsia="Times New Roman" w:hAnsi="Times New Roman" w:cs="Times New Roman"/>
+                <w:sz w:val="24"/>
+                <w:szCs w:val="24"/>
+                <w:lang w:val="en-CA" w:eastAsia="en-CA"/>
+              </w:rPr>
+              <w:t>SOP-TRN-001</w:t>
+            </w:r>
+          </w:p>
+        </w:tc>
+        <w:tc>
+          <w:tcPr>
+            <w:tcW w:w="0" w:type="auto"/>
+            <w:vAlign w:val="center"/>
+            <w:hideMark/>
+          </w:tcPr>
+          <w:p>
+            <w:pPr>
+              <w:spacing w:line="240" w:lineRule="auto"/>
+              <w:ind w:left="0"/>
+              <w:contextualSpacing w:val="0"/>
+              <w:rPr>
+                <w:rFonts w:ascii="Times New Roman" w:eastAsia="Times New Roman" w:hAnsi="Times New Roman" w:cs="Times New Roman"/>
+                <w:sz w:val="24"/>
+                <w:szCs w:val="24"/>
+                <w:lang w:val="en-CA" w:eastAsia="en-CA"/>
+              </w:rPr>
+            </w:pPr>
+            <w:r>
+              <w:rPr>
+                <w:rFonts w:ascii="Times New Roman" w:eastAsia="Times New Roman" w:hAnsi="Times New Roman" w:cs="Times New Roman"/>
+                <w:sz w:val="24"/>
+                <w:szCs w:val="24"/>
+                <w:lang w:val="en-CA" w:eastAsia="en-CA"/>
+              </w:rPr>
+              <w:t>Training and Competency</w:t>
+            </w:r>
+          </w:p>
+        </w:tc>
+        <w:tc>
+          <w:tcPr>
+            <w:tcW w:w="0" w:type="auto"/>
+            <w:vAlign w:val="center"/>
+            <w:hideMark/>
+          </w:tcPr>
+          <w:p>
+            <w:pPr>
+              <w:spacing w:line="240" w:lineRule="auto"/>
+              <w:ind w:left="0"/>
+              <w:contextualSpacing w:val="0"/>
+              <w:rPr>
+                <w:rFonts w:ascii="Times New Roman" w:eastAsia="Times New Roman" w:hAnsi="Times New Roman" w:cs="Times New Roman"/>
+                <w:sz w:val="24"/>
+                <w:szCs w:val="24"/>
+                <w:lang w:val="en-CA" w:eastAsia="en-CA"/>
+              </w:rPr>
+            </w:pPr>
+            <w:r>
+              <w:rPr>
+                <w:rFonts w:ascii="Times New Roman" w:eastAsia="Times New Roman" w:hAnsi="Times New Roman" w:cs="Times New Roman"/>
+                <w:sz w:val="24"/>
+                <w:szCs w:val="24"/>
+                <w:lang w:val="en-CA" w:eastAsia="en-CA"/>
+              </w:rPr>
+              <w:t>Training</w:t>
+            </w:r>
+          </w:p>
+        </w:tc>
+        <w:tc>
+          <w:tcPr>
+            <w:tcW w:w="0" w:type="auto"/>
+            <w:vAlign w:val="center"/>
+            <w:hideMark/>
+          </w:tcPr>
+          <w:p>
+            <w:pPr>
+              <w:spacing w:line="240" w:lineRule="auto"/>
+              <w:ind w:left="0"/>
+              <w:contextualSpacing w:val="0"/>
+              <w:rPr>
+                <w:rFonts w:ascii="Times New Roman" w:eastAsia="Times New Roman" w:hAnsi="Times New Roman" w:cs="Times New Roman"/>
+                <w:sz w:val="24"/>
+                <w:szCs w:val="24"/>
+                <w:lang w:val="en-CA" w:eastAsia="en-CA"/>
+              </w:rPr>
+            </w:pPr>
+            <w:r>
+              <w:rPr>
+                <w:rFonts w:ascii="Times New Roman" w:eastAsia="Times New Roman" w:hAnsi="Times New Roman" w:cs="Times New Roman"/>
+                <w:sz w:val="24"/>
+                <w:szCs w:val="24"/>
+                <w:lang w:val="en-CA" w:eastAsia="en-CA"/>
+              </w:rPr>
+              <w:t>Management</w:t>
+            </w:r>
+          </w:p>
+        </w:tc>
+        <w:tc>
+          <w:tcPr>
+            <w:tcW w:w="0" w:type="auto"/>
+            <w:vAlign w:val="center"/>
+            <w:hideMark/>
+          </w:tcPr>
+          <w:p>
+            <w:pPr>
+              <w:spacing w:line="240" w:lineRule="auto"/>
+              <w:ind w:left="0"/>
+              <w:contextualSpacing w:val="0"/>
+              <w:rPr>
+                <w:rFonts w:ascii="Times New Roman" w:eastAsia="Times New Roman" w:hAnsi="Times New Roman" w:cs="Times New Roman"/>
+                <w:sz w:val="24"/>
+                <w:szCs w:val="24"/>
+                <w:lang w:val="en-CA" w:eastAsia="en-CA"/>
+              </w:rPr>
+            </w:pPr>
+            <w:r>
+              <w:rPr>
+                <w:rFonts w:ascii="Times New Roman" w:eastAsia="Times New Roman" w:hAnsi="Times New Roman" w:cs="Times New Roman"/>
+                <w:sz w:val="24"/>
+                <w:szCs w:val="24"/>
+                <w:lang w:val="en-CA" w:eastAsia="en-CA"/>
+              </w:rPr>
+              <w:t>Planned</w:t>
+            </w:r>
+          </w:p>
+        </w:tc>
+        <w:tc>
+          <w:tcPr>
+            <w:tcW w:w="0" w:type="auto"/>
+            <w:vAlign w:val="center"/>
+            <w:hideMark/>
+          </w:tcPr>
+          <w:p>
+            <w:pPr>
+              <w:spacing w:line="240" w:lineRule="auto"/>
+              <w:ind w:left="0"/>
+              <w:contextualSpacing w:val="0"/>
+              <w:rPr>
+                <w:rFonts w:ascii="Times New Roman" w:eastAsia="Times New Roman" w:hAnsi="Times New Roman" w:cs="Times New Roman"/>
+                <w:sz w:val="24"/>
+                <w:szCs w:val="24"/>
+                <w:lang w:val="en-CA" w:eastAsia="en-CA"/>
+              </w:rPr>
+            </w:pPr>
+            <w:r>
+              <w:rPr>
+                <w:rFonts w:ascii="Times New Roman" w:eastAsia="Times New Roman" w:hAnsi="Times New Roman" w:cs="Times New Roman"/>
+                <w:sz w:val="24"/>
+                <w:szCs w:val="24"/>
+                <w:lang w:val="en-CA" w:eastAsia="en-CA"/>
+              </w:rPr>
+              <w:t>Draft</w:t>
+            </w:r>
+          </w:p>
+        </w:tc>
+      </w:tr>
+      <w:tr>
+        <w:trPr>
+          <w:tblCellSpacing w:w="15" w:type="dxa"/>
+        </w:trPr>
+        <w:tc>
+          <w:tcPr>
+            <w:tcW w:w="0" w:type="auto"/>
+            <w:vAlign w:val="center"/>
+            <w:hideMark/>
+          </w:tcPr>
+          <w:p>
+            <w:pPr>
+              <w:spacing w:line="240" w:lineRule="auto"/>
+              <w:ind w:left="0"/>
+              <w:contextualSpacing w:val="0"/>
+              <w:rPr>
+                <w:rFonts w:ascii="Times New Roman" w:eastAsia="Times New Roman" w:hAnsi="Times New Roman" w:cs="Times New Roman"/>
+                <w:sz w:val="24"/>
+                <w:szCs w:val="24"/>
+                <w:lang w:val="en-CA" w:eastAsia="en-CA"/>
+              </w:rPr>
+            </w:pPr>
+            <w:r>
+              <w:rPr>
+                <w:rFonts w:ascii="Times New Roman" w:eastAsia="Times New Roman" w:hAnsi="Times New Roman" w:cs="Times New Roman"/>
+                <w:sz w:val="24"/>
+                <w:szCs w:val="24"/>
+                <w:lang w:val="en-CA" w:eastAsia="en-CA"/>
+              </w:rPr>
+              <w:t>SOP-SAF-001</w:t>
+            </w:r>
+          </w:p>
+        </w:tc>
+        <w:tc>
+          <w:tcPr>
+            <w:tcW w:w="0" w:type="auto"/>
+            <w:vAlign w:val="center"/>
+            <w:hideMark/>
+          </w:tcPr>
+          <w:p>
+            <w:pPr>
+              <w:spacing w:line="240" w:lineRule="auto"/>
+              <w:ind w:left="0"/>
+              <w:contextualSpacing w:val="0"/>
+              <w:rPr>
+                <w:rFonts w:ascii="Times New Roman" w:eastAsia="Times New Roman" w:hAnsi="Times New Roman" w:cs="Times New Roman"/>
+                <w:sz w:val="24"/>
+                <w:szCs w:val="24"/>
+                <w:lang w:val="en-CA" w:eastAsia="en-CA"/>
+              </w:rPr>
+            </w:pPr>
+            <w:r>
+              <w:rPr>
+                <w:rFonts w:ascii="Times New Roman" w:eastAsia="Times New Roman" w:hAnsi="Times New Roman" w:cs="Times New Roman"/>
+                <w:sz w:val="24"/>
+                <w:szCs w:val="24"/>
+                <w:lang w:val="en-CA" w:eastAsia="en-CA"/>
+              </w:rPr>
+              <w:t>Laboratory Safety</w:t>
+            </w:r>
+          </w:p>
+        </w:tc>
+        <w:tc>
+          <w:tcPr>
+            <w:tcW w:w="0" w:type="auto"/>
+            <w:vAlign w:val="center"/>
+            <w:hideMark/>
+          </w:tcPr>
+          <w:p>
+            <w:pPr>
+              <w:spacing w:line="240" w:lineRule="auto"/>
+              <w:ind w:left="0"/>
+              <w:contextualSpacing w:val="0"/>
+              <w:rPr>
+                <w:rFonts w:ascii="Times New Roman" w:eastAsia="Times New Roman" w:hAnsi="Times New Roman" w:cs="Times New Roman"/>
+                <w:sz w:val="24"/>
+                <w:szCs w:val="24"/>
+                <w:lang w:val="en-CA" w:eastAsia="en-CA"/>
+              </w:rPr>
+            </w:pPr>
+            <w:r>
+              <w:rPr>
+                <w:rFonts w:ascii="Times New Roman" w:eastAsia="Times New Roman" w:hAnsi="Times New Roman" w:cs="Times New Roman"/>
+                <w:sz w:val="24"/>
+                <w:szCs w:val="24"/>
+                <w:lang w:val="en-CA" w:eastAsia="en-CA"/>
+              </w:rPr>
+              <w:t>Safety</w:t>
+            </w:r>
+          </w:p>
+        </w:tc>
+        <w:tc>
+          <w:tcPr>
+            <w:tcW w:w="0" w:type="auto"/>
+            <w:vAlign w:val="center"/>
+            <w:hideMark/>
+          </w:tcPr>
+          <w:p>
+            <w:pPr>
+              <w:spacing w:line="240" w:lineRule="auto"/>
+              <w:ind w:left="0"/>
+              <w:contextualSpacing w:val="0"/>
+              <w:rPr>
+                <w:rFonts w:ascii="Times New Roman" w:eastAsia="Times New Roman" w:hAnsi="Times New Roman" w:cs="Times New Roman"/>
+                <w:sz w:val="24"/>
+                <w:szCs w:val="24"/>
+                <w:lang w:val="en-CA" w:eastAsia="en-CA"/>
+              </w:rPr>
+            </w:pPr>
+            <w:r>
+              <w:rPr>
+                <w:rFonts w:ascii="Times New Roman" w:eastAsia="Times New Roman" w:hAnsi="Times New Roman" w:cs="Times New Roman"/>
+                <w:sz w:val="24"/>
+                <w:szCs w:val="24"/>
+                <w:lang w:val="en-CA" w:eastAsia="en-CA"/>
+              </w:rPr>
+              <w:t>Management</w:t>
+            </w:r>
+          </w:p>
+        </w:tc>
+        <w:tc>
+          <w:tcPr>
+            <w:tcW w:w="0" w:type="auto"/>
+            <w:vAlign w:val="center"/>
+            <w:hideMark/>
+          </w:tcPr>
+          <w:p>
+            <w:pPr>
+              <w:spacing w:line="240" w:lineRule="auto"/>
+              <w:ind w:left="0"/>
+              <w:contextualSpacing w:val="0"/>
+              <w:rPr>
+                <w:rFonts w:ascii="Times New Roman" w:eastAsia="Times New Roman" w:hAnsi="Times New Roman" w:cs="Times New Roman"/>
+                <w:sz w:val="24"/>
+                <w:szCs w:val="24"/>
+                <w:lang w:val="en-CA" w:eastAsia="en-CA"/>
+              </w:rPr>
+            </w:pPr>
+            <w:r>
+              <w:rPr>
+                <w:rFonts w:ascii="Times New Roman" w:eastAsia="Times New Roman" w:hAnsi="Times New Roman" w:cs="Times New Roman"/>
+                <w:sz w:val="24"/>
+                <w:szCs w:val="24"/>
+                <w:lang w:val="en-CA" w:eastAsia="en-CA"/>
+              </w:rPr>
+              <w:t>Planned</w:t>
+            </w:r>
+          </w:p>
+        </w:tc>
+        <w:tc>
+          <w:tcPr>
+            <w:tcW w:w="0" w:type="auto"/>
+            <w:vAlign w:val="center"/>
+            <w:hideMark/>
+          </w:tcPr>
+          <w:p>
+            <w:pPr>
+              <w:spacing w:line="240" w:lineRule="auto"/>
+              <w:ind w:left="0"/>
+              <w:contextualSpacing w:val="0"/>
+              <w:rPr>
+                <w:rFonts w:ascii="Times New Roman" w:eastAsia="Times New Roman" w:hAnsi="Times New Roman" w:cs="Times New Roman"/>
+                <w:sz w:val="24"/>
+                <w:szCs w:val="24"/>
+                <w:lang w:val="en-CA" w:eastAsia="en-CA"/>
+              </w:rPr>
+            </w:pPr>
+            <w:r>
+              <w:rPr>
+                <w:rFonts w:ascii="Times New Roman" w:eastAsia="Times New Roman" w:hAnsi="Times New Roman" w:cs="Times New Roman"/>
+                <w:sz w:val="24"/>
+                <w:szCs w:val="24"/>
+                <w:lang w:val="en-CA" w:eastAsia="en-CA"/>
+              </w:rPr>
+              <w:t>Draft</w:t>
+            </w:r>
+          </w:p>
+        </w:tc>
+      </w:tr>
+      <w:tr>
+        <w:trPr>
+          <w:tblCellSpacing w:w="15" w:type="dxa"/>
+        </w:trPr>
+        <w:tc>
+          <w:tcPr>
+            <w:tcW w:w="0" w:type="auto"/>
+            <w:vAlign w:val="center"/>
+            <w:hideMark/>
+          </w:tcPr>
+          <w:p>
+            <w:pPr>
+              <w:spacing w:line="240" w:lineRule="auto"/>
+              <w:ind w:left="0"/>
+              <w:contextualSpacing w:val="0"/>
+              <w:rPr>
+                <w:rFonts w:ascii="Times New Roman" w:eastAsia="Times New Roman" w:hAnsi="Times New Roman" w:cs="Times New Roman"/>
+                <w:sz w:val="24"/>
+                <w:szCs w:val="24"/>
+                <w:lang w:val="en-CA" w:eastAsia="en-CA"/>
+              </w:rPr>
+            </w:pPr>
+            <w:r>
+              <w:rPr>
+                <w:rFonts w:ascii="Times New Roman" w:eastAsia="Times New Roman" w:hAnsi="Times New Roman" w:cs="Times New Roman"/>
+                <w:sz w:val="24"/>
+                <w:szCs w:val="24"/>
+                <w:lang w:val="en-CA" w:eastAsia="en-CA"/>
+              </w:rPr>
+              <w:t>SOP-SAF-002</w:t>
+            </w:r>
+          </w:p>
+        </w:tc>
+        <w:tc>
+          <w:tcPr>
+            <w:tcW w:w="0" w:type="auto"/>
+            <w:vAlign w:val="center"/>
+            <w:hideMark/>
+          </w:tcPr>
+          <w:p>
+            <w:pPr>
+              <w:spacing w:line="240" w:lineRule="auto"/>
+              <w:ind w:left="0"/>
+              <w:contextualSpacing w:val="0"/>
+              <w:rPr>
+                <w:rFonts w:ascii="Times New Roman" w:eastAsia="Times New Roman" w:hAnsi="Times New Roman" w:cs="Times New Roman"/>
+                <w:sz w:val="24"/>
+                <w:szCs w:val="24"/>
+                <w:lang w:val="en-CA" w:eastAsia="en-CA"/>
+              </w:rPr>
+            </w:pPr>
+            <w:r>
+              <w:rPr>
+                <w:rFonts w:ascii="Times New Roman" w:eastAsia="Times New Roman" w:hAnsi="Times New Roman" w:cs="Times New Roman"/>
+                <w:sz w:val="24"/>
+                <w:szCs w:val="24"/>
+                <w:lang w:val="en-CA" w:eastAsia="en-CA"/>
+              </w:rPr>
+              <w:t>SDS Management</w:t>
+            </w:r>
+          </w:p>
+        </w:tc>
+        <w:tc>
+          <w:tcPr>
+            <w:tcW w:w="0" w:type="auto"/>
+            <w:vAlign w:val="center"/>
+            <w:hideMark/>
+          </w:tcPr>
+          <w:p>
+            <w:pPr>
+              <w:spacing w:line="240" w:lineRule="auto"/>
+              <w:ind w:left="0"/>
+              <w:contextualSpacing w:val="0"/>
+              <w:rPr>
+                <w:rFonts w:ascii="Times New Roman" w:eastAsia="Times New Roman" w:hAnsi="Times New Roman" w:cs="Times New Roman"/>
+                <w:sz w:val="24"/>
+                <w:szCs w:val="24"/>
+                <w:lang w:val="en-CA" w:eastAsia="en-CA"/>
+              </w:rPr>
+            </w:pPr>
+            <w:r>
+              <w:rPr>
+                <w:rFonts w:ascii="Times New Roman" w:eastAsia="Times New Roman" w:hAnsi="Times New Roman" w:cs="Times New Roman"/>
+                <w:sz w:val="24"/>
+                <w:szCs w:val="24"/>
+                <w:lang w:val="en-CA" w:eastAsia="en-CA"/>
+              </w:rPr>
+              <w:t>Safety</w:t>
+            </w:r>
+          </w:p>
+        </w:tc>
+        <w:tc>
+          <w:tcPr>
+            <w:tcW w:w="0" w:type="auto"/>
+            <w:vAlign w:val="center"/>
+            <w:hideMark/>
+          </w:tcPr>
+          <w:p>
+            <w:pPr>
+              <w:spacing w:line="240" w:lineRule="auto"/>
+              <w:ind w:left="0"/>
+              <w:contextualSpacing w:val="0"/>
+              <w:rPr>
+                <w:rFonts w:ascii="Times New Roman" w:eastAsia="Times New Roman" w:hAnsi="Times New Roman" w:cs="Times New Roman"/>
+                <w:sz w:val="24"/>
+                <w:szCs w:val="24"/>
+                <w:lang w:val="en-CA" w:eastAsia="en-CA"/>
+              </w:rPr>
+            </w:pPr>
+            <w:r>
+              <w:rPr>
+                <w:rFonts w:ascii="Times New Roman" w:eastAsia="Times New Roman" w:hAnsi="Times New Roman" w:cs="Times New Roman"/>
+                <w:sz w:val="24"/>
+                <w:szCs w:val="24"/>
+                <w:lang w:val="en-CA" w:eastAsia="en-CA"/>
+              </w:rPr>
+              <w:t>Management</w:t>
+            </w:r>
+          </w:p>
+        </w:tc>
+        <w:tc>
+          <w:tcPr>
+            <w:tcW w:w="0" w:type="auto"/>
+            <w:vAlign w:val="center"/>
+            <w:hideMark/>
+          </w:tcPr>
+          <w:p>
+            <w:pPr>
+              <w:spacing w:line="240" w:lineRule="auto"/>
+              <w:ind w:left="0"/>
+              <w:contextualSpacing w:val="0"/>
+              <w:rPr>
+                <w:rFonts w:ascii="Times New Roman" w:eastAsia="Times New Roman" w:hAnsi="Times New Roman" w:cs="Times New Roman"/>
+                <w:sz w:val="24"/>
+                <w:szCs w:val="24"/>
+                <w:lang w:val="en-CA" w:eastAsia="en-CA"/>
+              </w:rPr>
+            </w:pPr>
+            <w:r>
+              <w:rPr>
+                <w:rFonts w:ascii="Times New Roman" w:eastAsia="Times New Roman" w:hAnsi="Times New Roman" w:cs="Times New Roman"/>
+                <w:sz w:val="24"/>
+                <w:szCs w:val="24"/>
+                <w:lang w:val="en-CA" w:eastAsia="en-CA"/>
+              </w:rPr>
+              <w:t>Planned</w:t>
+            </w:r>
+          </w:p>
+        </w:tc>
+        <w:tc>
+          <w:tcPr>
+            <w:tcW w:w="0" w:type="auto"/>
+            <w:vAlign w:val="center"/>
+            <w:hideMark/>
+          </w:tcPr>
+          <w:p>
+            <w:pPr>
+              <w:spacing w:line="240" w:lineRule="auto"/>
+              <w:ind w:left="0"/>
+              <w:contextualSpacing w:val="0"/>
+              <w:rPr>
+                <w:rFonts w:ascii="Times New Roman" w:eastAsia="Times New Roman" w:hAnsi="Times New Roman" w:cs="Times New Roman"/>
+                <w:sz w:val="24"/>
+                <w:szCs w:val="24"/>
+                <w:lang w:val="en-CA" w:eastAsia="en-CA"/>
+              </w:rPr>
+            </w:pPr>
+            <w:r>
+              <w:rPr>
+                <w:rFonts w:ascii="Times New Roman" w:eastAsia="Times New Roman" w:hAnsi="Times New Roman" w:cs="Times New Roman"/>
+                <w:sz w:val="24"/>
+                <w:szCs w:val="24"/>
+                <w:lang w:val="en-CA" w:eastAsia="en-CA"/>
+              </w:rPr>
+              <w:t>Draft</w:t>
+            </w:r>
+          </w:p>
+        </w:tc>
+      </w:tr>
+      <w:tr>
+        <w:trPr>
+          <w:tblCellSpacing w:w="15" w:type="dxa"/>
+        </w:trPr>
+        <w:tc>
+          <w:tcPr>
+            <w:tcW w:w="0" w:type="auto"/>
+            <w:vAlign w:val="center"/>
+            <w:hideMark/>
+          </w:tcPr>
+          <w:p>
+            <w:pPr>
+              <w:spacing w:line="240" w:lineRule="auto"/>
+              <w:ind w:left="0"/>
+              <w:contextualSpacing w:val="0"/>
+              <w:rPr>
+                <w:rFonts w:ascii="Times New Roman" w:eastAsia="Times New Roman" w:hAnsi="Times New Roman" w:cs="Times New Roman"/>
+                <w:sz w:val="24"/>
+                <w:szCs w:val="24"/>
+                <w:lang w:val="en-CA" w:eastAsia="en-CA"/>
+              </w:rPr>
+            </w:pPr>
+            <w:r>
+              <w:rPr>
+                <w:rFonts w:ascii="Times New Roman" w:eastAsia="Times New Roman" w:hAnsi="Times New Roman" w:cs="Times New Roman"/>
+                <w:sz w:val="24"/>
+                <w:szCs w:val="24"/>
+                <w:lang w:val="en-CA" w:eastAsia="en-CA"/>
+              </w:rPr>
+              <w:t>SOP-RD-001</w:t>
+            </w:r>
+          </w:p>
+        </w:tc>
+        <w:tc>
+          <w:tcPr>
+            <w:tcW w:w="0" w:type="auto"/>
+            <w:vAlign w:val="center"/>
+            <w:hideMark/>
+          </w:tcPr>
+          <w:p>
+            <w:pPr>
+              <w:spacing w:line="240" w:lineRule="auto"/>
+              <w:ind w:left="0"/>
+              <w:contextualSpacing w:val="0"/>
+              <w:rPr>
+                <w:rFonts w:ascii="Times New Roman" w:eastAsia="Times New Roman" w:hAnsi="Times New Roman" w:cs="Times New Roman"/>
+                <w:sz w:val="24"/>
+                <w:szCs w:val="24"/>
+                <w:lang w:val="en-CA" w:eastAsia="en-CA"/>
+              </w:rPr>
+            </w:pPr>
+            <w:r>
+              <w:rPr>
+                <w:rFonts w:ascii="Times New Roman" w:eastAsia="Times New Roman" w:hAnsi="Times New Roman" w:cs="Times New Roman"/>
+                <w:sz w:val="24"/>
+                <w:szCs w:val="24"/>
+                <w:lang w:val="en-CA" w:eastAsia="en-CA"/>
+              </w:rPr>
+              <w:t>Experimental Protocol Management</w:t>
+            </w:r>
+          </w:p>
+        </w:tc>
+        <w:tc>
+          <w:tcPr>
+            <w:tcW w:w="0" w:type="auto"/>
+            <w:vAlign w:val="center"/>
+            <w:hideMark/>
+          </w:tcPr>
+          <w:p>
+            <w:pPr>
+              <w:spacing w:line="240" w:lineRule="auto"/>
+              <w:ind w:left="0"/>
+              <w:contextualSpacing w:val="0"/>
+              <w:rPr>
+                <w:rFonts w:ascii="Times New Roman" w:eastAsia="Times New Roman" w:hAnsi="Times New Roman" w:cs="Times New Roman"/>
+                <w:sz w:val="24"/>
+                <w:szCs w:val="24"/>
+                <w:lang w:val="en-CA" w:eastAsia="en-CA"/>
+              </w:rPr>
+            </w:pPr>
+            <w:r>
+              <w:rPr>
+                <w:rFonts w:ascii="Times New Roman" w:eastAsia="Times New Roman" w:hAnsi="Times New Roman" w:cs="Times New Roman"/>
+                <w:sz w:val="24"/>
+                <w:szCs w:val="24"/>
+                <w:lang w:val="en-CA" w:eastAsia="en-CA"/>
+              </w:rPr>
+              <w:t>R&amp;D</w:t>
+            </w:r>
+          </w:p>
+        </w:tc>
+        <w:tc>
+          <w:tcPr>
+            <w:tcW w:w="0" w:type="auto"/>
+            <w:vAlign w:val="center"/>
+            <w:hideMark/>
+          </w:tcPr>
+          <w:p>
+            <w:pPr>
+              <w:spacing w:line="240" w:lineRule="auto"/>
+              <w:ind w:left="0"/>
+              <w:contextualSpacing w:val="0"/>
+              <w:rPr>
+                <w:rFonts w:ascii="Times New Roman" w:eastAsia="Times New Roman" w:hAnsi="Times New Roman" w:cs="Times New Roman"/>
+                <w:sz w:val="24"/>
+                <w:szCs w:val="24"/>
+                <w:lang w:val="en-CA" w:eastAsia="en-CA"/>
+              </w:rPr>
+            </w:pPr>
+            <w:r>
+              <w:rPr>
+                <w:rFonts w:ascii="Times New Roman" w:eastAsia="Times New Roman" w:hAnsi="Times New Roman" w:cs="Times New Roman"/>
+                <w:sz w:val="24"/>
+                <w:szCs w:val="24"/>
+                <w:lang w:val="en-CA" w:eastAsia="en-CA"/>
+              </w:rPr>
+              <w:t>R&amp;D</w:t>
+            </w:r>
+          </w:p>
+        </w:tc>
+        <w:tc>
+          <w:tcPr>
+            <w:tcW w:w="0" w:type="auto"/>
+            <w:vAlign w:val="center"/>
+            <w:hideMark/>
+          </w:tcPr>
+          <w:p>
+            <w:pPr>
+              <w:spacing w:line="240" w:lineRule="auto"/>
+              <w:ind w:left="0"/>
+              <w:contextualSpacing w:val="0"/>
+              <w:rPr>
+                <w:rFonts w:ascii="Times New Roman" w:eastAsia="Times New Roman" w:hAnsi="Times New Roman" w:cs="Times New Roman"/>
+                <w:sz w:val="24"/>
+                <w:szCs w:val="24"/>
+                <w:lang w:val="en-CA" w:eastAsia="en-CA"/>
+              </w:rPr>
+            </w:pPr>
+            <w:r>
+              <w:rPr>
+                <w:rFonts w:ascii="Times New Roman" w:eastAsia="Times New Roman" w:hAnsi="Times New Roman" w:cs="Times New Roman"/>
+                <w:sz w:val="24"/>
+                <w:szCs w:val="24"/>
+                <w:lang w:val="en-CA" w:eastAsia="en-CA"/>
+              </w:rPr>
+              <w:t>Planned</w:t>
+            </w:r>
+          </w:p>
+        </w:tc>
+        <w:tc>
+          <w:tcPr>
+            <w:tcW w:w="0" w:type="auto"/>
+            <w:vAlign w:val="center"/>
+            <w:hideMark/>
+          </w:tcPr>
+          <w:p>
+            <w:pPr>
+              <w:spacing w:line="240" w:lineRule="auto"/>
+              <w:ind w:left="0"/>
+              <w:contextualSpacing w:val="0"/>
+              <w:rPr>
+                <w:rFonts w:ascii="Times New Roman" w:eastAsia="Times New Roman" w:hAnsi="Times New Roman" w:cs="Times New Roman"/>
+                <w:sz w:val="24"/>
+                <w:szCs w:val="24"/>
+                <w:lang w:val="en-CA" w:eastAsia="en-CA"/>
+              </w:rPr>
+            </w:pPr>
+            <w:r>
+              <w:rPr>
+                <w:rFonts w:ascii="Times New Roman" w:eastAsia="Times New Roman" w:hAnsi="Times New Roman" w:cs="Times New Roman"/>
+                <w:sz w:val="24"/>
+                <w:szCs w:val="24"/>
+                <w:lang w:val="en-CA" w:eastAsia="en-CA"/>
+              </w:rPr>
+              <w:t>Draft</w:t>
+            </w:r>
+          </w:p>
+        </w:tc>
+      </w:tr>
+      <w:tr>
+        <w:trPr>
+          <w:tblCellSpacing w:w="15" w:type="dxa"/>
+        </w:trPr>
+        <w:tc>
+          <w:tcPr>
+            <w:tcW w:w="0" w:type="auto"/>
+            <w:vAlign w:val="center"/>
+            <w:hideMark/>
+          </w:tcPr>
+          <w:p>
+            <w:pPr>
+              <w:spacing w:line="240" w:lineRule="auto"/>
+              <w:ind w:left="0"/>
+              <w:contextualSpacing w:val="0"/>
+              <w:rPr>
+                <w:rFonts w:ascii="Times New Roman" w:eastAsia="Times New Roman" w:hAnsi="Times New Roman" w:cs="Times New Roman"/>
+                <w:sz w:val="24"/>
+                <w:szCs w:val="24"/>
+                <w:lang w:val="en-CA" w:eastAsia="en-CA"/>
+              </w:rPr>
+            </w:pPr>
+            <w:r>
+              <w:rPr>
+                <w:rFonts w:ascii="Times New Roman" w:eastAsia="Times New Roman" w:hAnsi="Times New Roman" w:cs="Times New Roman"/>
+                <w:sz w:val="24"/>
+                <w:szCs w:val="24"/>
+                <w:lang w:val="en-CA" w:eastAsia="en-CA"/>
+              </w:rPr>
+              <w:t>SOP-RD-002</w:t>
+            </w:r>
+          </w:p>
+        </w:tc>
+        <w:tc>
+          <w:tcPr>
+            <w:tcW w:w="0" w:type="auto"/>
+            <w:vAlign w:val="center"/>
+            <w:hideMark/>
+          </w:tcPr>
+          <w:p>
+            <w:pPr>
+              <w:spacing w:line="240" w:lineRule="auto"/>
+              <w:ind w:left="0"/>
+              <w:contextualSpacing w:val="0"/>
+              <w:rPr>
+                <w:rFonts w:ascii="Times New Roman" w:eastAsia="Times New Roman" w:hAnsi="Times New Roman" w:cs="Times New Roman"/>
+                <w:sz w:val="24"/>
+                <w:szCs w:val="24"/>
+                <w:lang w:val="en-CA" w:eastAsia="en-CA"/>
+              </w:rPr>
+            </w:pPr>
+            <w:proofErr w:type="spellStart"/>
+            <w:r>
+              <w:rPr>
+                <w:rFonts w:ascii="Times New Roman" w:eastAsia="Times New Roman" w:hAnsi="Times New Roman" w:cs="Times New Roman"/>
+                <w:sz w:val="24"/>
+                <w:szCs w:val="24"/>
+                <w:lang w:val="en-CA" w:eastAsia="en-CA"/>
+              </w:rPr>
+              <w:t>Benchling</w:t>
+            </w:r>
+            <w:proofErr w:type="spellEnd"/>
+            <w:r>
+              <w:rPr>
+                <w:rFonts w:ascii="Times New Roman" w:eastAsia="Times New Roman" w:hAnsi="Times New Roman" w:cs="Times New Roman"/>
+                <w:sz w:val="24"/>
+                <w:szCs w:val="24"/>
+                <w:lang w:val="en-CA" w:eastAsia="en-CA"/>
+              </w:rPr>
+              <w:t xml:space="preserve"> Usage and Documentation</w:t>
+            </w:r>
+          </w:p>
+        </w:tc>
+        <w:tc>
+          <w:tcPr>
+            <w:tcW w:w="0" w:type="auto"/>
+            <w:vAlign w:val="center"/>
+            <w:hideMark/>
+          </w:tcPr>
+          <w:p>
+            <w:pPr>
+              <w:spacing w:line="240" w:lineRule="auto"/>
+              <w:ind w:left="0"/>
+              <w:contextualSpacing w:val="0"/>
+              <w:rPr>
+                <w:rFonts w:ascii="Times New Roman" w:eastAsia="Times New Roman" w:hAnsi="Times New Roman" w:cs="Times New Roman"/>
+                <w:sz w:val="24"/>
+                <w:szCs w:val="24"/>
+                <w:lang w:val="en-CA" w:eastAsia="en-CA"/>
+              </w:rPr>
+            </w:pPr>
+            <w:r>
+              <w:rPr>
+                <w:rFonts w:ascii="Times New Roman" w:eastAsia="Times New Roman" w:hAnsi="Times New Roman" w:cs="Times New Roman"/>
+                <w:sz w:val="24"/>
+                <w:szCs w:val="24"/>
+                <w:lang w:val="en-CA" w:eastAsia="en-CA"/>
+              </w:rPr>
+              <w:t>R&amp;D</w:t>
+            </w:r>
+          </w:p>
+        </w:tc>
+        <w:tc>
+          <w:tcPr>
+            <w:tcW w:w="0" w:type="auto"/>
+            <w:vAlign w:val="center"/>
+            <w:hideMark/>
+          </w:tcPr>
+          <w:p>
+            <w:pPr>
+              <w:spacing w:line="240" w:lineRule="auto"/>
+              <w:ind w:left="0"/>
+              <w:contextualSpacing w:val="0"/>
+              <w:rPr>
+                <w:rFonts w:ascii="Times New Roman" w:eastAsia="Times New Roman" w:hAnsi="Times New Roman" w:cs="Times New Roman"/>
+                <w:sz w:val="24"/>
+                <w:szCs w:val="24"/>
+                <w:lang w:val="en-CA" w:eastAsia="en-CA"/>
+              </w:rPr>
+            </w:pPr>
+            <w:r>
+              <w:rPr>
+                <w:rFonts w:ascii="Times New Roman" w:eastAsia="Times New Roman" w:hAnsi="Times New Roman" w:cs="Times New Roman"/>
+                <w:sz w:val="24"/>
+                <w:szCs w:val="24"/>
+                <w:lang w:val="en-CA" w:eastAsia="en-CA"/>
+              </w:rPr>
+              <w:t>R&amp;D</w:t>
+            </w:r>
+          </w:p>
+        </w:tc>
+        <w:tc>
+          <w:tcPr>
+            <w:tcW w:w="0" w:type="auto"/>
+            <w:vAlign w:val="center"/>
+            <w:hideMark/>
+          </w:tcPr>
+          <w:p>
+            <w:pPr>
+              <w:spacing w:line="240" w:lineRule="auto"/>
+              <w:ind w:left="0"/>
+              <w:contextualSpacing w:val="0"/>
+              <w:rPr>
+                <w:rFonts w:ascii="Times New Roman" w:eastAsia="Times New Roman" w:hAnsi="Times New Roman" w:cs="Times New Roman"/>
+                <w:sz w:val="24"/>
+                <w:szCs w:val="24"/>
+                <w:lang w:val="en-CA" w:eastAsia="en-CA"/>
+              </w:rPr>
+            </w:pPr>
+            <w:r>
+              <w:rPr>
+                <w:rFonts w:ascii="Times New Roman" w:eastAsia="Times New Roman" w:hAnsi="Times New Roman" w:cs="Times New Roman"/>
+                <w:sz w:val="24"/>
+                <w:szCs w:val="24"/>
+                <w:lang w:val="en-CA" w:eastAsia="en-CA"/>
+              </w:rPr>
+              <w:t>Planned</w:t>
+            </w:r>
+          </w:p>
+        </w:tc>
+        <w:tc>
+          <w:tcPr>
+            <w:tcW w:w="0" w:type="auto"/>
+            <w:vAlign w:val="center"/>
+            <w:hideMark/>
+          </w:tcPr>
+          <w:p>
+            <w:pPr>
+              <w:spacing w:line="240" w:lineRule="auto"/>
+              <w:ind w:left="0"/>
+              <w:contextualSpacing w:val="0"/>
+              <w:rPr>
+                <w:rFonts w:ascii="Times New Roman" w:eastAsia="Times New Roman" w:hAnsi="Times New Roman" w:cs="Times New Roman"/>
+                <w:sz w:val="24"/>
+                <w:szCs w:val="24"/>
+                <w:lang w:val="en-CA" w:eastAsia="en-CA"/>
+              </w:rPr>
+            </w:pPr>
+            <w:r>
+              <w:rPr>
+                <w:rFonts w:ascii="Times New Roman" w:eastAsia="Times New Roman" w:hAnsi="Times New Roman" w:cs="Times New Roman"/>
+                <w:sz w:val="24"/>
+                <w:szCs w:val="24"/>
+                <w:lang w:val="en-CA" w:eastAsia="en-CA"/>
+              </w:rPr>
+              <w:t>Draft</w:t>
+            </w:r>
+          </w:p>
+        </w:tc>
+      </w:tr>
+      <w:tr>
+        <w:trPr>
+          <w:tblCellSpacing w:w="15" w:type="dxa"/>
+        </w:trPr>
+        <w:tc>
+          <w:tcPr>
+            <w:tcW w:w="0" w:type="auto"/>
+            <w:vAlign w:val="center"/>
+            <w:hideMark/>
+          </w:tcPr>
+          <w:p>
+            <w:pPr>
+              <w:spacing w:line="240" w:lineRule="auto"/>
+              <w:ind w:left="0"/>
+              <w:contextualSpacing w:val="0"/>
+              <w:rPr>
+                <w:rFonts w:ascii="Times New Roman" w:eastAsia="Times New Roman" w:hAnsi="Times New Roman" w:cs="Times New Roman"/>
+                <w:sz w:val="24"/>
+                <w:szCs w:val="24"/>
+                <w:lang w:val="en-CA" w:eastAsia="en-CA"/>
+              </w:rPr>
+            </w:pPr>
+            <w:r>
+              <w:rPr>
+                <w:rFonts w:ascii="Times New Roman" w:eastAsia="Times New Roman" w:hAnsi="Times New Roman" w:cs="Times New Roman"/>
+                <w:sz w:val="24"/>
+                <w:szCs w:val="24"/>
+                <w:lang w:val="en-CA" w:eastAsia="en-CA"/>
+              </w:rPr>
+              <w:t>SOP-RD-003</w:t>
+            </w:r>
+          </w:p>
+        </w:tc>
+        <w:tc>
+          <w:tcPr>
+            <w:tcW w:w="0" w:type="auto"/>
+            <w:vAlign w:val="center"/>
+            <w:hideMark/>
+          </w:tcPr>
+          <w:p>
+            <w:pPr>
+              <w:spacing w:line="240" w:lineRule="auto"/>
+              <w:ind w:left="0"/>
+              <w:contextualSpacing w:val="0"/>
+              <w:rPr>
+                <w:rFonts w:ascii="Times New Roman" w:eastAsia="Times New Roman" w:hAnsi="Times New Roman" w:cs="Times New Roman"/>
+                <w:sz w:val="24"/>
+                <w:szCs w:val="24"/>
+                <w:lang w:val="en-CA" w:eastAsia="en-CA"/>
+              </w:rPr>
+            </w:pPr>
+            <w:r>
+              <w:rPr>
+                <w:rFonts w:ascii="Times New Roman" w:eastAsia="Times New Roman" w:hAnsi="Times New Roman" w:cs="Times New Roman"/>
+                <w:sz w:val="24"/>
+                <w:szCs w:val="24"/>
+                <w:lang w:val="en-CA" w:eastAsia="en-CA"/>
+              </w:rPr>
+              <w:t>Sample Identification and Traceability</w:t>
+            </w:r>
+          </w:p>
+        </w:tc>
+        <w:tc>
+          <w:tcPr>
+            <w:tcW w:w="0" w:type="auto"/>
+            <w:vAlign w:val="center"/>
+            <w:hideMark/>
+          </w:tcPr>
+          <w:p>
+            <w:pPr>
+              <w:spacing w:line="240" w:lineRule="auto"/>
+              <w:ind w:left="0"/>
+              <w:contextualSpacing w:val="0"/>
+              <w:rPr>
+                <w:rFonts w:ascii="Times New Roman" w:eastAsia="Times New Roman" w:hAnsi="Times New Roman" w:cs="Times New Roman"/>
+                <w:sz w:val="24"/>
+                <w:szCs w:val="24"/>
+                <w:lang w:val="en-CA" w:eastAsia="en-CA"/>
+              </w:rPr>
+            </w:pPr>
+            <w:r>
+              <w:rPr>
+                <w:rFonts w:ascii="Times New Roman" w:eastAsia="Times New Roman" w:hAnsi="Times New Roman" w:cs="Times New Roman"/>
+                <w:sz w:val="24"/>
+                <w:szCs w:val="24"/>
+                <w:lang w:val="en-CA" w:eastAsia="en-CA"/>
+              </w:rPr>
+              <w:t>R&amp;D</w:t>
+            </w:r>
+          </w:p>
+        </w:tc>
+        <w:tc>
+          <w:tcPr>
+            <w:tcW w:w="0" w:type="auto"/>
+            <w:vAlign w:val="center"/>
+            <w:hideMark/>
+          </w:tcPr>
+          <w:p>
+            <w:pPr>
+              <w:spacing w:line="240" w:lineRule="auto"/>
+              <w:ind w:left="0"/>
+              <w:contextualSpacing w:val="0"/>
+              <w:rPr>
+                <w:rFonts w:ascii="Times New Roman" w:eastAsia="Times New Roman" w:hAnsi="Times New Roman" w:cs="Times New Roman"/>
+                <w:sz w:val="24"/>
+                <w:szCs w:val="24"/>
+                <w:lang w:val="en-CA" w:eastAsia="en-CA"/>
+              </w:rPr>
+            </w:pPr>
+            <w:r>
+              <w:rPr>
+                <w:rFonts w:ascii="Times New Roman" w:eastAsia="Times New Roman" w:hAnsi="Times New Roman" w:cs="Times New Roman"/>
+                <w:sz w:val="24"/>
+                <w:szCs w:val="24"/>
+                <w:lang w:val="en-CA" w:eastAsia="en-CA"/>
+              </w:rPr>
+              <w:t>R&amp;D</w:t>
+            </w:r>
+          </w:p>
+        </w:tc>
+        <w:tc>
+          <w:tcPr>
+            <w:tcW w:w="0" w:type="auto"/>
+            <w:vAlign w:val="center"/>
+            <w:hideMark/>
+          </w:tcPr>
+          <w:p>
+            <w:pPr>
+              <w:spacing w:line="240" w:lineRule="auto"/>
+              <w:ind w:left="0"/>
+              <w:contextualSpacing w:val="0"/>
+              <w:rPr>
+                <w:rFonts w:ascii="Times New Roman" w:eastAsia="Times New Roman" w:hAnsi="Times New Roman" w:cs="Times New Roman"/>
+                <w:sz w:val="24"/>
+                <w:szCs w:val="24"/>
+                <w:lang w:val="en-CA" w:eastAsia="en-CA"/>
+              </w:rPr>
+            </w:pPr>
+            <w:r>
+              <w:rPr>
+                <w:rFonts w:ascii="Times New Roman" w:eastAsia="Times New Roman" w:hAnsi="Times New Roman" w:cs="Times New Roman"/>
+                <w:sz w:val="24"/>
+                <w:szCs w:val="24"/>
+                <w:lang w:val="en-CA" w:eastAsia="en-CA"/>
+              </w:rPr>
+              <w:t>Planned</w:t>
+            </w:r>
+          </w:p>
+        </w:tc>
+        <w:tc>
+          <w:tcPr>
+            <w:tcW w:w="0" w:type="auto"/>
+            <w:vAlign w:val="center"/>
+            <w:hideMark/>
+          </w:tcPr>
+          <w:p>
+            <w:pPr>
+              <w:spacing w:line="240" w:lineRule="auto"/>
+              <w:ind w:left="0"/>
+              <w:contextualSpacing w:val="0"/>
+              <w:rPr>
+                <w:rFonts w:ascii="Times New Roman" w:eastAsia="Times New Roman" w:hAnsi="Times New Roman" w:cs="Times New Roman"/>
+                <w:sz w:val="24"/>
+                <w:szCs w:val="24"/>
+                <w:lang w:val="en-CA" w:eastAsia="en-CA"/>
+              </w:rPr>
+            </w:pPr>
+            <w:r>
+              <w:rPr>
+                <w:rFonts w:ascii="Times New Roman" w:eastAsia="Times New Roman" w:hAnsi="Times New Roman" w:cs="Times New Roman"/>
+                <w:sz w:val="24"/>
+                <w:szCs w:val="24"/>
+                <w:lang w:val="en-CA" w:eastAsia="en-CA"/>
+              </w:rPr>
+              <w:t>Draft</w:t>
+            </w:r>
+          </w:p>
+        </w:tc>
+      </w:tr>
+      <w:tr>
+        <w:trPr>
+          <w:tblCellSpacing w:w="15" w:type="dxa"/>
+        </w:trPr>
+        <w:tc>
+          <w:tcPr>
+            <w:tcW w:w="0" w:type="auto"/>
+            <w:vAlign w:val="center"/>
+            <w:hideMark/>
+          </w:tcPr>
+          <w:p>
+            <w:pPr>
+              <w:spacing w:line="240" w:lineRule="auto"/>
+              <w:ind w:left="0"/>
+              <w:contextualSpacing w:val="0"/>
+              <w:rPr>
+                <w:rFonts w:ascii="Times New Roman" w:eastAsia="Times New Roman" w:hAnsi="Times New Roman" w:cs="Times New Roman"/>
+                <w:sz w:val="24"/>
+                <w:szCs w:val="24"/>
+                <w:lang w:val="en-CA" w:eastAsia="en-CA"/>
+              </w:rPr>
+            </w:pPr>
+            <w:r>
+              <w:rPr>
+                <w:rFonts w:ascii="Times New Roman" w:eastAsia="Times New Roman" w:hAnsi="Times New Roman" w:cs="Times New Roman"/>
+                <w:sz w:val="24"/>
+                <w:szCs w:val="24"/>
+                <w:lang w:val="en-CA" w:eastAsia="en-CA"/>
+              </w:rPr>
+              <w:t>SOP-RD-004</w:t>
+            </w:r>
+          </w:p>
+        </w:tc>
+        <w:tc>
+          <w:tcPr>
+            <w:tcW w:w="0" w:type="auto"/>
+            <w:vAlign w:val="center"/>
+            <w:hideMark/>
+          </w:tcPr>
+          <w:p>
+            <w:pPr>
+              <w:spacing w:line="240" w:lineRule="auto"/>
+              <w:ind w:left="0"/>
+              <w:contextualSpacing w:val="0"/>
+              <w:rPr>
+                <w:rFonts w:ascii="Times New Roman" w:eastAsia="Times New Roman" w:hAnsi="Times New Roman" w:cs="Times New Roman"/>
+                <w:sz w:val="24"/>
+                <w:szCs w:val="24"/>
+                <w:lang w:val="en-CA" w:eastAsia="en-CA"/>
+              </w:rPr>
+            </w:pPr>
+            <w:r>
+              <w:rPr>
+                <w:rFonts w:ascii="Times New Roman" w:eastAsia="Times New Roman" w:hAnsi="Times New Roman" w:cs="Times New Roman"/>
+                <w:sz w:val="24"/>
+                <w:szCs w:val="24"/>
+                <w:lang w:val="en-CA" w:eastAsia="en-CA"/>
+              </w:rPr>
+              <w:t>Inventory Management</w:t>
+            </w:r>
+          </w:p>
+        </w:tc>
+        <w:tc>
+          <w:tcPr>
+            <w:tcW w:w="0" w:type="auto"/>
+            <w:vAlign w:val="center"/>
+            <w:hideMark/>
+          </w:tcPr>
+          <w:p>
+            <w:pPr>
+              <w:spacing w:line="240" w:lineRule="auto"/>
+              <w:ind w:left="0"/>
+              <w:contextualSpacing w:val="0"/>
+              <w:rPr>
+                <w:rFonts w:ascii="Times New Roman" w:eastAsia="Times New Roman" w:hAnsi="Times New Roman" w:cs="Times New Roman"/>
+                <w:sz w:val="24"/>
+                <w:szCs w:val="24"/>
+                <w:lang w:val="en-CA" w:eastAsia="en-CA"/>
+              </w:rPr>
+            </w:pPr>
+            <w:r>
+              <w:rPr>
+                <w:rFonts w:ascii="Times New Roman" w:eastAsia="Times New Roman" w:hAnsi="Times New Roman" w:cs="Times New Roman"/>
+                <w:sz w:val="24"/>
+                <w:szCs w:val="24"/>
+                <w:lang w:val="en-CA" w:eastAsia="en-CA"/>
+              </w:rPr>
+              <w:t>R&amp;D</w:t>
+            </w:r>
+          </w:p>
+        </w:tc>
+        <w:tc>
+          <w:tcPr>
+            <w:tcW w:w="0" w:type="auto"/>
+            <w:vAlign w:val="center"/>
+            <w:hideMark/>
+          </w:tcPr>
+          <w:p>
+            <w:pPr>
+              <w:spacing w:line="240" w:lineRule="auto"/>
+              <w:ind w:left="0"/>
+              <w:contextualSpacing w:val="0"/>
+              <w:rPr>
+                <w:rFonts w:ascii="Times New Roman" w:eastAsia="Times New Roman" w:hAnsi="Times New Roman" w:cs="Times New Roman"/>
+                <w:sz w:val="24"/>
+                <w:szCs w:val="24"/>
+                <w:lang w:val="en-CA" w:eastAsia="en-CA"/>
+              </w:rPr>
+            </w:pPr>
+            <w:r>
+              <w:rPr>
+                <w:rFonts w:ascii="Times New Roman" w:eastAsia="Times New Roman" w:hAnsi="Times New Roman" w:cs="Times New Roman"/>
+                <w:sz w:val="24"/>
+                <w:szCs w:val="24"/>
+                <w:lang w:val="en-CA" w:eastAsia="en-CA"/>
+              </w:rPr>
+              <w:t>R&amp;D</w:t>
+            </w:r>
+          </w:p>
+        </w:tc>
+        <w:tc>
+          <w:tcPr>
+            <w:tcW w:w="0" w:type="auto"/>
+            <w:vAlign w:val="center"/>
+            <w:hideMark/>
+          </w:tcPr>
+          <w:p>
+            <w:pPr>
+              <w:spacing w:line="240" w:lineRule="auto"/>
+              <w:ind w:left="0"/>
+              <w:contextualSpacing w:val="0"/>
+              <w:rPr>
+                <w:rFonts w:ascii="Times New Roman" w:eastAsia="Times New Roman" w:hAnsi="Times New Roman" w:cs="Times New Roman"/>
+                <w:sz w:val="24"/>
+                <w:szCs w:val="24"/>
+                <w:lang w:val="en-CA" w:eastAsia="en-CA"/>
+              </w:rPr>
+            </w:pPr>
+            <w:r>
+              <w:rPr>
+                <w:rFonts w:ascii="Times New Roman" w:eastAsia="Times New Roman" w:hAnsi="Times New Roman" w:cs="Times New Roman"/>
+                <w:sz w:val="24"/>
+                <w:szCs w:val="24"/>
+                <w:lang w:val="en-CA" w:eastAsia="en-CA"/>
+              </w:rPr>
+              <w:t>Planned</w:t>
+            </w:r>
+          </w:p>
+        </w:tc>
+        <w:tc>
+          <w:tcPr>
+            <w:tcW w:w="0" w:type="auto"/>
+            <w:vAlign w:val="center"/>
+            <w:hideMark/>
+          </w:tcPr>
+          <w:p>
+            <w:pPr>
+              <w:spacing w:line="240" w:lineRule="auto"/>
+              <w:ind w:left="0"/>
+              <w:contextualSpacing w:val="0"/>
+              <w:rPr>
+                <w:rFonts w:ascii="Times New Roman" w:eastAsia="Times New Roman" w:hAnsi="Times New Roman" w:cs="Times New Roman"/>
+                <w:sz w:val="24"/>
+                <w:szCs w:val="24"/>
+                <w:lang w:val="en-CA" w:eastAsia="en-CA"/>
+              </w:rPr>
+            </w:pPr>
+            <w:r>
+              <w:rPr>
+                <w:rFonts w:ascii="Times New Roman" w:eastAsia="Times New Roman" w:hAnsi="Times New Roman" w:cs="Times New Roman"/>
+                <w:sz w:val="24"/>
+                <w:szCs w:val="24"/>
+                <w:lang w:val="en-CA" w:eastAsia="en-CA"/>
+              </w:rPr>
+              <w:t>Draft</w:t>
+            </w:r>
+          </w:p>
+        </w:tc>
+      </w:tr>
+      <w:tr>
+        <w:trPr>
+          <w:tblCellSpacing w:w="15" w:type="dxa"/>
+        </w:trPr>
+        <w:tc>
+          <w:tcPr>
+            <w:tcW w:w="0" w:type="auto"/>
+            <w:vAlign w:val="center"/>
+            <w:hideMark/>
+          </w:tcPr>
+          <w:p>
+            <w:pPr>
+              <w:spacing w:line="240" w:lineRule="auto"/>
+              <w:ind w:left="0"/>
+              <w:contextualSpacing w:val="0"/>
+              <w:rPr>
+                <w:rFonts w:ascii="Times New Roman" w:eastAsia="Times New Roman" w:hAnsi="Times New Roman" w:cs="Times New Roman"/>
+                <w:sz w:val="24"/>
+                <w:szCs w:val="24"/>
+                <w:lang w:val="en-CA" w:eastAsia="en-CA"/>
+              </w:rPr>
+            </w:pPr>
+            <w:r>
+              <w:rPr>
+                <w:rFonts w:ascii="Times New Roman" w:eastAsia="Times New Roman" w:hAnsi="Times New Roman" w:cs="Times New Roman"/>
+                <w:sz w:val="24"/>
+                <w:szCs w:val="24"/>
+                <w:lang w:val="en-CA" w:eastAsia="en-CA"/>
+              </w:rPr>
+              <w:t>SOP-RD-005</w:t>
+            </w:r>
+          </w:p>
+        </w:tc>
+        <w:tc>
+          <w:tcPr>
+            <w:tcW w:w="0" w:type="auto"/>
+            <w:vAlign w:val="center"/>
+            <w:hideMark/>
+          </w:tcPr>
+          <w:p>
+            <w:pPr>
+              <w:spacing w:line="240" w:lineRule="auto"/>
+              <w:ind w:left="0"/>
+              <w:contextualSpacing w:val="0"/>
+              <w:rPr>
+                <w:rFonts w:ascii="Times New Roman" w:eastAsia="Times New Roman" w:hAnsi="Times New Roman" w:cs="Times New Roman"/>
+                <w:sz w:val="24"/>
+                <w:szCs w:val="24"/>
+                <w:lang w:val="en-CA" w:eastAsia="en-CA"/>
+              </w:rPr>
+            </w:pPr>
+            <w:r>
+              <w:rPr>
+                <w:rFonts w:ascii="Times New Roman" w:eastAsia="Times New Roman" w:hAnsi="Times New Roman" w:cs="Times New Roman"/>
+                <w:sz w:val="24"/>
+                <w:szCs w:val="24"/>
+                <w:lang w:val="en-CA" w:eastAsia="en-CA"/>
+              </w:rPr>
+              <w:t>Purchasing and Supplier Control</w:t>
+            </w:r>
+          </w:p>
+        </w:tc>
+        <w:tc>
+          <w:tcPr>
+            <w:tcW w:w="0" w:type="auto"/>
+            <w:vAlign w:val="center"/>
+            <w:hideMark/>
+          </w:tcPr>
+          <w:p>
+            <w:pPr>
+              <w:spacing w:line="240" w:lineRule="auto"/>
+              <w:ind w:left="0"/>
+              <w:contextualSpacing w:val="0"/>
+              <w:rPr>
+                <w:rFonts w:ascii="Times New Roman" w:eastAsia="Times New Roman" w:hAnsi="Times New Roman" w:cs="Times New Roman"/>
+                <w:sz w:val="24"/>
+                <w:szCs w:val="24"/>
+                <w:lang w:val="en-CA" w:eastAsia="en-CA"/>
+              </w:rPr>
+            </w:pPr>
+            <w:r>
+              <w:rPr>
+                <w:rFonts w:ascii="Times New Roman" w:eastAsia="Times New Roman" w:hAnsi="Times New Roman" w:cs="Times New Roman"/>
+                <w:sz w:val="24"/>
+                <w:szCs w:val="24"/>
+                <w:lang w:val="en-CA" w:eastAsia="en-CA"/>
+              </w:rPr>
+              <w:t>Operations</w:t>
+            </w:r>
+          </w:p>
+        </w:tc>
+        <w:tc>
+          <w:tcPr>
+            <w:tcW w:w="0" w:type="auto"/>
+            <w:vAlign w:val="center"/>
+            <w:hideMark/>
+          </w:tcPr>
+          <w:p>
+            <w:pPr>
+              <w:spacing w:line="240" w:lineRule="auto"/>
+              <w:ind w:left="0"/>
+              <w:contextualSpacing w:val="0"/>
+              <w:rPr>
+                <w:rFonts w:ascii="Times New Roman" w:eastAsia="Times New Roman" w:hAnsi="Times New Roman" w:cs="Times New Roman"/>
+                <w:sz w:val="24"/>
+                <w:szCs w:val="24"/>
+                <w:lang w:val="en-CA" w:eastAsia="en-CA"/>
+              </w:rPr>
+            </w:pPr>
+            <w:r>
+              <w:rPr>
+                <w:rFonts w:ascii="Times New Roman" w:eastAsia="Times New Roman" w:hAnsi="Times New Roman" w:cs="Times New Roman"/>
+                <w:sz w:val="24"/>
+                <w:szCs w:val="24"/>
+                <w:lang w:val="en-CA" w:eastAsia="en-CA"/>
+              </w:rPr>
+              <w:t>Management</w:t>
+            </w:r>
+          </w:p>
+        </w:tc>
+        <w:tc>
+          <w:tcPr>
+            <w:tcW w:w="0" w:type="auto"/>
+            <w:vAlign w:val="center"/>
+            <w:hideMark/>
+          </w:tcPr>
+          <w:p>
+            <w:pPr>
+              <w:spacing w:line="240" w:lineRule="auto"/>
+              <w:ind w:left="0"/>
+              <w:contextualSpacing w:val="0"/>
+              <w:rPr>
+                <w:rFonts w:ascii="Times New Roman" w:eastAsia="Times New Roman" w:hAnsi="Times New Roman" w:cs="Times New Roman"/>
+                <w:sz w:val="24"/>
+                <w:szCs w:val="24"/>
+                <w:lang w:val="en-CA" w:eastAsia="en-CA"/>
+              </w:rPr>
+            </w:pPr>
+            <w:r>
+              <w:rPr>
+                <w:rFonts w:ascii="Times New Roman" w:eastAsia="Times New Roman" w:hAnsi="Times New Roman" w:cs="Times New Roman"/>
+                <w:sz w:val="24"/>
+                <w:szCs w:val="24"/>
+                <w:lang w:val="en-CA" w:eastAsia="en-CA"/>
+              </w:rPr>
+              <w:t>Planned</w:t>
+            </w:r>
+          </w:p>
+        </w:tc>
+        <w:tc>
+          <w:tcPr>
+            <w:tcW w:w="0" w:type="auto"/>
+            <w:vAlign w:val="center"/>
+            <w:hideMark/>
+          </w:tcPr>
+          <w:p>
+            <w:pPr>
+              <w:spacing w:line="240" w:lineRule="auto"/>
+              <w:ind w:left="0"/>
+              <w:contextualSpacing w:val="0"/>
+              <w:rPr>
+                <w:rFonts w:ascii="Times New Roman" w:eastAsia="Times New Roman" w:hAnsi="Times New Roman" w:cs="Times New Roman"/>
+                <w:sz w:val="24"/>
+                <w:szCs w:val="24"/>
+                <w:lang w:val="en-CA" w:eastAsia="en-CA"/>
+              </w:rPr>
+            </w:pPr>
+            <w:r>
+              <w:rPr>
+                <w:rFonts w:ascii="Times New Roman" w:eastAsia="Times New Roman" w:hAnsi="Times New Roman" w:cs="Times New Roman"/>
+                <w:sz w:val="24"/>
+                <w:szCs w:val="24"/>
+                <w:lang w:val="en-CA" w:eastAsia="en-CA"/>
+              </w:rPr>
+              <w:t>Draft</w:t>
+            </w:r>
+          </w:p>
+        </w:tc>
+      </w:tr>
+      <w:tr>
+        <w:trPr>
+          <w:tblCellSpacing w:w="15" w:type="dxa"/>
+        </w:trPr>
+        <w:tc>
+          <w:tcPr>
+            <w:tcW w:w="0" w:type="auto"/>
+            <w:vAlign w:val="center"/>
+            <w:hideMark/>
+          </w:tcPr>
+          <w:p>
+            <w:pPr>
+              <w:spacing w:line="240" w:lineRule="auto"/>
+              <w:ind w:left="0"/>
+              <w:contextualSpacing w:val="0"/>
+              <w:rPr>
+                <w:rFonts w:ascii="Times New Roman" w:eastAsia="Times New Roman" w:hAnsi="Times New Roman" w:cs="Times New Roman"/>
+                <w:sz w:val="24"/>
+                <w:szCs w:val="24"/>
+                <w:lang w:val="en-CA" w:eastAsia="en-CA"/>
+              </w:rPr>
+            </w:pPr>
+            <w:r>
+              <w:rPr>
+                <w:rFonts w:ascii="Times New Roman" w:eastAsia="Times New Roman" w:hAnsi="Times New Roman" w:cs="Times New Roman"/>
+                <w:sz w:val="24"/>
+                <w:szCs w:val="24"/>
+                <w:lang w:val="en-CA" w:eastAsia="en-CA"/>
+              </w:rPr>
+              <w:t>SOP-RD-006</w:t>
+            </w:r>
+          </w:p>
+        </w:tc>
+        <w:tc>
+          <w:tcPr>
+            <w:tcW w:w="0" w:type="auto"/>
+            <w:vAlign w:val="center"/>
+            <w:hideMark/>
+          </w:tcPr>
+          <w:p>
+            <w:pPr>
+              <w:spacing w:line="240" w:lineRule="auto"/>
+              <w:ind w:left="0"/>
+              <w:contextualSpacing w:val="0"/>
+              <w:rPr>
+                <w:rFonts w:ascii="Times New Roman" w:eastAsia="Times New Roman" w:hAnsi="Times New Roman" w:cs="Times New Roman"/>
+                <w:sz w:val="24"/>
+                <w:szCs w:val="24"/>
+                <w:lang w:val="en-CA" w:eastAsia="en-CA"/>
+              </w:rPr>
+            </w:pPr>
+            <w:r>
+              <w:rPr>
+                <w:rFonts w:ascii="Times New Roman" w:eastAsia="Times New Roman" w:hAnsi="Times New Roman" w:cs="Times New Roman"/>
+                <w:sz w:val="24"/>
+                <w:szCs w:val="24"/>
+                <w:lang w:val="en-CA" w:eastAsia="en-CA"/>
+              </w:rPr>
+              <w:t>Quality Control Activities</w:t>
+            </w:r>
+          </w:p>
+        </w:tc>
+        <w:tc>
+          <w:tcPr>
+            <w:tcW w:w="0" w:type="auto"/>
+            <w:vAlign w:val="center"/>
+            <w:hideMark/>
+          </w:tcPr>
+          <w:p>
+            <w:pPr>
+              <w:spacing w:line="240" w:lineRule="auto"/>
+              <w:ind w:left="0"/>
+              <w:contextualSpacing w:val="0"/>
+              <w:rPr>
+                <w:rFonts w:ascii="Times New Roman" w:eastAsia="Times New Roman" w:hAnsi="Times New Roman" w:cs="Times New Roman"/>
+                <w:sz w:val="24"/>
+                <w:szCs w:val="24"/>
+                <w:lang w:val="en-CA" w:eastAsia="en-CA"/>
+              </w:rPr>
+            </w:pPr>
+            <w:r>
+              <w:rPr>
+                <w:rFonts w:ascii="Times New Roman" w:eastAsia="Times New Roman" w:hAnsi="Times New Roman" w:cs="Times New Roman"/>
+                <w:sz w:val="24"/>
+                <w:szCs w:val="24"/>
+                <w:lang w:val="en-CA" w:eastAsia="en-CA"/>
+              </w:rPr>
+              <w:t>R&amp;D</w:t>
+            </w:r>
+          </w:p>
+        </w:tc>
+        <w:tc>
+          <w:tcPr>
+            <w:tcW w:w="0" w:type="auto"/>
+            <w:vAlign w:val="center"/>
+            <w:hideMark/>
+          </w:tcPr>
+          <w:p>
+            <w:pPr>
+              <w:spacing w:line="240" w:lineRule="auto"/>
+              <w:ind w:left="0"/>
+              <w:contextualSpacing w:val="0"/>
+              <w:rPr>
+                <w:rFonts w:ascii="Times New Roman" w:eastAsia="Times New Roman" w:hAnsi="Times New Roman" w:cs="Times New Roman"/>
+                <w:sz w:val="24"/>
+                <w:szCs w:val="24"/>
+                <w:lang w:val="en-CA" w:eastAsia="en-CA"/>
+              </w:rPr>
+            </w:pPr>
+            <w:r>
+              <w:rPr>
+                <w:rFonts w:ascii="Times New Roman" w:eastAsia="Times New Roman" w:hAnsi="Times New Roman" w:cs="Times New Roman"/>
+                <w:sz w:val="24"/>
+                <w:szCs w:val="24"/>
+                <w:lang w:val="en-CA" w:eastAsia="en-CA"/>
+              </w:rPr>
+              <w:t>R&amp;D</w:t>
+            </w:r>
+          </w:p>
+        </w:tc>
+        <w:tc>
+          <w:tcPr>
+            <w:tcW w:w="0" w:type="auto"/>
+            <w:vAlign w:val="center"/>
+            <w:hideMark/>
+          </w:tcPr>
+          <w:p>
+            <w:pPr>
+              <w:spacing w:line="240" w:lineRule="auto"/>
+              <w:ind w:left="0"/>
+              <w:contextualSpacing w:val="0"/>
+              <w:rPr>
+                <w:rFonts w:ascii="Times New Roman" w:eastAsia="Times New Roman" w:hAnsi="Times New Roman" w:cs="Times New Roman"/>
+                <w:sz w:val="24"/>
+                <w:szCs w:val="24"/>
+                <w:lang w:val="en-CA" w:eastAsia="en-CA"/>
+              </w:rPr>
+            </w:pPr>
+            <w:r>
+              <w:rPr>
+                <w:rFonts w:ascii="Times New Roman" w:eastAsia="Times New Roman" w:hAnsi="Times New Roman" w:cs="Times New Roman"/>
+                <w:sz w:val="24"/>
+                <w:szCs w:val="24"/>
+                <w:lang w:val="en-CA" w:eastAsia="en-CA"/>
+              </w:rPr>
+              <w:t>Planned</w:t>
+            </w:r>
+          </w:p>
+        </w:tc>
+        <w:tc>
+          <w:tcPr>
+            <w:tcW w:w="0" w:type="auto"/>
+            <w:vAlign w:val="center"/>
+            <w:hideMark/>
+          </w:tcPr>
+          <w:p>
+            <w:pPr>
+              <w:spacing w:line="240" w:lineRule="auto"/>
+              <w:ind w:left="0"/>
+              <w:contextualSpacing w:val="0"/>
+              <w:rPr>
+                <w:rFonts w:ascii="Times New Roman" w:eastAsia="Times New Roman" w:hAnsi="Times New Roman" w:cs="Times New Roman"/>
+                <w:sz w:val="24"/>
+                <w:szCs w:val="24"/>
+                <w:lang w:val="en-CA" w:eastAsia="en-CA"/>
+              </w:rPr>
+            </w:pPr>
+            <w:r>
+              <w:rPr>
+                <w:rFonts w:ascii="Times New Roman" w:eastAsia="Times New Roman" w:hAnsi="Times New Roman" w:cs="Times New Roman"/>
+                <w:sz w:val="24"/>
+                <w:szCs w:val="24"/>
+                <w:lang w:val="en-CA" w:eastAsia="en-CA"/>
+              </w:rPr>
+              <w:t>Draft</w:t>
+            </w:r>
+          </w:p>
+        </w:tc>
+      </w:tr>
+      <w:tr>
+        <w:trPr>
+          <w:tblCellSpacing w:w="15" w:type="dxa"/>
+        </w:trPr>
+        <w:tc>
+          <w:tcPr>
+            <w:tcW w:w="0" w:type="auto"/>
+            <w:vAlign w:val="center"/>
+            <w:hideMark/>
+          </w:tcPr>
+          <w:p>
+            <w:pPr>
+              <w:spacing w:line="240" w:lineRule="auto"/>
+              <w:ind w:left="0"/>
+              <w:contextualSpacing w:val="0"/>
+              <w:rPr>
+                <w:rFonts w:ascii="Times New Roman" w:eastAsia="Times New Roman" w:hAnsi="Times New Roman" w:cs="Times New Roman"/>
+                <w:sz w:val="24"/>
+                <w:szCs w:val="24"/>
+                <w:lang w:val="en-CA" w:eastAsia="en-CA"/>
+              </w:rPr>
+            </w:pPr>
+            <w:r>
+              <w:rPr>
+                <w:rFonts w:ascii="Times New Roman" w:eastAsia="Times New Roman" w:hAnsi="Times New Roman" w:cs="Times New Roman"/>
+                <w:sz w:val="24"/>
+                <w:szCs w:val="24"/>
+                <w:lang w:val="en-CA" w:eastAsia="en-CA"/>
+              </w:rPr>
+              <w:t>SOP-MFG-001</w:t>
+            </w:r>
+          </w:p>
+        </w:tc>
+        <w:tc>
+          <w:tcPr>
+            <w:tcW w:w="0" w:type="auto"/>
+            <w:vAlign w:val="center"/>
+            <w:hideMark/>
+          </w:tcPr>
+          <w:p>
+            <w:pPr>
+              <w:spacing w:line="240" w:lineRule="auto"/>
+              <w:ind w:left="0"/>
+              <w:contextualSpacing w:val="0"/>
+              <w:rPr>
+                <w:rFonts w:ascii="Times New Roman" w:eastAsia="Times New Roman" w:hAnsi="Times New Roman" w:cs="Times New Roman"/>
+                <w:sz w:val="24"/>
+                <w:szCs w:val="24"/>
+                <w:lang w:val="en-CA" w:eastAsia="en-CA"/>
+              </w:rPr>
+            </w:pPr>
+            <w:r>
+              <w:rPr>
+                <w:rFonts w:ascii="Times New Roman" w:eastAsia="Times New Roman" w:hAnsi="Times New Roman" w:cs="Times New Roman"/>
+                <w:sz w:val="24"/>
+                <w:szCs w:val="24"/>
+                <w:lang w:val="en-CA" w:eastAsia="en-CA"/>
+              </w:rPr>
+              <w:t>Extracellular Vesicle Isolation</w:t>
+            </w:r>
+          </w:p>
+        </w:tc>
+        <w:tc>
+          <w:tcPr>
+            <w:tcW w:w="0" w:type="auto"/>
+            <w:vAlign w:val="center"/>
+            <w:hideMark/>
+          </w:tcPr>
+          <w:p>
+            <w:pPr>
+              <w:spacing w:line="240" w:lineRule="auto"/>
+              <w:ind w:left="0"/>
+              <w:contextualSpacing w:val="0"/>
+              <w:rPr>
+                <w:rFonts w:ascii="Times New Roman" w:eastAsia="Times New Roman" w:hAnsi="Times New Roman" w:cs="Times New Roman"/>
+                <w:sz w:val="24"/>
+                <w:szCs w:val="24"/>
+                <w:lang w:val="en-CA" w:eastAsia="en-CA"/>
+              </w:rPr>
+            </w:pPr>
+            <w:r>
+              <w:rPr>
+                <w:rFonts w:ascii="Times New Roman" w:eastAsia="Times New Roman" w:hAnsi="Times New Roman" w:cs="Times New Roman"/>
+                <w:sz w:val="24"/>
+                <w:szCs w:val="24"/>
+                <w:lang w:val="en-CA" w:eastAsia="en-CA"/>
+              </w:rPr>
+              <w:t>Manufacturing</w:t>
+            </w:r>
+          </w:p>
+        </w:tc>
+        <w:tc>
+          <w:tcPr>
+            <w:tcW w:w="0" w:type="auto"/>
+            <w:vAlign w:val="center"/>
+            <w:hideMark/>
+          </w:tcPr>
+          <w:p>
+            <w:pPr>
+              <w:spacing w:line="240" w:lineRule="auto"/>
+              <w:ind w:left="0"/>
+              <w:contextualSpacing w:val="0"/>
+              <w:rPr>
+                <w:rFonts w:ascii="Times New Roman" w:eastAsia="Times New Roman" w:hAnsi="Times New Roman" w:cs="Times New Roman"/>
+                <w:sz w:val="24"/>
+                <w:szCs w:val="24"/>
+                <w:lang w:val="en-CA" w:eastAsia="en-CA"/>
+              </w:rPr>
+            </w:pPr>
+            <w:r>
+              <w:rPr>
+                <w:rFonts w:ascii="Times New Roman" w:eastAsia="Times New Roman" w:hAnsi="Times New Roman" w:cs="Times New Roman"/>
+                <w:sz w:val="24"/>
+                <w:szCs w:val="24"/>
+                <w:lang w:val="en-CA" w:eastAsia="en-CA"/>
+              </w:rPr>
+              <w:t>Future</w:t>
+            </w:r>
+          </w:p>
+        </w:tc>
+        <w:tc>
+          <w:tcPr>
+            <w:tcW w:w="0" w:type="auto"/>
+            <w:vAlign w:val="center"/>
+            <w:hideMark/>
+          </w:tcPr>
+          <w:p>
+            <w:pPr>
+              <w:spacing w:line="240" w:lineRule="auto"/>
+              <w:ind w:left="0"/>
+              <w:contextualSpacing w:val="0"/>
+              <w:rPr>
+                <w:rFonts w:ascii="Times New Roman" w:eastAsia="Times New Roman" w:hAnsi="Times New Roman" w:cs="Times New Roman"/>
+                <w:sz w:val="24"/>
+                <w:szCs w:val="24"/>
+                <w:lang w:val="en-CA" w:eastAsia="en-CA"/>
+              </w:rPr>
+            </w:pPr>
+            <w:r>
+              <w:rPr>
+                <w:rFonts w:ascii="Times New Roman" w:eastAsia="Times New Roman" w:hAnsi="Times New Roman" w:cs="Times New Roman"/>
+                <w:sz w:val="24"/>
+                <w:szCs w:val="24"/>
+                <w:lang w:val="en-CA" w:eastAsia="en-CA"/>
+              </w:rPr>
+              <w:t>Planned</w:t>
+            </w:r>
+          </w:p>
+        </w:tc>
+        <w:tc>
+          <w:tcPr>
+            <w:tcW w:w="0" w:type="auto"/>
+            <w:vAlign w:val="center"/>
+            <w:hideMark/>
+          </w:tcPr>
+          <w:p>
+            <w:pPr>
+              <w:spacing w:line="240" w:lineRule="auto"/>
+              <w:ind w:left="0"/>
+              <w:contextualSpacing w:val="0"/>
+              <w:rPr>
+                <w:rFonts w:ascii="Times New Roman" w:eastAsia="Times New Roman" w:hAnsi="Times New Roman" w:cs="Times New Roman"/>
+                <w:sz w:val="24"/>
+                <w:szCs w:val="24"/>
+                <w:lang w:val="en-CA" w:eastAsia="en-CA"/>
+              </w:rPr>
+            </w:pPr>
+            <w:r>
+              <w:rPr>
+                <w:rFonts w:ascii="Times New Roman" w:eastAsia="Times New Roman" w:hAnsi="Times New Roman" w:cs="Times New Roman"/>
+                <w:sz w:val="24"/>
+                <w:szCs w:val="24"/>
+                <w:lang w:val="en-CA" w:eastAsia="en-CA"/>
+              </w:rPr>
+              <w:t>Draft</w:t>
+            </w:r>
+          </w:p>
+        </w:tc>
+      </w:tr>
+      <w:tr>
+        <w:trPr>
+          <w:tblCellSpacing w:w="15" w:type="dxa"/>
+        </w:trPr>
+        <w:tc>
+          <w:tcPr>
+            <w:tcW w:w="0" w:type="auto"/>
+            <w:vAlign w:val="center"/>
+            <w:hideMark/>
+          </w:tcPr>
+          <w:p>
+            <w:pPr>
+              <w:spacing w:line="240" w:lineRule="auto"/>
+              <w:ind w:left="0"/>
+              <w:contextualSpacing w:val="0"/>
+              <w:rPr>
+                <w:rFonts w:ascii="Times New Roman" w:eastAsia="Times New Roman" w:hAnsi="Times New Roman" w:cs="Times New Roman"/>
+                <w:sz w:val="24"/>
+                <w:szCs w:val="24"/>
+                <w:lang w:val="en-CA" w:eastAsia="en-CA"/>
+              </w:rPr>
+            </w:pPr>
+            <w:r>
+              <w:rPr>
+                <w:rFonts w:ascii="Times New Roman" w:eastAsia="Times New Roman" w:hAnsi="Times New Roman" w:cs="Times New Roman"/>
+                <w:sz w:val="24"/>
+                <w:szCs w:val="24"/>
+                <w:lang w:val="en-CA" w:eastAsia="en-CA"/>
+              </w:rPr>
+              <w:t>SOP-MFG-002</w:t>
+            </w:r>
+          </w:p>
+        </w:tc>
+        <w:tc>
+          <w:tcPr>
+            <w:tcW w:w="0" w:type="auto"/>
+            <w:vAlign w:val="center"/>
+            <w:hideMark/>
+          </w:tcPr>
+          <w:p>
+            <w:pPr>
+              <w:spacing w:line="240" w:lineRule="auto"/>
+              <w:ind w:left="0"/>
+              <w:contextualSpacing w:val="0"/>
+              <w:rPr>
+                <w:rFonts w:ascii="Times New Roman" w:eastAsia="Times New Roman" w:hAnsi="Times New Roman" w:cs="Times New Roman"/>
+                <w:sz w:val="24"/>
+                <w:szCs w:val="24"/>
+                <w:lang w:val="en-CA" w:eastAsia="en-CA"/>
+              </w:rPr>
+            </w:pPr>
+            <w:r>
+              <w:rPr>
+                <w:rFonts w:ascii="Times New Roman" w:eastAsia="Times New Roman" w:hAnsi="Times New Roman" w:cs="Times New Roman"/>
+                <w:sz w:val="24"/>
+                <w:szCs w:val="24"/>
+                <w:lang w:val="en-CA" w:eastAsia="en-CA"/>
+              </w:rPr>
+              <w:t>Product Formulation and Freezing</w:t>
+            </w:r>
+          </w:p>
+        </w:tc>
+        <w:tc>
+          <w:tcPr>
+            <w:tcW w:w="0" w:type="auto"/>
+            <w:vAlign w:val="center"/>
+            <w:hideMark/>
+          </w:tcPr>
+          <w:p>
+            <w:pPr>
+              <w:spacing w:line="240" w:lineRule="auto"/>
+              <w:ind w:left="0"/>
+              <w:contextualSpacing w:val="0"/>
+              <w:rPr>
+                <w:rFonts w:ascii="Times New Roman" w:eastAsia="Times New Roman" w:hAnsi="Times New Roman" w:cs="Times New Roman"/>
+                <w:sz w:val="24"/>
+                <w:szCs w:val="24"/>
+                <w:lang w:val="en-CA" w:eastAsia="en-CA"/>
+              </w:rPr>
+            </w:pPr>
+            <w:r>
+              <w:rPr>
+                <w:rFonts w:ascii="Times New Roman" w:eastAsia="Times New Roman" w:hAnsi="Times New Roman" w:cs="Times New Roman"/>
+                <w:sz w:val="24"/>
+                <w:szCs w:val="24"/>
+                <w:lang w:val="en-CA" w:eastAsia="en-CA"/>
+              </w:rPr>
+              <w:t>Manufacturing</w:t>
+            </w:r>
+          </w:p>
+        </w:tc>
+        <w:tc>
+          <w:tcPr>
+            <w:tcW w:w="0" w:type="auto"/>
+            <w:vAlign w:val="center"/>
+            <w:hideMark/>
+          </w:tcPr>
+          <w:p>
+            <w:pPr>
+              <w:spacing w:line="240" w:lineRule="auto"/>
+              <w:ind w:left="0"/>
+              <w:contextualSpacing w:val="0"/>
+              <w:rPr>
+                <w:rFonts w:ascii="Times New Roman" w:eastAsia="Times New Roman" w:hAnsi="Times New Roman" w:cs="Times New Roman"/>
+                <w:sz w:val="24"/>
+                <w:szCs w:val="24"/>
+                <w:lang w:val="en-CA" w:eastAsia="en-CA"/>
+              </w:rPr>
+            </w:pPr>
+            <w:r>
+              <w:rPr>
+                <w:rFonts w:ascii="Times New Roman" w:eastAsia="Times New Roman" w:hAnsi="Times New Roman" w:cs="Times New Roman"/>
+                <w:sz w:val="24"/>
+                <w:szCs w:val="24"/>
+                <w:lang w:val="en-CA" w:eastAsia="en-CA"/>
+              </w:rPr>
+              <w:t>Future</w:t>
+            </w:r>
+          </w:p>
+        </w:tc>
+        <w:tc>
+          <w:tcPr>
+            <w:tcW w:w="0" w:type="auto"/>
+            <w:vAlign w:val="center"/>
+            <w:hideMark/>
+          </w:tcPr>
+          <w:p>
+            <w:pPr>
+              <w:spacing w:line="240" w:lineRule="auto"/>
+              <w:ind w:left="0"/>
+              <w:contextualSpacing w:val="0"/>
+              <w:rPr>
+                <w:rFonts w:ascii="Times New Roman" w:eastAsia="Times New Roman" w:hAnsi="Times New Roman" w:cs="Times New Roman"/>
+                <w:sz w:val="24"/>
+                <w:szCs w:val="24"/>
+                <w:lang w:val="en-CA" w:eastAsia="en-CA"/>
+              </w:rPr>
+            </w:pPr>
+            <w:r>
+              <w:rPr>
+                <w:rFonts w:ascii="Times New Roman" w:eastAsia="Times New Roman" w:hAnsi="Times New Roman" w:cs="Times New Roman"/>
+                <w:sz w:val="24"/>
+                <w:szCs w:val="24"/>
+                <w:lang w:val="en-CA" w:eastAsia="en-CA"/>
+              </w:rPr>
+              <w:t>Planned</w:t>
+            </w:r>
+          </w:p>
+        </w:tc>
+        <w:tc>
+          <w:tcPr>
+            <w:tcW w:w="0" w:type="auto"/>
+            <w:vAlign w:val="center"/>
+            <w:hideMark/>
+          </w:tcPr>
+          <w:p>
+            <w:pPr>
+              <w:spacing w:line="240" w:lineRule="auto"/>
+              <w:ind w:left="0"/>
+              <w:contextualSpacing w:val="0"/>
+              <w:rPr>
+                <w:rFonts w:ascii="Times New Roman" w:eastAsia="Times New Roman" w:hAnsi="Times New Roman" w:cs="Times New Roman"/>
+                <w:sz w:val="24"/>
+                <w:szCs w:val="24"/>
+                <w:lang w:val="en-CA" w:eastAsia="en-CA"/>
+              </w:rPr>
+            </w:pPr>
+            <w:r>
+              <w:rPr>
+                <w:rFonts w:ascii="Times New Roman" w:eastAsia="Times New Roman" w:hAnsi="Times New Roman" w:cs="Times New Roman"/>
+                <w:sz w:val="24"/>
+                <w:szCs w:val="24"/>
+                <w:lang w:val="en-CA" w:eastAsia="en-CA"/>
+              </w:rPr>
+              <w:t>Draft</w:t>
+            </w:r>
+          </w:p>
+        </w:tc>
+      </w:tr>
+    </w:tbl>
+    <w:p/>
     <w:sectPr>
       <w:pgSz w:w="12240" w:h="15840"/>
       <w:pgMar w:top="1440" w:right="1800" w:bottom="1440" w:left="1800" w:header="720" w:footer="720" w:gutter="0"/>
@@ -9002,6 +13584,155 @@
     </w:lvl>
   </w:abstractNum>
   <w:abstractNum w:abstractNumId="10" w15:restartNumberingAfterBreak="0">
+    <w:nsid w:val="2E3D2659"/>
+    <w:multiLevelType w:val="multilevel"/>
+    <w:tmpl w:val="DCC29A7A"/>
+    <w:lvl w:ilvl="0">
+      <w:start w:val="1"/>
+      <w:numFmt w:val="bullet"/>
+      <w:lvlText w:val=""/>
+      <w:lvlJc w:val="left"/>
+      <w:pPr>
+        <w:tabs>
+          <w:tab w:val="num" w:pos="720"/>
+        </w:tabs>
+        <w:ind w:left="720" w:hanging="360"/>
+      </w:pPr>
+      <w:rPr>
+        <w:rFonts w:ascii="Symbol" w:hAnsi="Symbol" w:hint="default"/>
+        <w:sz w:val="20"/>
+      </w:rPr>
+    </w:lvl>
+    <w:lvl w:ilvl="1" w:tentative="1">
+      <w:start w:val="1"/>
+      <w:numFmt w:val="bullet"/>
+      <w:lvlText w:val="o"/>
+      <w:lvlJc w:val="left"/>
+      <w:pPr>
+        <w:tabs>
+          <w:tab w:val="num" w:pos="1440"/>
+        </w:tabs>
+        <w:ind w:left="1440" w:hanging="360"/>
+      </w:pPr>
+      <w:rPr>
+        <w:rFonts w:ascii="Courier New" w:hAnsi="Courier New" w:hint="default"/>
+        <w:sz w:val="20"/>
+      </w:rPr>
+    </w:lvl>
+    <w:lvl w:ilvl="2" w:tentative="1">
+      <w:start w:val="1"/>
+      <w:numFmt w:val="bullet"/>
+      <w:lvlText w:val=""/>
+      <w:lvlJc w:val="left"/>
+      <w:pPr>
+        <w:tabs>
+          <w:tab w:val="num" w:pos="2160"/>
+        </w:tabs>
+        <w:ind w:left="2160" w:hanging="360"/>
+      </w:pPr>
+      <w:rPr>
+        <w:rFonts w:ascii="Wingdings" w:hAnsi="Wingdings" w:hint="default"/>
+        <w:sz w:val="20"/>
+      </w:rPr>
+    </w:lvl>
+    <w:lvl w:ilvl="3" w:tentative="1">
+      <w:start w:val="1"/>
+      <w:numFmt w:val="bullet"/>
+      <w:lvlText w:val=""/>
+      <w:lvlJc w:val="left"/>
+      <w:pPr>
+        <w:tabs>
+          <w:tab w:val="num" w:pos="2880"/>
+        </w:tabs>
+        <w:ind w:left="2880" w:hanging="360"/>
+      </w:pPr>
+      <w:rPr>
+        <w:rFonts w:ascii="Wingdings" w:hAnsi="Wingdings" w:hint="default"/>
+        <w:sz w:val="20"/>
+      </w:rPr>
+    </w:lvl>
+    <w:lvl w:ilvl="4" w:tentative="1">
+      <w:start w:val="1"/>
+      <w:numFmt w:val="bullet"/>
+      <w:lvlText w:val=""/>
+      <w:lvlJc w:val="left"/>
+      <w:pPr>
+        <w:tabs>
+          <w:tab w:val="num" w:pos="3600"/>
+        </w:tabs>
+        <w:ind w:left="3600" w:hanging="360"/>
+      </w:pPr>
+      <w:rPr>
+        <w:rFonts w:ascii="Wingdings" w:hAnsi="Wingdings" w:hint="default"/>
+        <w:sz w:val="20"/>
+      </w:rPr>
+    </w:lvl>
+    <w:lvl w:ilvl="5" w:tentative="1">
+      <w:start w:val="1"/>
+      <w:numFmt w:val="bullet"/>
+      <w:lvlText w:val=""/>
+      <w:lvlJc w:val="left"/>
+      <w:pPr>
+        <w:tabs>
+          <w:tab w:val="num" w:pos="4320"/>
+        </w:tabs>
+        <w:ind w:left="4320" w:hanging="360"/>
+      </w:pPr>
+      <w:rPr>
+        <w:rFonts w:ascii="Wingdings" w:hAnsi="Wingdings" w:hint="default"/>
+        <w:sz w:val="20"/>
+      </w:rPr>
+    </w:lvl>
+    <w:lvl w:ilvl="6" w:tentative="1">
+      <w:start w:val="1"/>
+      <w:numFmt w:val="bullet"/>
+      <w:lvlText w:val=""/>
+      <w:lvlJc w:val="left"/>
+      <w:pPr>
+        <w:tabs>
+          <w:tab w:val="num" w:pos="5040"/>
+        </w:tabs>
+        <w:ind w:left="5040" w:hanging="360"/>
+      </w:pPr>
+      <w:rPr>
+        <w:rFonts w:ascii="Wingdings" w:hAnsi="Wingdings" w:hint="default"/>
+        <w:sz w:val="20"/>
+      </w:rPr>
+    </w:lvl>
+    <w:lvl w:ilvl="7" w:tentative="1">
+      <w:start w:val="1"/>
+      <w:numFmt w:val="bullet"/>
+      <w:lvlText w:val=""/>
+      <w:lvlJc w:val="left"/>
+      <w:pPr>
+        <w:tabs>
+          <w:tab w:val="num" w:pos="5760"/>
+        </w:tabs>
+        <w:ind w:left="5760" w:hanging="360"/>
+      </w:pPr>
+      <w:rPr>
+        <w:rFonts w:ascii="Wingdings" w:hAnsi="Wingdings" w:hint="default"/>
+        <w:sz w:val="20"/>
+      </w:rPr>
+    </w:lvl>
+    <w:lvl w:ilvl="8" w:tentative="1">
+      <w:start w:val="1"/>
+      <w:numFmt w:val="bullet"/>
+      <w:lvlText w:val=""/>
+      <w:lvlJc w:val="left"/>
+      <w:pPr>
+        <w:tabs>
+          <w:tab w:val="num" w:pos="6480"/>
+        </w:tabs>
+        <w:ind w:left="6480" w:hanging="360"/>
+      </w:pPr>
+      <w:rPr>
+        <w:rFonts w:ascii="Wingdings" w:hAnsi="Wingdings" w:hint="default"/>
+        <w:sz w:val="20"/>
+      </w:rPr>
+    </w:lvl>
+  </w:abstractNum>
+  <w:abstractNum w:abstractNumId="11" w15:restartNumberingAfterBreak="0">
     <w:nsid w:val="71714AAC"/>
     <w:multiLevelType w:val="multilevel"/>
     <w:tmpl w:val="10090025"/>
@@ -9184,6 +13915,9 @@
     <w:abstractNumId w:val="9"/>
   </w:num>
   <w:num w:numId="30" w16cid:durableId="917515372">
+    <w:abstractNumId w:val="11"/>
+  </w:num>
+  <w:num w:numId="31" w16cid:durableId="1664356995">
     <w:abstractNumId w:val="10"/>
   </w:num>
 </w:numbering>
